--- a/por/docx/009.content.docx
+++ b/por/docx/009.content.docx
@@ -33367,7 +33367,7 @@
         <w:rPr>
           <w:lang w:val="pt_PT" w:bidi="pt_PT"/>
         </w:rPr>
-        <w:t xml:space="preserve">Governantes políticos durante a vida de Cristo. Cristo nasceu quando Herodes, o Grande, estava governando. O filho de Herodes, Herodes Antipas, era o governante da Galileia e Pereia, os territórios nos quais Jesus e João Batista realizavam a maioria de seus ministérios. Foi este governante que decapitou João Batista e julgou Cristo pouco antes de sua morte. Herodes Agripa I é o perseguidor da igreja em </w:t>
+        <w:t xml:space="preserve">A família herodiana detinha poder político durante o período dos eventos descritos no Novo Testamento. Cristo nasceu quando Herodes, o Grande, estava governando. O filho de Herodes, Herodes Antipas, era o governante da Galileia e Pereia, os territórios nos quais Jesus e João Batista realizavam a maioria de seus ministérios. Foi este governante que decapitou João Batista e julgou Cristo pouco antes de sua morte. Herodes Agripa I é o perseguidor da igreja em </w:t>
       </w:r>
       <w:hyperlink r:id="rId806">
         <w:r>

--- a/por/docx/009.content.docx
+++ b/por/docx/009.content.docx
@@ -150,26 +150,6 @@
           <w:lang w:val="pt_PT" w:bidi="pt_PT"/>
         </w:rPr>
         <w:t>H</w:t>
-      </w:r>
-      <w:r>
-        <w:rPr>
-          <w:lang w:val="pt_PT" w:bidi="pt_PT"/>
-        </w:rPr>
-      </w:r>
-    </w:p>
-    <w:p>
-      <w:pPr/>
-      <w:r>
-        <w:rPr>
-          <w:lang w:val="pt_PT" w:bidi="pt_PT"/>
-        </w:rPr>
-      </w:r>
-      <w:r>
-        <w:rPr>
-          <w:i/>
-          <w:lang w:val="pt_PT" w:bidi="pt_PT"/>
-        </w:rPr>
-        <w:t>Hã (Lugar), Haastari, Habacuque (pessoa), Habaías, Habazinias, Habor, Hacalias, Hacatã, Hacmoni, Hacmonita, Hacoz, Hacufa, Hadade, Hadade-Rimom, Hadadezer, Hadar-Ezer, Hadasa, Hadassa, Hades, Hadide, Hadlai, Hadraque, Hafaraim, Hagaba, Hagabe, Hagadá, Hagarita, Hagarita, Hagi, Hagias, Hagite, Hagri, Haguita, Hairote, Hala, Halacá, Halaque, Monte, Hali, Halicarnasso, Hallel, Haloés, Halul, Hamã, Hamaleque, Hamate, Hamate (Lugar), Hamate (Pessoa), Hamate-Zobá, Hamate*, Entrada de, Hamateu, Hamedata, Hamolequete, Hamom, Hamom-Gogue, Hamoná, Hamor, Hamote-Dor, Hamuel, Hamul, Hamulita, Hamurabi, Código de leis de, Hamutal, Hanã, Hananel, Hananel, Torre de, Hanani, Hananias, Hanatom, Hanes, Haniel, Hanrão, Hanucá, Hanum, Hapises, Hapizez, Haquila, Haquilá, Har-Heres, Hara, Harã (Lugar), Harã (Pessoa), Harada, Haraías, Harar, Hararita, Harás, Harbona, Harefe, Harife, Harim, Harmom, Harnefer, Harode, Harodita, Haroé, Harorita, Harosete-Hagojim, Harpa, Harsa, Harufita, Harum, Harumafe, Harur, Harur, Haruz, Hasabias, Hasabna, Hasabneias, Hasadias, Hasbadana, Hasém, Hasideus, Hasidim, Hasmona, Hasmoneu, Hasrá, Hassenaá, Hassenua, Hassube, Hasuba, Hasufa, Hasum, Hatá, Hataque, Hatate, Hatifa, Hatil, Hatita, Hatus, Haurã, Havilá (Lugar), Havilá (Pessoa), Havote-Jair, Havote-Jair, Hazael, Hazaías, Hazar-Adar, Hazar-Enã, Hazar-Enom, Hazar-Gada, Hazar-Mavé, Hazar-Sual, Hazar-Susa, Hazar-Susim, Hazazão-Tamar, Hazazão-Tamar, Hazelelponi, Hazer-Haticom, Hazerim, Hazerote, Haziel, Hazo, Hazor, Hazor-Hadata, Héber, Heberitas, Hebreus, Carta aos, Hebrom (lugar), Hebrom (Pessoa), Hebronita, Héfer (Lugar), Héfer (Pessoa), Heferita, Hefziba, Hegai, Hegemonides, Helá, Helã, Helba, Helbom, Helcai, Helcate, Helcate-Hazurim, Heldai, Helebe, Helede, Helefe, Helém, Helenismo, Helenistas, Heleque, Heleque, Helequita, Heles, Heliodoro, Heliópolis, Helom, Hem (Pessoa), Hemorragia, Hemorroida, Hena (Lugar), Hena (Planta), Henadade, Hendã, Herança, Hércules, Herdeiro, Heres (Lugar), Heres (Pessoa), Heresia, Herete, Hermas, Hermes, Hermógenes, Hermon, Monte, Herodes, Família Herodiana*, Herodianos*, Herodião, Herodias, Hesbom, Hesede, Hesmom, Hesrai, Hezro, Hete, Hetlom, Heveus, Hexateuco, Heziom, Hezir, Hezrom (Lugar), Hezrom (pessoa), Hicsos, Hidai, Hidequel, Hidropisia, Hiel, Hiena, Hierápolis, Hieróglifos, Hierônimo, Higaiom, Hilel, Hilém, Hilquias, Him, Himeneu, Hino, Hinário, Hinom, Vale de, Hipocrisia, Hipopótamo, Hippos, Hira, Hirão, Hircano, Hissopo, Hititas, Hizque, Hizqui, Hoão, Hoba, Hobabe, Hobaías, Hodavias, Hode, Hodes, Hodeva, Hodias, Hofni, Hofra, Hogla, Holofernes, Holom, Homã, Homã, Homem, Homem da iniquidade, Filho da perdição, Homem exterior, Homem interior, Homem, Filho do, Homem, Natural, Homem, Velho e novo, Homens livres, Homens sábios, Hômer, Homossexualidade, Honra, Hor-Hagidgade, Hor, Monte, Hora, Horão, Horebe, Monte, Horém, Horesa, Horeus, Hori, Horma, Horonaim, Horonita, Hortelã, Hórus, Hosa (lugar), Hosa (Pessoa), Hosaías, Hosama, Hosana, Hospitalidade, Hoste, Hostes do céu, Hotão, Hotir, Hozai, Hucoque, Hufã, hufamita, Hul, Hulda, Humildade, Hunta, Hupá, Hupim, Hur, Hurai, Hurão (Hurã), Hurão-Abi, Huri, Hurritas, Husá, Husatitas, Husai, Husão, Husim, Huzabe, Huzote</w:t>
       </w:r>
       <w:r>
         <w:rPr>

--- a/por/docx/009.content.docx
+++ b/por/docx/009.content.docx
@@ -19,7 +19,7 @@
         <w:rPr>
           <w:lang w:val="pt_PT" w:bidi="pt_PT"/>
         </w:rPr>
-        <w:t>Resource: Dicionário Bíblico (Tyndale)</w:t>
+        <w:t>Resource: Tyndale Open Bible Dictionary</w:t>
       </w:r>
       <w:r>
         <w:rPr>
@@ -112,7 +112,7 @@
         <w:rPr>
           <w:lang w:val="pt_PT" w:bidi="pt_PT"/>
         </w:rPr>
-        <w:t>Dicionário Bíblico (Tyndale)</w:t>
+        <w:t>Tyndale Open Bible Dictionary</w:t>
       </w:r>
     </w:p>
     <w:p>

--- a/por/docx/009.content.docx
+++ b/por/docx/009.content.docx
@@ -6361,26 +6361,26 @@
         <w:rPr>
           <w:lang w:val="pt_PT" w:bidi="pt_PT"/>
         </w:rPr>
-        <w:t>Hamate (Lugar)</w:t>
-      </w:r>
-      <w:r>
-        <w:rPr>
-          <w:lang w:val="pt_PT" w:bidi="pt_PT"/>
-        </w:rPr>
-      </w:r>
-    </w:p>
-    <w:p>
-      <w:pPr/>
-      <w:r>
-        <w:rPr>
-          <w:lang w:val="pt_PT" w:bidi="pt_PT"/>
-        </w:rPr>
-      </w:r>
-      <w:r>
-        <w:rPr>
-          <w:lang w:val="pt_PT" w:bidi="pt_PT"/>
-        </w:rPr>
-        <w:t>Posto avançado fortificado identificado com o moderno Hamman Tabariyeh (</w:t>
+        <w:t>Hamate*, Entrada de</w:t>
+      </w:r>
+      <w:r>
+        <w:rPr>
+          <w:lang w:val="pt_PT" w:bidi="pt_PT"/>
+        </w:rPr>
+      </w:r>
+    </w:p>
+    <w:p>
+      <w:pPr/>
+      <w:r>
+        <w:rPr>
+          <w:lang w:val="pt_PT" w:bidi="pt_PT"/>
+        </w:rPr>
+      </w:r>
+      <w:r>
+        <w:rPr>
+          <w:lang w:val="pt_PT" w:bidi="pt_PT"/>
+        </w:rPr>
+        <w:t>Local de identificação incerta, marcando a fronteira norte do território dos Cananeus prometido a Israel por Deus (</w:t>
       </w:r>
       <w:hyperlink r:id="rId143">
         <w:r>
@@ -6391,14 +6391,14 @@
             <w:color w:val="0000EE"/>
             <w:u w:val="single"/>
           </w:rPr>
-          <w:t>Js 19.35</w:t>
-        </w:r>
-      </w:hyperlink>
-      <w:r>
-        <w:rPr>
-          <w:lang w:val="pt_PT" w:bidi="pt_PT"/>
-        </w:rPr>
-        <w:t>). Este lugar está localizado entre fontes termais na margem ocidental da Galileia e é provavelmente identificável com Hamom (</w:t>
+          <w:t>Nm 34.8</w:t>
+        </w:r>
+      </w:hyperlink>
+      <w:r>
+        <w:rPr>
+          <w:lang w:val="pt_PT" w:bidi="pt_PT"/>
+        </w:rPr>
+        <w:t>), mas somente alcançado na época da monarquia (</w:t>
       </w:r>
       <w:hyperlink r:id="rId144">
         <w:r>
@@ -6409,14 +6409,14 @@
             <w:color w:val="0000EE"/>
             <w:u w:val="single"/>
           </w:rPr>
-          <w:t>1Cr 6.76</w:t>
-        </w:r>
-      </w:hyperlink>
-      <w:r>
-        <w:rPr>
-          <w:lang w:val="pt_PT" w:bidi="pt_PT"/>
-        </w:rPr>
-        <w:t>), Hamote-Dor (</w:t>
+          <w:t>1Rs 8.65</w:t>
+        </w:r>
+      </w:hyperlink>
+      <w:r>
+        <w:rPr>
+          <w:lang w:val="pt_PT" w:bidi="pt_PT"/>
+        </w:rPr>
+        <w:t xml:space="preserve">; </w:t>
       </w:r>
       <w:hyperlink r:id="rId145">
         <w:r>
@@ -6427,27 +6427,169 @@
             <w:color w:val="0000EE"/>
             <w:u w:val="single"/>
           </w:rPr>
-          <w:t>Js 21.32</w:t>
-        </w:r>
-      </w:hyperlink>
-      <w:r>
-        <w:rPr>
-          <w:lang w:val="pt_PT" w:bidi="pt_PT"/>
-        </w:rPr>
-        <w:t>), e talvez a Emaús de Josefo (</w:t>
+          <w:t>1Cr 13.5</w:t>
+        </w:r>
+      </w:hyperlink>
+      <w:r>
+        <w:rPr>
+          <w:lang w:val="pt_PT" w:bidi="pt_PT"/>
+        </w:rPr>
+        <w:t xml:space="preserve">; </w:t>
+      </w:r>
+      <w:hyperlink r:id="rId146">
+        <w:r>
+          <w:rPr>
+            <w:lang w:val="pt_PT" w:bidi="pt_PT"/>
+          </w:rPr>
+          <w:rPr>
+            <w:color w:val="0000EE"/>
+            <w:u w:val="single"/>
+          </w:rPr>
+          <w:t>2Cr 7.8</w:t>
+        </w:r>
+      </w:hyperlink>
+      <w:r>
+        <w:rPr>
+          <w:lang w:val="pt_PT" w:bidi="pt_PT"/>
+        </w:rPr>
+        <w:t>).</w:t>
+      </w:r>
+    </w:p>
+    <w:p>
+      <w:pPr/>
+      <w:r>
+        <w:rPr>
+          <w:lang w:val="pt_PT" w:bidi="pt_PT"/>
+        </w:rPr>
+      </w:r>
+      <w:r>
+        <w:rPr>
+          <w:lang w:val="pt_PT" w:bidi="pt_PT"/>
+        </w:rPr>
+        <w:t>Após a morte de Salomão, o reino foi dividido e a fronteira norte diminuiu. Somente durante o reinado de Jeroboão II, filho de Joás (793–753 a.C.), rei do reino do norte (chamado Israel), as fronteiras do norte se estenderam novamente até a entrada de Hamate (</w:t>
+      </w:r>
+      <w:hyperlink r:id="rId147">
+        <w:r>
+          <w:rPr>
+            <w:lang w:val="pt_PT" w:bidi="pt_PT"/>
+          </w:rPr>
+          <w:rPr>
+            <w:color w:val="0000EE"/>
+            <w:u w:val="single"/>
+          </w:rPr>
+          <w:t>2Rs 14.23–25</w:t>
+        </w:r>
+      </w:hyperlink>
+      <w:r>
+        <w:rPr>
+          <w:lang w:val="pt_PT" w:bidi="pt_PT"/>
+        </w:rPr>
+        <w:t>).</w:t>
+      </w:r>
+    </w:p>
+    <w:p>
+      <w:pPr/>
+      <w:r>
+        <w:rPr>
+          <w:lang w:val="pt_PT" w:bidi="pt_PT"/>
+        </w:rPr>
+      </w:r>
+      <w:r>
+        <w:rPr>
+          <w:lang w:val="pt_PT" w:bidi="pt_PT"/>
+        </w:rPr>
+        <w:t>Tanto Amós quanto Ezequiel referem-se à entrada de Hamate em suas profecias sobre Israel (</w:t>
+      </w:r>
+      <w:hyperlink r:id="rId148">
+        <w:r>
+          <w:rPr>
+            <w:lang w:val="pt_PT" w:bidi="pt_PT"/>
+          </w:rPr>
+          <w:rPr>
+            <w:color w:val="0000EE"/>
+            <w:u w:val="single"/>
+          </w:rPr>
+          <w:t>Am 6.14</w:t>
+        </w:r>
+      </w:hyperlink>
+      <w:r>
+        <w:rPr>
+          <w:lang w:val="pt_PT" w:bidi="pt_PT"/>
+        </w:rPr>
+        <w:t xml:space="preserve">; </w:t>
+      </w:r>
+      <w:hyperlink r:id="rId149">
+        <w:r>
+          <w:rPr>
+            <w:lang w:val="pt_PT" w:bidi="pt_PT"/>
+          </w:rPr>
+          <w:rPr>
+            <w:color w:val="0000EE"/>
+            <w:u w:val="single"/>
+          </w:rPr>
+          <w:t>Ez 47.15–20</w:t>
+        </w:r>
+      </w:hyperlink>
+      <w:r>
+        <w:rPr>
+          <w:lang w:val="pt_PT" w:bidi="pt_PT"/>
+        </w:rPr>
+        <w:t xml:space="preserve">; </w:t>
+      </w:r>
+      <w:hyperlink r:id="rId139">
+        <w:r>
+          <w:rPr>
+            <w:lang w:val="pt_PT" w:bidi="pt_PT"/>
+          </w:rPr>
+          <w:rPr>
+            <w:color w:val="0000EE"/>
+            <w:u w:val="single"/>
+          </w:rPr>
+          <w:t>48.1</w:t>
+        </w:r>
+      </w:hyperlink>
+      <w:r>
+        <w:rPr>
+          <w:lang w:val="pt_PT" w:bidi="pt_PT"/>
+        </w:rPr>
+        <w:t xml:space="preserve">). Algumas autoridades consideram o lugar como a antiga cidade de Lebo-Hamate, identificada com a moderna Lebweh. </w:t>
       </w:r>
       <w:r>
         <w:rPr>
           <w:i/>
           <w:lang w:val="pt_PT" w:bidi="pt_PT"/>
         </w:rPr>
-        <w:t>Antiguidades</w:t>
-      </w:r>
-      <w:r>
-        <w:rPr>
-          <w:lang w:val="pt_PT" w:bidi="pt_PT"/>
-        </w:rPr>
-        <w:t xml:space="preserve"> 18.2.3).</w:t>
+        <w:t>Veja</w:t>
+      </w:r>
+      <w:r>
+        <w:rPr>
+          <w:lang w:val="pt_PT" w:bidi="pt_PT"/>
+        </w:rPr>
+        <w:t xml:space="preserve"> </w:t>
+      </w:r>
+      <w:r>
+        <w:rPr>
+          <w:lang w:val="pt_PT" w:bidi="pt_PT"/>
+        </w:rPr>
+        <w:t>Hamate #1</w:t>
+      </w:r>
+      <w:r>
+        <w:rPr>
+          <w:lang w:val="pt_PT" w:bidi="pt_PT"/>
+        </w:rPr>
+        <w:t xml:space="preserve">; </w:t>
+      </w:r>
+      <w:r>
+        <w:rPr>
+          <w:lang w:val="pt_PT" w:bidi="pt_PT"/>
+        </w:rPr>
+        <w:t>Lebo-Hamate</w:t>
+      </w:r>
+      <w:r>
+        <w:rPr>
+          <w:lang w:val="pt_PT" w:bidi="pt_PT"/>
+        </w:rPr>
+        <w:t>.</w:t>
       </w:r>
       <w:r>
         <w:rPr>
@@ -6476,44 +6618,93 @@
         <w:rPr>
           <w:lang w:val="pt_PT" w:bidi="pt_PT"/>
         </w:rPr>
-        <w:t>Hamate (Pessoa)</w:t>
-      </w:r>
-      <w:r>
-        <w:rPr>
-          <w:lang w:val="pt_PT" w:bidi="pt_PT"/>
-        </w:rPr>
-      </w:r>
-    </w:p>
-    <w:p>
-      <w:pPr/>
-      <w:r>
-        <w:rPr>
-          <w:lang w:val="pt_PT" w:bidi="pt_PT"/>
-        </w:rPr>
-      </w:r>
-      <w:r>
-        <w:rPr>
-          <w:lang w:val="pt_PT" w:bidi="pt_PT"/>
-        </w:rPr>
-        <w:t>Antepassado da casa de Recabe (</w:t>
-      </w:r>
-      <w:hyperlink r:id="rId146">
-        <w:r>
-          <w:rPr>
-            <w:lang w:val="pt_PT" w:bidi="pt_PT"/>
-          </w:rPr>
-          <w:rPr>
-            <w:color w:val="0000EE"/>
-            <w:u w:val="single"/>
-          </w:rPr>
-          <w:t>1Cr 2.55</w:t>
-        </w:r>
-      </w:hyperlink>
-      <w:r>
-        <w:rPr>
-          <w:lang w:val="pt_PT" w:bidi="pt_PT"/>
-        </w:rPr>
-        <w:t>), sobre o qual nada mais se sabe.</w:t>
+        <w:t>Hamate (Lugar)</w:t>
+      </w:r>
+      <w:r>
+        <w:rPr>
+          <w:lang w:val="pt_PT" w:bidi="pt_PT"/>
+        </w:rPr>
+      </w:r>
+    </w:p>
+    <w:p>
+      <w:pPr/>
+      <w:r>
+        <w:rPr>
+          <w:lang w:val="pt_PT" w:bidi="pt_PT"/>
+        </w:rPr>
+      </w:r>
+      <w:r>
+        <w:rPr>
+          <w:lang w:val="pt_PT" w:bidi="pt_PT"/>
+        </w:rPr>
+        <w:t>Posto avançado fortificado identificado com o moderno Hamman Tabariyeh (</w:t>
+      </w:r>
+      <w:hyperlink r:id="rId150">
+        <w:r>
+          <w:rPr>
+            <w:lang w:val="pt_PT" w:bidi="pt_PT"/>
+          </w:rPr>
+          <w:rPr>
+            <w:color w:val="0000EE"/>
+            <w:u w:val="single"/>
+          </w:rPr>
+          <w:t>Js 19.35</w:t>
+        </w:r>
+      </w:hyperlink>
+      <w:r>
+        <w:rPr>
+          <w:lang w:val="pt_PT" w:bidi="pt_PT"/>
+        </w:rPr>
+        <w:t>). Este lugar está localizado entre fontes termais na margem ocidental da Galileia e é provavelmente identificável com Hamom (</w:t>
+      </w:r>
+      <w:hyperlink r:id="rId151">
+        <w:r>
+          <w:rPr>
+            <w:lang w:val="pt_PT" w:bidi="pt_PT"/>
+          </w:rPr>
+          <w:rPr>
+            <w:color w:val="0000EE"/>
+            <w:u w:val="single"/>
+          </w:rPr>
+          <w:t>1Cr 6.76</w:t>
+        </w:r>
+      </w:hyperlink>
+      <w:r>
+        <w:rPr>
+          <w:lang w:val="pt_PT" w:bidi="pt_PT"/>
+        </w:rPr>
+        <w:t>), Hamote-Dor (</w:t>
+      </w:r>
+      <w:hyperlink r:id="rId152">
+        <w:r>
+          <w:rPr>
+            <w:lang w:val="pt_PT" w:bidi="pt_PT"/>
+          </w:rPr>
+          <w:rPr>
+            <w:color w:val="0000EE"/>
+            <w:u w:val="single"/>
+          </w:rPr>
+          <w:t>Js 21.32</w:t>
+        </w:r>
+      </w:hyperlink>
+      <w:r>
+        <w:rPr>
+          <w:lang w:val="pt_PT" w:bidi="pt_PT"/>
+        </w:rPr>
+        <w:t>), e talvez a Emaús de Josefo (</w:t>
+      </w:r>
+      <w:r>
+        <w:rPr>
+          <w:i/>
+          <w:lang w:val="pt_PT" w:bidi="pt_PT"/>
+        </w:rPr>
+        <w:t>Antiguidades</w:t>
+      </w:r>
+      <w:r>
+        <w:rPr>
+          <w:lang w:val="pt_PT" w:bidi="pt_PT"/>
+        </w:rPr>
+        <w:t xml:space="preserve"> 18.2.3).</w:t>
       </w:r>
       <w:r>
         <w:rPr>
@@ -6542,62 +6733,44 @@
         <w:rPr>
           <w:lang w:val="pt_PT" w:bidi="pt_PT"/>
         </w:rPr>
-        <w:t>Hamate-Zobá</w:t>
-      </w:r>
-      <w:r>
-        <w:rPr>
-          <w:lang w:val="pt_PT" w:bidi="pt_PT"/>
-        </w:rPr>
-      </w:r>
-    </w:p>
-    <w:p>
-      <w:pPr/>
-      <w:r>
-        <w:rPr>
-          <w:lang w:val="pt_PT" w:bidi="pt_PT"/>
-        </w:rPr>
-      </w:r>
-      <w:r>
-        <w:rPr>
-          <w:lang w:val="pt_PT" w:bidi="pt_PT"/>
-        </w:rPr>
-        <w:t>Cidade capturada pelo rei Salomão de Israel (</w:t>
-      </w:r>
-      <w:hyperlink r:id="rId147">
-        <w:r>
-          <w:rPr>
-            <w:lang w:val="pt_PT" w:bidi="pt_PT"/>
-          </w:rPr>
-          <w:rPr>
-            <w:color w:val="0000EE"/>
-            <w:u w:val="single"/>
-          </w:rPr>
-          <w:t>2Cr 8.3–4</w:t>
-        </w:r>
-      </w:hyperlink>
-      <w:r>
-        <w:rPr>
-          <w:lang w:val="pt_PT" w:bidi="pt_PT"/>
-        </w:rPr>
-        <w:t xml:space="preserve">). Sua identidade é incerta. Ela ocorre apenas uma vez na Bíblia e não é mencionada em nenhuma das inscrições cuneiformes daquele período. Alguns estudiosos sugeriram que havia duas Hamates e que "Zobá" foi adicionado para distingui-la da cidade mais conhecida (cf. </w:t>
-      </w:r>
-      <w:hyperlink r:id="rId148">
-        <w:r>
-          <w:rPr>
-            <w:lang w:val="pt_PT" w:bidi="pt_PT"/>
-          </w:rPr>
-          <w:rPr>
-            <w:color w:val="0000EE"/>
-            <w:u w:val="single"/>
-          </w:rPr>
-          <w:t>Ez 47.17</w:t>
-        </w:r>
-      </w:hyperlink>
-      <w:r>
-        <w:rPr>
-          <w:lang w:val="pt_PT" w:bidi="pt_PT"/>
-        </w:rPr>
-        <w:t>). A cidade é mencionada junto com Hamate e Tadmor e talvez estivesse localizada no nordeste da Síria.</w:t>
+        <w:t>Hamate (Pessoa)</w:t>
+      </w:r>
+      <w:r>
+        <w:rPr>
+          <w:lang w:val="pt_PT" w:bidi="pt_PT"/>
+        </w:rPr>
+      </w:r>
+    </w:p>
+    <w:p>
+      <w:pPr/>
+      <w:r>
+        <w:rPr>
+          <w:lang w:val="pt_PT" w:bidi="pt_PT"/>
+        </w:rPr>
+      </w:r>
+      <w:r>
+        <w:rPr>
+          <w:lang w:val="pt_PT" w:bidi="pt_PT"/>
+        </w:rPr>
+        <w:t>Antepassado da casa de Recabe (</w:t>
+      </w:r>
+      <w:hyperlink r:id="rId153">
+        <w:r>
+          <w:rPr>
+            <w:lang w:val="pt_PT" w:bidi="pt_PT"/>
+          </w:rPr>
+          <w:rPr>
+            <w:color w:val="0000EE"/>
+            <w:u w:val="single"/>
+          </w:rPr>
+          <w:t>1Cr 2.55</w:t>
+        </w:r>
+      </w:hyperlink>
+      <w:r>
+        <w:rPr>
+          <w:lang w:val="pt_PT" w:bidi="pt_PT"/>
+        </w:rPr>
+        <w:t>), sobre o qual nada mais se sabe.</w:t>
       </w:r>
       <w:r>
         <w:rPr>
@@ -6626,55 +6799,37 @@
         <w:rPr>
           <w:lang w:val="pt_PT" w:bidi="pt_PT"/>
         </w:rPr>
-        <w:t>Hamate*, Entrada de</w:t>
-      </w:r>
-      <w:r>
-        <w:rPr>
-          <w:lang w:val="pt_PT" w:bidi="pt_PT"/>
-        </w:rPr>
-      </w:r>
-    </w:p>
-    <w:p>
-      <w:pPr/>
-      <w:r>
-        <w:rPr>
-          <w:lang w:val="pt_PT" w:bidi="pt_PT"/>
-        </w:rPr>
-      </w:r>
-      <w:r>
-        <w:rPr>
-          <w:lang w:val="pt_PT" w:bidi="pt_PT"/>
-        </w:rPr>
-        <w:t>Local de identificação incerta, marcando a fronteira norte do território dos Cananeus prometido a Israel por Deus (</w:t>
-      </w:r>
-      <w:hyperlink r:id="rId149">
-        <w:r>
-          <w:rPr>
-            <w:lang w:val="pt_PT" w:bidi="pt_PT"/>
-          </w:rPr>
-          <w:rPr>
-            <w:color w:val="0000EE"/>
-            <w:u w:val="single"/>
-          </w:rPr>
-          <w:t>Nm 34.8</w:t>
-        </w:r>
-      </w:hyperlink>
-      <w:r>
-        <w:rPr>
-          <w:lang w:val="pt_PT" w:bidi="pt_PT"/>
-        </w:rPr>
-        <w:t>), mas somente alcançado na época da monarquia (</w:t>
-      </w:r>
-      <w:hyperlink r:id="rId150">
-        <w:r>
-          <w:rPr>
-            <w:lang w:val="pt_PT" w:bidi="pt_PT"/>
-          </w:rPr>
-          <w:rPr>
-            <w:color w:val="0000EE"/>
-            <w:u w:val="single"/>
-          </w:rPr>
-          <w:t>1Rs 8.65</w:t>
+        <w:t>Hamateu</w:t>
+      </w:r>
+      <w:r>
+        <w:rPr>
+          <w:lang w:val="pt_PT" w:bidi="pt_PT"/>
+        </w:rPr>
+      </w:r>
+    </w:p>
+    <w:p>
+      <w:pPr/>
+      <w:r>
+        <w:rPr>
+          <w:lang w:val="pt_PT" w:bidi="pt_PT"/>
+        </w:rPr>
+      </w:r>
+      <w:r>
+        <w:rPr>
+          <w:lang w:val="pt_PT" w:bidi="pt_PT"/>
+        </w:rPr>
+        <w:t>Residente de Hamate (</w:t>
+      </w:r>
+      <w:hyperlink r:id="rId124">
+        <w:r>
+          <w:rPr>
+            <w:lang w:val="pt_PT" w:bidi="pt_PT"/>
+          </w:rPr>
+          <w:rPr>
+            <w:color w:val="0000EE"/>
+            <w:u w:val="single"/>
+          </w:rPr>
+          <w:t>Gn 10.18</w:t>
         </w:r>
       </w:hyperlink>
       <w:r>
@@ -6683,88 +6838,6 @@
         </w:rPr>
         <w:t xml:space="preserve">; </w:t>
       </w:r>
-      <w:hyperlink r:id="rId151">
-        <w:r>
-          <w:rPr>
-            <w:lang w:val="pt_PT" w:bidi="pt_PT"/>
-          </w:rPr>
-          <w:rPr>
-            <w:color w:val="0000EE"/>
-            <w:u w:val="single"/>
-          </w:rPr>
-          <w:t>1Cr 13.5</w:t>
-        </w:r>
-      </w:hyperlink>
-      <w:r>
-        <w:rPr>
-          <w:lang w:val="pt_PT" w:bidi="pt_PT"/>
-        </w:rPr>
-        <w:t xml:space="preserve">; </w:t>
-      </w:r>
-      <w:hyperlink r:id="rId152">
-        <w:r>
-          <w:rPr>
-            <w:lang w:val="pt_PT" w:bidi="pt_PT"/>
-          </w:rPr>
-          <w:rPr>
-            <w:color w:val="0000EE"/>
-            <w:u w:val="single"/>
-          </w:rPr>
-          <w:t>2Cr 7.8</w:t>
-        </w:r>
-      </w:hyperlink>
-      <w:r>
-        <w:rPr>
-          <w:lang w:val="pt_PT" w:bidi="pt_PT"/>
-        </w:rPr>
-        <w:t>).</w:t>
-      </w:r>
-    </w:p>
-    <w:p>
-      <w:pPr/>
-      <w:r>
-        <w:rPr>
-          <w:lang w:val="pt_PT" w:bidi="pt_PT"/>
-        </w:rPr>
-      </w:r>
-      <w:r>
-        <w:rPr>
-          <w:lang w:val="pt_PT" w:bidi="pt_PT"/>
-        </w:rPr>
-        <w:t>Após a morte de Salomão, o reino foi dividido e a fronteira norte diminuiu. Somente durante o reinado de Jeroboão II, filho de Joás (793–753 a.C.), rei do reino do norte (chamado Israel), as fronteiras do norte se estenderam novamente até a entrada de Hamate (</w:t>
-      </w:r>
-      <w:hyperlink r:id="rId153">
-        <w:r>
-          <w:rPr>
-            <w:lang w:val="pt_PT" w:bidi="pt_PT"/>
-          </w:rPr>
-          <w:rPr>
-            <w:color w:val="0000EE"/>
-            <w:u w:val="single"/>
-          </w:rPr>
-          <w:t>2Rs 14.23–25</w:t>
-        </w:r>
-      </w:hyperlink>
-      <w:r>
-        <w:rPr>
-          <w:lang w:val="pt_PT" w:bidi="pt_PT"/>
-        </w:rPr>
-        <w:t>).</w:t>
-      </w:r>
-    </w:p>
-    <w:p>
-      <w:pPr/>
-      <w:r>
-        <w:rPr>
-          <w:lang w:val="pt_PT" w:bidi="pt_PT"/>
-        </w:rPr>
-      </w:r>
-      <w:r>
-        <w:rPr>
-          <w:lang w:val="pt_PT" w:bidi="pt_PT"/>
-        </w:rPr>
-        <w:t>Tanto Amós quanto Ezequiel referem-se à entrada de Hamate em suas profecias sobre Israel (</w:t>
-      </w:r>
       <w:hyperlink r:id="rId154">
         <w:r>
           <w:rPr>
@@ -6774,50 +6847,14 @@
             <w:color w:val="0000EE"/>
             <w:u w:val="single"/>
           </w:rPr>
-          <w:t>Am 6.14</w:t>
-        </w:r>
-      </w:hyperlink>
-      <w:r>
-        <w:rPr>
-          <w:lang w:val="pt_PT" w:bidi="pt_PT"/>
-        </w:rPr>
-        <w:t xml:space="preserve">; </w:t>
-      </w:r>
-      <w:hyperlink r:id="rId155">
-        <w:r>
-          <w:rPr>
-            <w:lang w:val="pt_PT" w:bidi="pt_PT"/>
-          </w:rPr>
-          <w:rPr>
-            <w:color w:val="0000EE"/>
-            <w:u w:val="single"/>
-          </w:rPr>
-          <w:t>Ez 47.15–20</w:t>
-        </w:r>
-      </w:hyperlink>
-      <w:r>
-        <w:rPr>
-          <w:lang w:val="pt_PT" w:bidi="pt_PT"/>
-        </w:rPr>
-        <w:t xml:space="preserve">; </w:t>
-      </w:r>
-      <w:hyperlink r:id="rId139">
-        <w:r>
-          <w:rPr>
-            <w:lang w:val="pt_PT" w:bidi="pt_PT"/>
-          </w:rPr>
-          <w:rPr>
-            <w:color w:val="0000EE"/>
-            <w:u w:val="single"/>
-          </w:rPr>
-          <w:t>48.1</w:t>
-        </w:r>
-      </w:hyperlink>
-      <w:r>
-        <w:rPr>
-          <w:lang w:val="pt_PT" w:bidi="pt_PT"/>
-        </w:rPr>
-        <w:t xml:space="preserve">). Algumas autoridades consideram o lugar como a antiga cidade de Lebo-Hamate, identificada com a moderna Lebweh. </w:t>
+          <w:t>1Cr 1.16</w:t>
+        </w:r>
+      </w:hyperlink>
+      <w:r>
+        <w:rPr>
+          <w:lang w:val="pt_PT" w:bidi="pt_PT"/>
+        </w:rPr>
+        <w:t xml:space="preserve">). </w:t>
       </w:r>
       <w:r>
         <w:rPr>
@@ -6837,18 +6874,6 @@
           <w:lang w:val="pt_PT" w:bidi="pt_PT"/>
         </w:rPr>
         <w:t>Hamate #1</w:t>
-      </w:r>
-      <w:r>
-        <w:rPr>
-          <w:lang w:val="pt_PT" w:bidi="pt_PT"/>
-        </w:rPr>
-        <w:t xml:space="preserve">; </w:t>
-      </w:r>
-      <w:r>
-        <w:rPr>
-          <w:lang w:val="pt_PT" w:bidi="pt_PT"/>
-        </w:rPr>
-        <w:t>Lebo-Hamate</w:t>
       </w:r>
       <w:r>
         <w:rPr>
@@ -6883,44 +6908,44 @@
         <w:rPr>
           <w:lang w:val="pt_PT" w:bidi="pt_PT"/>
         </w:rPr>
-        <w:t>Hamateu</w:t>
-      </w:r>
-      <w:r>
-        <w:rPr>
-          <w:lang w:val="pt_PT" w:bidi="pt_PT"/>
-        </w:rPr>
-      </w:r>
-    </w:p>
-    <w:p>
-      <w:pPr/>
-      <w:r>
-        <w:rPr>
-          <w:lang w:val="pt_PT" w:bidi="pt_PT"/>
-        </w:rPr>
-      </w:r>
-      <w:r>
-        <w:rPr>
-          <w:lang w:val="pt_PT" w:bidi="pt_PT"/>
-        </w:rPr>
-        <w:t>Residente de Hamate (</w:t>
-      </w:r>
-      <w:hyperlink r:id="rId124">
-        <w:r>
-          <w:rPr>
-            <w:lang w:val="pt_PT" w:bidi="pt_PT"/>
-          </w:rPr>
-          <w:rPr>
-            <w:color w:val="0000EE"/>
-            <w:u w:val="single"/>
-          </w:rPr>
-          <w:t>Gn 10.18</w:t>
-        </w:r>
-      </w:hyperlink>
-      <w:r>
-        <w:rPr>
-          <w:lang w:val="pt_PT" w:bidi="pt_PT"/>
-        </w:rPr>
-        <w:t xml:space="preserve">; </w:t>
+        <w:t>Hamate-Zobá</w:t>
+      </w:r>
+      <w:r>
+        <w:rPr>
+          <w:lang w:val="pt_PT" w:bidi="pt_PT"/>
+        </w:rPr>
+      </w:r>
+    </w:p>
+    <w:p>
+      <w:pPr/>
+      <w:r>
+        <w:rPr>
+          <w:lang w:val="pt_PT" w:bidi="pt_PT"/>
+        </w:rPr>
+      </w:r>
+      <w:r>
+        <w:rPr>
+          <w:lang w:val="pt_PT" w:bidi="pt_PT"/>
+        </w:rPr>
+        <w:t>Cidade capturada pelo rei Salomão de Israel (</w:t>
+      </w:r>
+      <w:hyperlink r:id="rId155">
+        <w:r>
+          <w:rPr>
+            <w:lang w:val="pt_PT" w:bidi="pt_PT"/>
+          </w:rPr>
+          <w:rPr>
+            <w:color w:val="0000EE"/>
+            <w:u w:val="single"/>
+          </w:rPr>
+          <w:t>2Cr 8.3–4</w:t>
+        </w:r>
+      </w:hyperlink>
+      <w:r>
+        <w:rPr>
+          <w:lang w:val="pt_PT" w:bidi="pt_PT"/>
+        </w:rPr>
+        <w:t xml:space="preserve">). Sua identidade é incerta. Ela ocorre apenas uma vez na Bíblia e não é mencionada em nenhuma das inscrições cuneiformes daquele período. Alguns estudiosos sugeriram que havia duas Hamates e que "Zobá" foi adicionado para distingui-la da cidade mais conhecida (cf. </w:t>
       </w:r>
       <w:hyperlink r:id="rId156">
         <w:r>
@@ -6931,39 +6956,14 @@
             <w:color w:val="0000EE"/>
             <w:u w:val="single"/>
           </w:rPr>
-          <w:t>1Cr 1.16</w:t>
-        </w:r>
-      </w:hyperlink>
-      <w:r>
-        <w:rPr>
-          <w:lang w:val="pt_PT" w:bidi="pt_PT"/>
-        </w:rPr>
-        <w:t xml:space="preserve">). </w:t>
-      </w:r>
-      <w:r>
-        <w:rPr>
-          <w:i/>
-          <w:lang w:val="pt_PT" w:bidi="pt_PT"/>
-        </w:rPr>
-        <w:t>Veja</w:t>
-      </w:r>
-      <w:r>
-        <w:rPr>
-          <w:lang w:val="pt_PT" w:bidi="pt_PT"/>
-        </w:rPr>
-        <w:t xml:space="preserve"> </w:t>
-      </w:r>
-      <w:r>
-        <w:rPr>
-          <w:lang w:val="pt_PT" w:bidi="pt_PT"/>
-        </w:rPr>
-        <w:t>Hamate #1</w:t>
-      </w:r>
-      <w:r>
-        <w:rPr>
-          <w:lang w:val="pt_PT" w:bidi="pt_PT"/>
-        </w:rPr>
-        <w:t>.</w:t>
+          <w:t>Ez 47.17</w:t>
+        </w:r>
+      </w:hyperlink>
+      <w:r>
+        <w:rPr>
+          <w:lang w:val="pt_PT" w:bidi="pt_PT"/>
+        </w:rPr>
+        <w:t>). A cidade é mencionada junto com Hamate e Tadmor e talvez estivesse localizada no nordeste da Síria.</w:t>
       </w:r>
       <w:r>
         <w:rPr>
@@ -7213,7 +7213,7 @@
         </w:rPr>
         <w:t xml:space="preserve">2. Nome alternativo para Hamate em </w:t>
       </w:r>
-      <w:hyperlink r:id="rId144">
+      <w:hyperlink r:id="rId151">
         <w:r>
           <w:rPr>
             <w:lang w:val="pt_PT" w:bidi="pt_PT"/>
@@ -7671,7 +7671,7 @@
         </w:rPr>
         <w:t xml:space="preserve">Nome alternativo para a cidade levítica Hamate em </w:t>
       </w:r>
-      <w:hyperlink r:id="rId145">
+      <w:hyperlink r:id="rId152">
         <w:r>
           <w:rPr>
             <w:lang w:val="pt_PT" w:bidi="pt_PT"/>
@@ -11081,82 +11081,80 @@
         <w:rPr>
           <w:lang w:val="pt_PT" w:bidi="pt_PT"/>
         </w:rPr>
-        <w:t>Har-Heres</w:t>
-      </w:r>
-      <w:r>
-        <w:rPr>
-          <w:lang w:val="pt_PT" w:bidi="pt_PT"/>
-        </w:rPr>
-      </w:r>
-    </w:p>
-    <w:p>
-      <w:pPr/>
-      <w:r>
-        <w:rPr>
-          <w:lang w:val="pt_PT" w:bidi="pt_PT"/>
-        </w:rPr>
-      </w:r>
-      <w:r>
-        <w:rPr>
-          <w:lang w:val="pt_PT" w:bidi="pt_PT"/>
-        </w:rPr>
-        <w:t>Montanha em Aijalom do território de Dã (</w:t>
-      </w:r>
-      <w:hyperlink r:id="rId236">
-        <w:r>
-          <w:rPr>
-            <w:lang w:val="pt_PT" w:bidi="pt_PT"/>
-          </w:rPr>
-          <w:rPr>
-            <w:color w:val="0000EE"/>
-            <w:u w:val="single"/>
-          </w:rPr>
-          <w:t>Jz 1.35</w:t>
-        </w:r>
-      </w:hyperlink>
-      <w:r>
-        <w:rPr>
-          <w:lang w:val="pt_PT" w:bidi="pt_PT"/>
-        </w:rPr>
-        <w:t xml:space="preserve">). As Bíblias em português em geral traduzem pela expressão "Monte Heres", uma vez que </w:t>
-      </w:r>
-      <w:r>
-        <w:rPr>
-          <w:i/>
-          <w:lang w:val="pt_PT" w:bidi="pt_PT"/>
-        </w:rPr>
-        <w:t>har</w:t>
-      </w:r>
-      <w:r>
-        <w:rPr>
-          <w:lang w:val="pt_PT" w:bidi="pt_PT"/>
-        </w:rPr>
-        <w:t xml:space="preserve"> em hebraico significa "monte" ou "montanha". </w:t>
-      </w:r>
-      <w:r>
-        <w:rPr>
-          <w:i/>
-          <w:lang w:val="pt_PT" w:bidi="pt_PT"/>
-        </w:rPr>
-        <w:t>Veja</w:t>
-      </w:r>
-      <w:r>
-        <w:rPr>
-          <w:lang w:val="pt_PT" w:bidi="pt_PT"/>
-        </w:rPr>
-        <w:t xml:space="preserve"> </w:t>
-      </w:r>
-      <w:r>
-        <w:rPr>
-          <w:lang w:val="pt_PT" w:bidi="pt_PT"/>
-        </w:rPr>
-        <w:t>Heres #1</w:t>
-      </w:r>
-      <w:r>
-        <w:rPr>
-          <w:lang w:val="pt_PT" w:bidi="pt_PT"/>
-        </w:rPr>
-        <w:t>.</w:t>
+        <w:t>Hara</w:t>
+      </w:r>
+      <w:r>
+        <w:rPr>
+          <w:lang w:val="pt_PT" w:bidi="pt_PT"/>
+        </w:rPr>
+      </w:r>
+    </w:p>
+    <w:p>
+      <w:pPr/>
+      <w:r>
+        <w:rPr>
+          <w:lang w:val="pt_PT" w:bidi="pt_PT"/>
+        </w:rPr>
+      </w:r>
+      <w:r>
+        <w:rPr>
+          <w:lang w:val="pt_PT" w:bidi="pt_PT"/>
+        </w:rPr>
+        <w:t>Local onde Tiglate-Pileser da Assíria exilou Rúben, Gade e a meia-tribo de Manassés (</w:t>
+      </w:r>
+      <w:hyperlink r:id="rId22">
+        <w:r>
+          <w:rPr>
+            <w:lang w:val="pt_PT" w:bidi="pt_PT"/>
+          </w:rPr>
+          <w:rPr>
+            <w:color w:val="0000EE"/>
+            <w:u w:val="single"/>
+          </w:rPr>
+          <w:t>1Cr 5.26</w:t>
+        </w:r>
+      </w:hyperlink>
+      <w:r>
+        <w:rPr>
+          <w:lang w:val="pt_PT" w:bidi="pt_PT"/>
+        </w:rPr>
+        <w:t xml:space="preserve">). Um possível erro de cópia de </w:t>
+      </w:r>
+      <w:hyperlink r:id="rId20">
+        <w:r>
+          <w:rPr>
+            <w:lang w:val="pt_PT" w:bidi="pt_PT"/>
+          </w:rPr>
+          <w:rPr>
+            <w:color w:val="0000EE"/>
+            <w:u w:val="single"/>
+          </w:rPr>
+          <w:t>2Rs 17.6</w:t>
+        </w:r>
+      </w:hyperlink>
+      <w:r>
+        <w:rPr>
+          <w:lang w:val="pt_PT" w:bidi="pt_PT"/>
+        </w:rPr>
+        <w:t xml:space="preserve"> e </w:t>
+      </w:r>
+      <w:hyperlink r:id="rId21">
+        <w:r>
+          <w:rPr>
+            <w:lang w:val="pt_PT" w:bidi="pt_PT"/>
+          </w:rPr>
+          <w:rPr>
+            <w:color w:val="0000EE"/>
+            <w:u w:val="single"/>
+          </w:rPr>
+          <w:t>18.11</w:t>
+        </w:r>
+      </w:hyperlink>
+      <w:r>
+        <w:rPr>
+          <w:lang w:val="pt_PT" w:bidi="pt_PT"/>
+        </w:rPr>
+        <w:t xml:space="preserve"> pode ter substituído Hara por “cidades da Média.” A versão grega lê “montes da Média,” indicando uma área a leste do Vale do Tigre. Parece ser indicado um distrito em vez de um único local.</w:t>
       </w:r>
       <w:r>
         <w:rPr>
@@ -11185,80 +11183,202 @@
         <w:rPr>
           <w:lang w:val="pt_PT" w:bidi="pt_PT"/>
         </w:rPr>
-        <w:t>Hara</w:t>
-      </w:r>
-      <w:r>
-        <w:rPr>
-          <w:lang w:val="pt_PT" w:bidi="pt_PT"/>
-        </w:rPr>
-      </w:r>
-    </w:p>
-    <w:p>
-      <w:pPr/>
-      <w:r>
-        <w:rPr>
-          <w:lang w:val="pt_PT" w:bidi="pt_PT"/>
-        </w:rPr>
-      </w:r>
-      <w:r>
-        <w:rPr>
-          <w:lang w:val="pt_PT" w:bidi="pt_PT"/>
-        </w:rPr>
-        <w:t>Local onde Tiglate-Pileser da Assíria exilou Rúben, Gade e a meia-tribo de Manassés (</w:t>
-      </w:r>
-      <w:hyperlink r:id="rId22">
-        <w:r>
-          <w:rPr>
-            <w:lang w:val="pt_PT" w:bidi="pt_PT"/>
-          </w:rPr>
-          <w:rPr>
-            <w:color w:val="0000EE"/>
-            <w:u w:val="single"/>
-          </w:rPr>
-          <w:t>1Cr 5.26</w:t>
-        </w:r>
-      </w:hyperlink>
-      <w:r>
-        <w:rPr>
-          <w:lang w:val="pt_PT" w:bidi="pt_PT"/>
-        </w:rPr>
-        <w:t xml:space="preserve">). Um possível erro de cópia de </w:t>
-      </w:r>
-      <w:hyperlink r:id="rId20">
-        <w:r>
-          <w:rPr>
-            <w:lang w:val="pt_PT" w:bidi="pt_PT"/>
-          </w:rPr>
-          <w:rPr>
-            <w:color w:val="0000EE"/>
-            <w:u w:val="single"/>
-          </w:rPr>
-          <w:t>2Rs 17.6</w:t>
-        </w:r>
-      </w:hyperlink>
-      <w:r>
-        <w:rPr>
-          <w:lang w:val="pt_PT" w:bidi="pt_PT"/>
-        </w:rPr>
-        <w:t xml:space="preserve"> e </w:t>
-      </w:r>
-      <w:hyperlink r:id="rId21">
-        <w:r>
-          <w:rPr>
-            <w:lang w:val="pt_PT" w:bidi="pt_PT"/>
-          </w:rPr>
-          <w:rPr>
-            <w:color w:val="0000EE"/>
-            <w:u w:val="single"/>
-          </w:rPr>
-          <w:t>18.11</w:t>
-        </w:r>
-      </w:hyperlink>
-      <w:r>
-        <w:rPr>
-          <w:lang w:val="pt_PT" w:bidi="pt_PT"/>
-        </w:rPr>
-        <w:t xml:space="preserve"> pode ter substituído Hara por “cidades da Média.” A versão grega lê “montes da Média,” indicando uma área a leste do Vale do Tigre. Parece ser indicado um distrito em vez de um único local.</w:t>
+        <w:t>Harã (Lugar)</w:t>
+      </w:r>
+      <w:r>
+        <w:rPr>
+          <w:lang w:val="pt_PT" w:bidi="pt_PT"/>
+        </w:rPr>
+      </w:r>
+    </w:p>
+    <w:p>
+      <w:pPr/>
+      <w:r>
+        <w:rPr>
+          <w:lang w:val="pt_PT" w:bidi="pt_PT"/>
+        </w:rPr>
+      </w:r>
+      <w:r>
+        <w:rPr>
+          <w:lang w:val="pt_PT" w:bidi="pt_PT"/>
+        </w:rPr>
+        <w:t xml:space="preserve">Cidade do norte da Mesopotâmia, mencionada pela primeira vez em </w:t>
+      </w:r>
+      <w:hyperlink r:id="rId236">
+        <w:r>
+          <w:rPr>
+            <w:lang w:val="pt_PT" w:bidi="pt_PT"/>
+          </w:rPr>
+          <w:rPr>
+            <w:color w:val="0000EE"/>
+            <w:u w:val="single"/>
+          </w:rPr>
+          <w:t>Gênesis 11.31</w:t>
+        </w:r>
+      </w:hyperlink>
+      <w:r>
+        <w:rPr>
+          <w:lang w:val="pt_PT" w:bidi="pt_PT"/>
+        </w:rPr>
+        <w:t xml:space="preserve"> como o destino de Terá, pai de Abraão, ao migrar de Ur dos Caldeus, e sua residência até sua morte. Aos 75 anos, Abraão foi ordenado por Deus a se mudar para uma terra que Deus tinha para ele (</w:t>
+      </w:r>
+      <w:hyperlink r:id="rId237">
+        <w:r>
+          <w:rPr>
+            <w:lang w:val="pt_PT" w:bidi="pt_PT"/>
+          </w:rPr>
+          <w:rPr>
+            <w:color w:val="0000EE"/>
+            <w:u w:val="single"/>
+          </w:rPr>
+          <w:t>Gn 12.1–4</w:t>
+        </w:r>
+      </w:hyperlink>
+      <w:r>
+        <w:rPr>
+          <w:lang w:val="pt_PT" w:bidi="pt_PT"/>
+        </w:rPr>
+        <w:t>). Havia parentes que permaneceram em Harã, para onde Jacó, neto de Abraão, fugiu com medo de Esaú (</w:t>
+      </w:r>
+      <w:hyperlink r:id="rId238">
+        <w:r>
+          <w:rPr>
+            <w:lang w:val="pt_PT" w:bidi="pt_PT"/>
+          </w:rPr>
+          <w:rPr>
+            <w:color w:val="0000EE"/>
+            <w:u w:val="single"/>
+          </w:rPr>
+          <w:t>27.42–43</w:t>
+        </w:r>
+      </w:hyperlink>
+      <w:r>
+        <w:rPr>
+          <w:lang w:val="pt_PT" w:bidi="pt_PT"/>
+        </w:rPr>
+        <w:t>). Jacó ficou em Harã muitos anos enquanto servia seu tio Labão e adquiria Lia e Raquel como esposas, além de muitas ovelhas e cabras, servos, camelos e jumentos (</w:t>
+      </w:r>
+      <w:hyperlink r:id="rId239">
+        <w:r>
+          <w:rPr>
+            <w:lang w:val="pt_PT" w:bidi="pt_PT"/>
+          </w:rPr>
+          <w:rPr>
+            <w:color w:val="0000EE"/>
+            <w:u w:val="single"/>
+          </w:rPr>
+          <w:t>30.43</w:t>
+        </w:r>
+      </w:hyperlink>
+      <w:r>
+        <w:rPr>
+          <w:lang w:val="pt_PT" w:bidi="pt_PT"/>
+        </w:rPr>
+        <w:t>).</w:t>
+      </w:r>
+    </w:p>
+    <w:p>
+      <w:pPr/>
+      <w:r>
+        <w:rPr>
+          <w:lang w:val="pt_PT" w:bidi="pt_PT"/>
+        </w:rPr>
+      </w:r>
+      <w:r>
+        <w:rPr>
+          <w:lang w:val="pt_PT" w:bidi="pt_PT"/>
+        </w:rPr>
+        <w:t>Esta "cidade de Naor" (</w:t>
+      </w:r>
+      <w:hyperlink r:id="rId240">
+        <w:r>
+          <w:rPr>
+            <w:lang w:val="pt_PT" w:bidi="pt_PT"/>
+          </w:rPr>
+          <w:rPr>
+            <w:color w:val="0000EE"/>
+            <w:u w:val="single"/>
+          </w:rPr>
+          <w:t>Gn 11.27–29</w:t>
+        </w:r>
+      </w:hyperlink>
+      <w:r>
+        <w:rPr>
+          <w:lang w:val="pt_PT" w:bidi="pt_PT"/>
+        </w:rPr>
+        <w:t xml:space="preserve">; </w:t>
+      </w:r>
+      <w:hyperlink r:id="rId241">
+        <w:r>
+          <w:rPr>
+            <w:lang w:val="pt_PT" w:bidi="pt_PT"/>
+          </w:rPr>
+          <w:rPr>
+            <w:color w:val="0000EE"/>
+            <w:u w:val="single"/>
+          </w:rPr>
+          <w:t>24.10</w:t>
+        </w:r>
+      </w:hyperlink>
+      <w:r>
+        <w:rPr>
+          <w:lang w:val="pt_PT" w:bidi="pt_PT"/>
+        </w:rPr>
+        <w:t xml:space="preserve">; </w:t>
+      </w:r>
+      <w:hyperlink r:id="rId242">
+        <w:r>
+          <w:rPr>
+            <w:lang w:val="pt_PT" w:bidi="pt_PT"/>
+          </w:rPr>
+          <w:rPr>
+            <w:color w:val="0000EE"/>
+            <w:u w:val="single"/>
+          </w:rPr>
+          <w:t>27.43</w:t>
+        </w:r>
+      </w:hyperlink>
+      <w:r>
+        <w:rPr>
+          <w:lang w:val="pt_PT" w:bidi="pt_PT"/>
+        </w:rPr>
+        <w:t>) foi estabelecida no terceiro milênio a.C., e sua localização em um ramo do Eufrates rapidamente a tornou um importante centro comercial. Talvez a antiga rota comercial que ligava Damasco, Nínive e Carquemis passasse por Harã. Ezequiel menciona o comércio entre Harã e Tiro (</w:t>
+      </w:r>
+      <w:hyperlink r:id="rId243">
+        <w:r>
+          <w:rPr>
+            <w:lang w:val="pt_PT" w:bidi="pt_PT"/>
+          </w:rPr>
+          <w:rPr>
+            <w:color w:val="0000EE"/>
+            <w:u w:val="single"/>
+          </w:rPr>
+          <w:t>Ez 27.23</w:t>
+        </w:r>
+      </w:hyperlink>
+      <w:r>
+        <w:rPr>
+          <w:lang w:val="pt_PT" w:bidi="pt_PT"/>
+        </w:rPr>
+        <w:t xml:space="preserve">). Harã era uma cidade aramaica e era famosa por seu culto ao deus lunar Sin e Nikkal. Este sistema era uma ramificação do culto encontrado na suméria Ur. Sin e sua consorte Nikkal eram reverenciados não apenas aqui, mas em toda Canaã e até mesmo no Egito. O culto persistiu além dos tempos do NT, com seu templo sendo finalmente destruído pelos mongóis no século 13 d.C. Não é de se admirar que Deus tenha ordenado a Abraão que deixasse este centro de idolatria. A moderna Harã preserva a antiga grafia cuneiforme (Charran) do nome (cf. NTLH "Harã", </w:t>
+      </w:r>
+      <w:hyperlink r:id="rId244">
+        <w:r>
+          <w:rPr>
+            <w:lang w:val="pt_PT" w:bidi="pt_PT"/>
+          </w:rPr>
+          <w:rPr>
+            <w:color w:val="0000EE"/>
+            <w:u w:val="single"/>
+          </w:rPr>
+          <w:t>Atos 7.2,4</w:t>
+        </w:r>
+      </w:hyperlink>
+      <w:r>
+        <w:rPr>
+          <w:lang w:val="pt_PT" w:bidi="pt_PT"/>
+        </w:rPr>
+        <w:t>).</w:t>
       </w:r>
       <w:r>
         <w:rPr>
@@ -11287,91 +11407,37 @@
         <w:rPr>
           <w:lang w:val="pt_PT" w:bidi="pt_PT"/>
         </w:rPr>
-        <w:t>Harã (Lugar)</w:t>
-      </w:r>
-      <w:r>
-        <w:rPr>
-          <w:lang w:val="pt_PT" w:bidi="pt_PT"/>
-        </w:rPr>
-      </w:r>
-    </w:p>
-    <w:p>
-      <w:pPr/>
-      <w:r>
-        <w:rPr>
-          <w:lang w:val="pt_PT" w:bidi="pt_PT"/>
-        </w:rPr>
-      </w:r>
-      <w:r>
-        <w:rPr>
-          <w:lang w:val="pt_PT" w:bidi="pt_PT"/>
-        </w:rPr>
-        <w:t xml:space="preserve">Cidade do norte da Mesopotâmia, mencionada pela primeira vez em </w:t>
-      </w:r>
-      <w:hyperlink r:id="rId237">
-        <w:r>
-          <w:rPr>
-            <w:lang w:val="pt_PT" w:bidi="pt_PT"/>
-          </w:rPr>
-          <w:rPr>
-            <w:color w:val="0000EE"/>
-            <w:u w:val="single"/>
-          </w:rPr>
-          <w:t>Gênesis 11.31</w:t>
-        </w:r>
-      </w:hyperlink>
-      <w:r>
-        <w:rPr>
-          <w:lang w:val="pt_PT" w:bidi="pt_PT"/>
-        </w:rPr>
-        <w:t xml:space="preserve"> como o destino de Terá, pai de Abraão, ao migrar de Ur dos Caldeus, e sua residência até sua morte. Aos 75 anos, Abraão foi ordenado por Deus a se mudar para uma terra que Deus tinha para ele (</w:t>
-      </w:r>
-      <w:hyperlink r:id="rId238">
-        <w:r>
-          <w:rPr>
-            <w:lang w:val="pt_PT" w:bidi="pt_PT"/>
-          </w:rPr>
-          <w:rPr>
-            <w:color w:val="0000EE"/>
-            <w:u w:val="single"/>
-          </w:rPr>
-          <w:t>Gn 12.1–4</w:t>
-        </w:r>
-      </w:hyperlink>
-      <w:r>
-        <w:rPr>
-          <w:lang w:val="pt_PT" w:bidi="pt_PT"/>
-        </w:rPr>
-        <w:t>). Havia parentes que permaneceram em Harã, para onde Jacó, neto de Abraão, fugiu com medo de Esaú (</w:t>
-      </w:r>
-      <w:hyperlink r:id="rId239">
-        <w:r>
-          <w:rPr>
-            <w:lang w:val="pt_PT" w:bidi="pt_PT"/>
-          </w:rPr>
-          <w:rPr>
-            <w:color w:val="0000EE"/>
-            <w:u w:val="single"/>
-          </w:rPr>
-          <w:t>27.42–43</w:t>
-        </w:r>
-      </w:hyperlink>
-      <w:r>
-        <w:rPr>
-          <w:lang w:val="pt_PT" w:bidi="pt_PT"/>
-        </w:rPr>
-        <w:t>). Jacó ficou em Harã muitos anos enquanto servia seu tio Labão e adquiria Lia e Raquel como esposas, além de muitas ovelhas e cabras, servos, camelos e jumentos (</w:t>
-      </w:r>
-      <w:hyperlink r:id="rId240">
-        <w:r>
-          <w:rPr>
-            <w:lang w:val="pt_PT" w:bidi="pt_PT"/>
-          </w:rPr>
-          <w:rPr>
-            <w:color w:val="0000EE"/>
-            <w:u w:val="single"/>
-          </w:rPr>
-          <w:t>30.43</w:t>
+        <w:t>Harã (Pessoa)</w:t>
+      </w:r>
+      <w:r>
+        <w:rPr>
+          <w:lang w:val="pt_PT" w:bidi="pt_PT"/>
+        </w:rPr>
+      </w:r>
+    </w:p>
+    <w:p>
+      <w:pPr/>
+      <w:r>
+        <w:rPr>
+          <w:lang w:val="pt_PT" w:bidi="pt_PT"/>
+        </w:rPr>
+      </w:r>
+      <w:r>
+        <w:rPr>
+          <w:lang w:val="pt_PT" w:bidi="pt_PT"/>
+        </w:rPr>
+        <w:t>1. Filho de Tera, pai de Abraão e avô de Ló (</w:t>
+      </w:r>
+      <w:hyperlink r:id="rId245">
+        <w:r>
+          <w:rPr>
+            <w:lang w:val="pt_PT" w:bidi="pt_PT"/>
+          </w:rPr>
+          <w:rPr>
+            <w:color w:val="0000EE"/>
+            <w:u w:val="single"/>
+          </w:rPr>
+          <w:t>Gn 11.26–31</w:t>
         </w:r>
       </w:hyperlink>
       <w:r>
@@ -11392,90 +11458,50 @@
         <w:rPr>
           <w:lang w:val="pt_PT" w:bidi="pt_PT"/>
         </w:rPr>
-        <w:t>Esta "cidade de Naor" (</w:t>
-      </w:r>
-      <w:hyperlink r:id="rId241">
-        <w:r>
-          <w:rPr>
-            <w:lang w:val="pt_PT" w:bidi="pt_PT"/>
-          </w:rPr>
-          <w:rPr>
-            <w:color w:val="0000EE"/>
-            <w:u w:val="single"/>
-          </w:rPr>
-          <w:t>Gn 11.27–29</w:t>
-        </w:r>
-      </w:hyperlink>
-      <w:r>
-        <w:rPr>
-          <w:lang w:val="pt_PT" w:bidi="pt_PT"/>
-        </w:rPr>
-        <w:t xml:space="preserve">; </w:t>
-      </w:r>
-      <w:hyperlink r:id="rId242">
-        <w:r>
-          <w:rPr>
-            <w:lang w:val="pt_PT" w:bidi="pt_PT"/>
-          </w:rPr>
-          <w:rPr>
-            <w:color w:val="0000EE"/>
-            <w:u w:val="single"/>
-          </w:rPr>
-          <w:t>24.10</w:t>
-        </w:r>
-      </w:hyperlink>
-      <w:r>
-        <w:rPr>
-          <w:lang w:val="pt_PT" w:bidi="pt_PT"/>
-        </w:rPr>
-        <w:t xml:space="preserve">; </w:t>
-      </w:r>
-      <w:hyperlink r:id="rId243">
-        <w:r>
-          <w:rPr>
-            <w:lang w:val="pt_PT" w:bidi="pt_PT"/>
-          </w:rPr>
-          <w:rPr>
-            <w:color w:val="0000EE"/>
-            <w:u w:val="single"/>
-          </w:rPr>
-          <w:t>27.43</w:t>
-        </w:r>
-      </w:hyperlink>
-      <w:r>
-        <w:rPr>
-          <w:lang w:val="pt_PT" w:bidi="pt_PT"/>
-        </w:rPr>
-        <w:t>) foi estabelecida no terceiro milênio a.C., e sua localização em um ramo do Eufrates rapidamente a tornou um importante centro comercial. Talvez a antiga rota comercial que ligava Damasco, Nínive e Carquemis passasse por Harã. Ezequiel menciona o comércio entre Harã e Tiro (</w:t>
-      </w:r>
-      <w:hyperlink r:id="rId244">
-        <w:r>
-          <w:rPr>
-            <w:lang w:val="pt_PT" w:bidi="pt_PT"/>
-          </w:rPr>
-          <w:rPr>
-            <w:color w:val="0000EE"/>
-            <w:u w:val="single"/>
-          </w:rPr>
-          <w:t>Ez 27.23</w:t>
-        </w:r>
-      </w:hyperlink>
-      <w:r>
-        <w:rPr>
-          <w:lang w:val="pt_PT" w:bidi="pt_PT"/>
-        </w:rPr>
-        <w:t xml:space="preserve">). Harã era uma cidade aramaica e era famosa por seu culto ao deus lunar Sin e Nikkal. Este sistema era uma ramificação do culto encontrado na suméria Ur. Sin e sua consorte Nikkal eram reverenciados não apenas aqui, mas em toda Canaã e até mesmo no Egito. O culto persistiu além dos tempos do NT, com seu templo sendo finalmente destruído pelos mongóis no século 13 d.C. Não é de se admirar que Deus tenha ordenado a Abraão que deixasse este centro de idolatria. A moderna Harã preserva a antiga grafia cuneiforme (Charran) do nome (cf. NTLH "Harã", </w:t>
-      </w:r>
-      <w:hyperlink r:id="rId245">
-        <w:r>
-          <w:rPr>
-            <w:lang w:val="pt_PT" w:bidi="pt_PT"/>
-          </w:rPr>
-          <w:rPr>
-            <w:color w:val="0000EE"/>
-            <w:u w:val="single"/>
-          </w:rPr>
-          <w:t>Atos 7.2,4</w:t>
+        <w:t>2. O filho de Calebe com sua concubina Efá, membro da tribo de Judá e pai de Gazez (</w:t>
+      </w:r>
+      <w:hyperlink r:id="rId246">
+        <w:r>
+          <w:rPr>
+            <w:lang w:val="pt_PT" w:bidi="pt_PT"/>
+          </w:rPr>
+          <w:rPr>
+            <w:color w:val="0000EE"/>
+            <w:u w:val="single"/>
+          </w:rPr>
+          <w:t>1Cr 2.46</w:t>
+        </w:r>
+      </w:hyperlink>
+      <w:r>
+        <w:rPr>
+          <w:lang w:val="pt_PT" w:bidi="pt_PT"/>
+        </w:rPr>
+        <w:t>).</w:t>
+      </w:r>
+    </w:p>
+    <w:p>
+      <w:pPr/>
+      <w:r>
+        <w:rPr>
+          <w:lang w:val="pt_PT" w:bidi="pt_PT"/>
+        </w:rPr>
+      </w:r>
+      <w:r>
+        <w:rPr>
+          <w:lang w:val="pt_PT" w:bidi="pt_PT"/>
+        </w:rPr>
+        <w:t>3. O filho de Simei, um membro da divisão gersonita da tribo de Levi (</w:t>
+      </w:r>
+      <w:hyperlink r:id="rId247">
+        <w:r>
+          <w:rPr>
+            <w:lang w:val="pt_PT" w:bidi="pt_PT"/>
+          </w:rPr>
+          <w:rPr>
+            <w:color w:val="0000EE"/>
+            <w:u w:val="single"/>
+          </w:rPr>
+          <w:t>1Cr 23.9</w:t>
         </w:r>
       </w:hyperlink>
       <w:r>
@@ -11511,90 +11537,26 @@
         <w:rPr>
           <w:lang w:val="pt_PT" w:bidi="pt_PT"/>
         </w:rPr>
-        <w:t>Harã (Pessoa)</w:t>
-      </w:r>
-      <w:r>
-        <w:rPr>
-          <w:lang w:val="pt_PT" w:bidi="pt_PT"/>
-        </w:rPr>
-      </w:r>
-    </w:p>
-    <w:p>
-      <w:pPr/>
-      <w:r>
-        <w:rPr>
-          <w:lang w:val="pt_PT" w:bidi="pt_PT"/>
-        </w:rPr>
-      </w:r>
-      <w:r>
-        <w:rPr>
-          <w:lang w:val="pt_PT" w:bidi="pt_PT"/>
-        </w:rPr>
-        <w:t>1. Filho de Tera, pai de Abraão e avô de Ló (</w:t>
-      </w:r>
-      <w:hyperlink r:id="rId246">
-        <w:r>
-          <w:rPr>
-            <w:lang w:val="pt_PT" w:bidi="pt_PT"/>
-          </w:rPr>
-          <w:rPr>
-            <w:color w:val="0000EE"/>
-            <w:u w:val="single"/>
-          </w:rPr>
-          <w:t>Gn 11.26–31</w:t>
-        </w:r>
-      </w:hyperlink>
-      <w:r>
-        <w:rPr>
-          <w:lang w:val="pt_PT" w:bidi="pt_PT"/>
-        </w:rPr>
-        <w:t>).</w:t>
-      </w:r>
-    </w:p>
-    <w:p>
-      <w:pPr/>
-      <w:r>
-        <w:rPr>
-          <w:lang w:val="pt_PT" w:bidi="pt_PT"/>
-        </w:rPr>
-      </w:r>
-      <w:r>
-        <w:rPr>
-          <w:lang w:val="pt_PT" w:bidi="pt_PT"/>
-        </w:rPr>
-        <w:t>2. O filho de Calebe com sua concubina Efá, membro da tribo de Judá e pai de Gazez (</w:t>
-      </w:r>
-      <w:hyperlink r:id="rId247">
-        <w:r>
-          <w:rPr>
-            <w:lang w:val="pt_PT" w:bidi="pt_PT"/>
-          </w:rPr>
-          <w:rPr>
-            <w:color w:val="0000EE"/>
-            <w:u w:val="single"/>
-          </w:rPr>
-          <w:t>1Cr 2.46</w:t>
-        </w:r>
-      </w:hyperlink>
-      <w:r>
-        <w:rPr>
-          <w:lang w:val="pt_PT" w:bidi="pt_PT"/>
-        </w:rPr>
-        <w:t>).</w:t>
-      </w:r>
-    </w:p>
-    <w:p>
-      <w:pPr/>
-      <w:r>
-        <w:rPr>
-          <w:lang w:val="pt_PT" w:bidi="pt_PT"/>
-        </w:rPr>
-      </w:r>
-      <w:r>
-        <w:rPr>
-          <w:lang w:val="pt_PT" w:bidi="pt_PT"/>
-        </w:rPr>
-        <w:t>3. O filho de Simei, um membro da divisão gersonita da tribo de Levi (</w:t>
+        <w:t>Harada</w:t>
+      </w:r>
+      <w:r>
+        <w:rPr>
+          <w:lang w:val="pt_PT" w:bidi="pt_PT"/>
+        </w:rPr>
+      </w:r>
+    </w:p>
+    <w:p>
+      <w:pPr/>
+      <w:r>
+        <w:rPr>
+          <w:lang w:val="pt_PT" w:bidi="pt_PT"/>
+        </w:rPr>
+      </w:r>
+      <w:r>
+        <w:rPr>
+          <w:lang w:val="pt_PT" w:bidi="pt_PT"/>
+        </w:rPr>
+        <w:t>O vigésimo acampamento selvagem dos israelitas em sua jornada do Egito para a Terra Prometida. É o nono lugar onde acamparam após deixarem o Sinai. Está listado entre o Monte Sefer e Maquelote. Sua localização é incerta (</w:t>
       </w:r>
       <w:hyperlink r:id="rId248">
         <w:r>
@@ -11605,7 +11567,7 @@
             <w:color w:val="0000EE"/>
             <w:u w:val="single"/>
           </w:rPr>
-          <w:t>1Cr 23.9</w:t>
+          <w:t>Nm 33.24–25</w:t>
         </w:r>
       </w:hyperlink>
       <w:r>
@@ -11641,37 +11603,37 @@
         <w:rPr>
           <w:lang w:val="pt_PT" w:bidi="pt_PT"/>
         </w:rPr>
-        <w:t>Harada</w:t>
-      </w:r>
-      <w:r>
-        <w:rPr>
-          <w:lang w:val="pt_PT" w:bidi="pt_PT"/>
-        </w:rPr>
-      </w:r>
-    </w:p>
-    <w:p>
-      <w:pPr/>
-      <w:r>
-        <w:rPr>
-          <w:lang w:val="pt_PT" w:bidi="pt_PT"/>
-        </w:rPr>
-      </w:r>
-      <w:r>
-        <w:rPr>
-          <w:lang w:val="pt_PT" w:bidi="pt_PT"/>
-        </w:rPr>
-        <w:t>O vigésimo acampamento selvagem dos israelitas em sua jornada do Egito para a Terra Prometida. É o nono lugar onde acamparam após deixarem o Sinai. Está listado entre o Monte Sefer e Maquelote. Sua localização é incerta (</w:t>
-      </w:r>
-      <w:hyperlink r:id="rId249">
-        <w:r>
-          <w:rPr>
-            <w:lang w:val="pt_PT" w:bidi="pt_PT"/>
-          </w:rPr>
-          <w:rPr>
-            <w:color w:val="0000EE"/>
-            <w:u w:val="single"/>
-          </w:rPr>
-          <w:t>Nm 33.24–25</w:t>
+        <w:t>Haraías</w:t>
+      </w:r>
+      <w:r>
+        <w:rPr>
+          <w:lang w:val="pt_PT" w:bidi="pt_PT"/>
+        </w:rPr>
+      </w:r>
+    </w:p>
+    <w:p>
+      <w:pPr/>
+      <w:r>
+        <w:rPr>
+          <w:lang w:val="pt_PT" w:bidi="pt_PT"/>
+        </w:rPr>
+      </w:r>
+      <w:r>
+        <w:rPr>
+          <w:lang w:val="pt_PT" w:bidi="pt_PT"/>
+        </w:rPr>
+        <w:t>Pai de Uziel, um ourives que trabalhou na reconstrução do muro de Jerusalém na época de Neemias (</w:t>
+      </w:r>
+      <w:hyperlink r:id="rId212">
+        <w:r>
+          <w:rPr>
+            <w:lang w:val="pt_PT" w:bidi="pt_PT"/>
+          </w:rPr>
+          <w:rPr>
+            <w:color w:val="0000EE"/>
+            <w:u w:val="single"/>
+          </w:rPr>
+          <w:t>Ne 3.8</w:t>
         </w:r>
       </w:hyperlink>
       <w:r>
@@ -11707,44 +11669,144 @@
         <w:rPr>
           <w:lang w:val="pt_PT" w:bidi="pt_PT"/>
         </w:rPr>
-        <w:t>Haraías</w:t>
-      </w:r>
-      <w:r>
-        <w:rPr>
-          <w:lang w:val="pt_PT" w:bidi="pt_PT"/>
-        </w:rPr>
-      </w:r>
-    </w:p>
-    <w:p>
-      <w:pPr/>
-      <w:r>
-        <w:rPr>
-          <w:lang w:val="pt_PT" w:bidi="pt_PT"/>
-        </w:rPr>
-      </w:r>
-      <w:r>
-        <w:rPr>
-          <w:lang w:val="pt_PT" w:bidi="pt_PT"/>
-        </w:rPr>
-        <w:t>Pai de Uziel, um ourives que trabalhou na reconstrução do muro de Jerusalém na época de Neemias (</w:t>
-      </w:r>
-      <w:hyperlink r:id="rId212">
-        <w:r>
-          <w:rPr>
-            <w:lang w:val="pt_PT" w:bidi="pt_PT"/>
-          </w:rPr>
-          <w:rPr>
-            <w:color w:val="0000EE"/>
-            <w:u w:val="single"/>
-          </w:rPr>
-          <w:t>Ne 3.8</w:t>
-        </w:r>
-      </w:hyperlink>
-      <w:r>
-        <w:rPr>
-          <w:lang w:val="pt_PT" w:bidi="pt_PT"/>
-        </w:rPr>
-        <w:t>).</w:t>
+        <w:t>Harar, Hararita</w:t>
+      </w:r>
+      <w:r>
+        <w:rPr>
+          <w:lang w:val="pt_PT" w:bidi="pt_PT"/>
+        </w:rPr>
+      </w:r>
+    </w:p>
+    <w:p>
+      <w:pPr/>
+      <w:r>
+        <w:rPr>
+          <w:lang w:val="pt_PT" w:bidi="pt_PT"/>
+        </w:rPr>
+      </w:r>
+      <w:r>
+        <w:rPr>
+          <w:lang w:val="pt_PT" w:bidi="pt_PT"/>
+        </w:rPr>
+        <w:t>Os termos "Harar" e "Hararita" são usados para descrever vários dos "homens valentes" do rei Davi na Bíblia. Um hararita era uma pessoa que vinha de um lugar chamado Harar.</w:t>
+      </w:r>
+    </w:p>
+    <w:p>
+      <w:pPr/>
+      <w:r>
+        <w:rPr>
+          <w:lang w:val="pt_PT" w:bidi="pt_PT"/>
+        </w:rPr>
+      </w:r>
+      <w:r>
+        <w:rPr>
+          <w:lang w:val="pt_PT" w:bidi="pt_PT"/>
+        </w:rPr>
+        <w:t>Sama foi um dos homens mais poderosos de Davi. Ele era pai de Jônatas. Este é um Jônatas diferente do filho do Rei Saul, que era amigo de Davi. Sama era um hararita (</w:t>
+      </w:r>
+      <w:hyperlink r:id="rId249">
+        <w:r>
+          <w:rPr>
+            <w:lang w:val="pt_PT" w:bidi="pt_PT"/>
+          </w:rPr>
+          <w:rPr>
+            <w:color w:val="0000EE"/>
+            <w:u w:val="single"/>
+          </w:rPr>
+          <w:t>2Sm 23.11,33</w:t>
+        </w:r>
+      </w:hyperlink>
+      <w:r>
+        <w:rPr>
+          <w:lang w:val="pt_PT" w:bidi="pt_PT"/>
+        </w:rPr>
+        <w:t xml:space="preserve">; </w:t>
+      </w:r>
+      <w:hyperlink r:id="rId250">
+        <w:r>
+          <w:rPr>
+            <w:lang w:val="pt_PT" w:bidi="pt_PT"/>
+          </w:rPr>
+          <w:rPr>
+            <w:color w:val="0000EE"/>
+            <w:u w:val="single"/>
+          </w:rPr>
+          <w:t>1Cr 11.34</w:t>
+        </w:r>
+      </w:hyperlink>
+      <w:r>
+        <w:rPr>
+          <w:lang w:val="pt_PT" w:bidi="pt_PT"/>
+        </w:rPr>
+        <w:t xml:space="preserve"> menciona “Sage”). Agé, o pai de Sama, também era um hararita (</w:t>
+      </w:r>
+      <w:hyperlink r:id="rId251">
+        <w:r>
+          <w:rPr>
+            <w:lang w:val="pt_PT" w:bidi="pt_PT"/>
+          </w:rPr>
+          <w:rPr>
+            <w:color w:val="0000EE"/>
+            <w:u w:val="single"/>
+          </w:rPr>
+          <w:t>2Sm 23.11</w:t>
+        </w:r>
+      </w:hyperlink>
+      <w:r>
+        <w:rPr>
+          <w:lang w:val="pt_PT" w:bidi="pt_PT"/>
+        </w:rPr>
+        <w:t>). Sarar, o pai de Aião, também é chamado de hararita (</w:t>
+      </w:r>
+      <w:hyperlink r:id="rId252">
+        <w:r>
+          <w:rPr>
+            <w:lang w:val="pt_PT" w:bidi="pt_PT"/>
+          </w:rPr>
+          <w:rPr>
+            <w:color w:val="0000EE"/>
+            <w:u w:val="single"/>
+          </w:rPr>
+          <w:t>2Sm 23.33</w:t>
+        </w:r>
+      </w:hyperlink>
+      <w:r>
+        <w:rPr>
+          <w:lang w:val="pt_PT" w:bidi="pt_PT"/>
+        </w:rPr>
+        <w:t xml:space="preserve">; em </w:t>
+      </w:r>
+      <w:hyperlink r:id="rId253">
+        <w:r>
+          <w:rPr>
+            <w:lang w:val="pt_PT" w:bidi="pt_PT"/>
+          </w:rPr>
+          <w:rPr>
+            <w:color w:val="0000EE"/>
+            <w:u w:val="single"/>
+          </w:rPr>
+          <w:t>1Cr 11.35</w:t>
+        </w:r>
+      </w:hyperlink>
+      <w:r>
+        <w:rPr>
+          <w:lang w:val="pt_PT" w:bidi="pt_PT"/>
+        </w:rPr>
+        <w:t xml:space="preserve"> ele é chamado de “Sacar”).</w:t>
+      </w:r>
+    </w:p>
+    <w:p>
+      <w:pPr/>
+      <w:r>
+        <w:rPr>
+          <w:lang w:val="pt_PT" w:bidi="pt_PT"/>
+        </w:rPr>
+      </w:r>
+      <w:r>
+        <w:rPr>
+          <w:lang w:val="pt_PT" w:bidi="pt_PT"/>
+        </w:rPr>
+        <w:t>Não temos certeza completa do que esses termos significam. Eles podem se referir a uma vila montanhosa chamada Harar, ou podem significar "montanhês" (alguém que vive nas montanhas).</w:t>
       </w:r>
       <w:r>
         <w:rPr>
@@ -11773,51 +11835,37 @@
         <w:rPr>
           <w:lang w:val="pt_PT" w:bidi="pt_PT"/>
         </w:rPr>
-        <w:t>Harar, Hararita</w:t>
-      </w:r>
-      <w:r>
-        <w:rPr>
-          <w:lang w:val="pt_PT" w:bidi="pt_PT"/>
-        </w:rPr>
-      </w:r>
-    </w:p>
-    <w:p>
-      <w:pPr/>
-      <w:r>
-        <w:rPr>
-          <w:lang w:val="pt_PT" w:bidi="pt_PT"/>
-        </w:rPr>
-      </w:r>
-      <w:r>
-        <w:rPr>
-          <w:lang w:val="pt_PT" w:bidi="pt_PT"/>
-        </w:rPr>
-        <w:t>Os termos "Harar" e "Hararita" são usados para descrever vários dos "homens valentes" do rei Davi na Bíblia. Um hararita era uma pessoa que vinha de um lugar chamado Harar.</w:t>
-      </w:r>
-    </w:p>
-    <w:p>
-      <w:pPr/>
-      <w:r>
-        <w:rPr>
-          <w:lang w:val="pt_PT" w:bidi="pt_PT"/>
-        </w:rPr>
-      </w:r>
-      <w:r>
-        <w:rPr>
-          <w:lang w:val="pt_PT" w:bidi="pt_PT"/>
-        </w:rPr>
-        <w:t>Sama foi um dos homens mais poderosos de Davi. Ele era pai de Jônatas. Este é um Jônatas diferente do filho do Rei Saul, que era amigo de Davi. Sama era um hararita (</w:t>
-      </w:r>
-      <w:hyperlink r:id="rId250">
-        <w:r>
-          <w:rPr>
-            <w:lang w:val="pt_PT" w:bidi="pt_PT"/>
-          </w:rPr>
-          <w:rPr>
-            <w:color w:val="0000EE"/>
-            <w:u w:val="single"/>
-          </w:rPr>
-          <w:t>2Sm 23.11,33</w:t>
+        <w:t>Harás</w:t>
+      </w:r>
+      <w:r>
+        <w:rPr>
+          <w:lang w:val="pt_PT" w:bidi="pt_PT"/>
+        </w:rPr>
+      </w:r>
+    </w:p>
+    <w:p>
+      <w:pPr/>
+      <w:r>
+        <w:rPr>
+          <w:lang w:val="pt_PT" w:bidi="pt_PT"/>
+        </w:rPr>
+      </w:r>
+      <w:r>
+        <w:rPr>
+          <w:lang w:val="pt_PT" w:bidi="pt_PT"/>
+        </w:rPr>
+        <w:t>Avô de Salum. A esposa de Salum era Hulda, a profetisa (</w:t>
+      </w:r>
+      <w:hyperlink r:id="rId254">
+        <w:r>
+          <w:rPr>
+            <w:lang w:val="pt_PT" w:bidi="pt_PT"/>
+          </w:rPr>
+          <w:rPr>
+            <w:color w:val="0000EE"/>
+            <w:u w:val="single"/>
+          </w:rPr>
+          <w:t>2Rs 22.14</w:t>
         </w:r>
       </w:hyperlink>
       <w:r>
@@ -11826,91 +11874,23 @@
         </w:rPr>
         <w:t xml:space="preserve">; </w:t>
       </w:r>
-      <w:hyperlink r:id="rId251">
-        <w:r>
-          <w:rPr>
-            <w:lang w:val="pt_PT" w:bidi="pt_PT"/>
-          </w:rPr>
-          <w:rPr>
-            <w:color w:val="0000EE"/>
-            <w:u w:val="single"/>
-          </w:rPr>
-          <w:t>1Cr 11.34</w:t>
-        </w:r>
-      </w:hyperlink>
-      <w:r>
-        <w:rPr>
-          <w:lang w:val="pt_PT" w:bidi="pt_PT"/>
-        </w:rPr>
-        <w:t xml:space="preserve"> menciona “Sage”). Agé, o pai de Sama, também era um hararita (</w:t>
-      </w:r>
-      <w:hyperlink r:id="rId252">
-        <w:r>
-          <w:rPr>
-            <w:lang w:val="pt_PT" w:bidi="pt_PT"/>
-          </w:rPr>
-          <w:rPr>
-            <w:color w:val="0000EE"/>
-            <w:u w:val="single"/>
-          </w:rPr>
-          <w:t>2Sm 23.11</w:t>
-        </w:r>
-      </w:hyperlink>
-      <w:r>
-        <w:rPr>
-          <w:lang w:val="pt_PT" w:bidi="pt_PT"/>
-        </w:rPr>
-        <w:t>). Sarar, o pai de Aião, também é chamado de hararita (</w:t>
-      </w:r>
-      <w:hyperlink r:id="rId253">
-        <w:r>
-          <w:rPr>
-            <w:lang w:val="pt_PT" w:bidi="pt_PT"/>
-          </w:rPr>
-          <w:rPr>
-            <w:color w:val="0000EE"/>
-            <w:u w:val="single"/>
-          </w:rPr>
-          <w:t>2Sm 23.33</w:t>
-        </w:r>
-      </w:hyperlink>
-      <w:r>
-        <w:rPr>
-          <w:lang w:val="pt_PT" w:bidi="pt_PT"/>
-        </w:rPr>
-        <w:t xml:space="preserve">; em </w:t>
-      </w:r>
-      <w:hyperlink r:id="rId254">
-        <w:r>
-          <w:rPr>
-            <w:lang w:val="pt_PT" w:bidi="pt_PT"/>
-          </w:rPr>
-          <w:rPr>
-            <w:color w:val="0000EE"/>
-            <w:u w:val="single"/>
-          </w:rPr>
-          <w:t>1Cr 11.35</w:t>
-        </w:r>
-      </w:hyperlink>
-      <w:r>
-        <w:rPr>
-          <w:lang w:val="pt_PT" w:bidi="pt_PT"/>
-        </w:rPr>
-        <w:t xml:space="preserve"> ele é chamado de “Sacar”).</w:t>
-      </w:r>
-    </w:p>
-    <w:p>
-      <w:pPr/>
-      <w:r>
-        <w:rPr>
-          <w:lang w:val="pt_PT" w:bidi="pt_PT"/>
-        </w:rPr>
-      </w:r>
-      <w:r>
-        <w:rPr>
-          <w:lang w:val="pt_PT" w:bidi="pt_PT"/>
-        </w:rPr>
-        <w:t>Não temos certeza completa do que esses termos significam. Eles podem se referir a uma vila montanhosa chamada Harar, ou podem significar "montanhês" (alguém que vive nas montanhas).</w:t>
+      <w:hyperlink r:id="rId255">
+        <w:r>
+          <w:rPr>
+            <w:lang w:val="pt_PT" w:bidi="pt_PT"/>
+          </w:rPr>
+          <w:rPr>
+            <w:color w:val="0000EE"/>
+            <w:u w:val="single"/>
+          </w:rPr>
+          <w:t>2Cr 34.22</w:t>
+        </w:r>
+      </w:hyperlink>
+      <w:r>
+        <w:rPr>
+          <w:lang w:val="pt_PT" w:bidi="pt_PT"/>
+        </w:rPr>
+        <w:t>), que entregou um oráculo para Josias após a descoberta do Livro da Lei pelo sumo sacerdote Hilquias.</w:t>
       </w:r>
       <w:r>
         <w:rPr>
@@ -11939,44 +11919,26 @@
         <w:rPr>
           <w:lang w:val="pt_PT" w:bidi="pt_PT"/>
         </w:rPr>
-        <w:t>Harás</w:t>
-      </w:r>
-      <w:r>
-        <w:rPr>
-          <w:lang w:val="pt_PT" w:bidi="pt_PT"/>
-        </w:rPr>
-      </w:r>
-    </w:p>
-    <w:p>
-      <w:pPr/>
-      <w:r>
-        <w:rPr>
-          <w:lang w:val="pt_PT" w:bidi="pt_PT"/>
-        </w:rPr>
-      </w:r>
-      <w:r>
-        <w:rPr>
-          <w:lang w:val="pt_PT" w:bidi="pt_PT"/>
-        </w:rPr>
-        <w:t>Avô de Salum. A esposa de Salum era Hulda, a profetisa (</w:t>
-      </w:r>
-      <w:hyperlink r:id="rId255">
-        <w:r>
-          <w:rPr>
-            <w:lang w:val="pt_PT" w:bidi="pt_PT"/>
-          </w:rPr>
-          <w:rPr>
-            <w:color w:val="0000EE"/>
-            <w:u w:val="single"/>
-          </w:rPr>
-          <w:t>2Rs 22.14</w:t>
-        </w:r>
-      </w:hyperlink>
-      <w:r>
-        <w:rPr>
-          <w:lang w:val="pt_PT" w:bidi="pt_PT"/>
-        </w:rPr>
-        <w:t xml:space="preserve">; </w:t>
+        <w:t>Harbona</w:t>
+      </w:r>
+      <w:r>
+        <w:rPr>
+          <w:lang w:val="pt_PT" w:bidi="pt_PT"/>
+        </w:rPr>
+      </w:r>
+    </w:p>
+    <w:p>
+      <w:pPr/>
+      <w:r>
+        <w:rPr>
+          <w:lang w:val="pt_PT" w:bidi="pt_PT"/>
+        </w:rPr>
+      </w:r>
+      <w:r>
+        <w:rPr>
+          <w:lang w:val="pt_PT" w:bidi="pt_PT"/>
+        </w:rPr>
+        <w:t>Um dos sete servos pessoais do rei Assuero. Assuero (também chamado de Xerxes) ordenou que eles exibissem a rainha Vasti diante de um banquete embriagado para que todos pudessem ver sua beleza (</w:t>
       </w:r>
       <w:hyperlink r:id="rId256">
         <w:r>
@@ -11987,14 +11949,32 @@
             <w:color w:val="0000EE"/>
             <w:u w:val="single"/>
           </w:rPr>
-          <w:t>2Cr 34.22</w:t>
-        </w:r>
-      </w:hyperlink>
-      <w:r>
-        <w:rPr>
-          <w:lang w:val="pt_PT" w:bidi="pt_PT"/>
-        </w:rPr>
-        <w:t>), que entregou um oráculo para Josias após a descoberta do Livro da Lei pelo sumo sacerdote Hilquias.</w:t>
+          <w:t>Et 1.10</w:t>
+        </w:r>
+      </w:hyperlink>
+      <w:r>
+        <w:rPr>
+          <w:lang w:val="pt_PT" w:bidi="pt_PT"/>
+        </w:rPr>
+        <w:t>). Mais tarde, Harbona sugeriu que Hamã fosse enforcado na forca que Hamã havia construído para executar Mordecai (</w:t>
+      </w:r>
+      <w:hyperlink r:id="rId257">
+        <w:r>
+          <w:rPr>
+            <w:lang w:val="pt_PT" w:bidi="pt_PT"/>
+          </w:rPr>
+          <w:rPr>
+            <w:color w:val="0000EE"/>
+            <w:u w:val="single"/>
+          </w:rPr>
+          <w:t>Et 7.9</w:t>
+        </w:r>
+      </w:hyperlink>
+      <w:r>
+        <w:rPr>
+          <w:lang w:val="pt_PT" w:bidi="pt_PT"/>
+        </w:rPr>
+        <w:t>).</w:t>
       </w:r>
       <w:r>
         <w:rPr>
@@ -12023,44 +12003,26 @@
         <w:rPr>
           <w:lang w:val="pt_PT" w:bidi="pt_PT"/>
         </w:rPr>
-        <w:t>Harbona</w:t>
-      </w:r>
-      <w:r>
-        <w:rPr>
-          <w:lang w:val="pt_PT" w:bidi="pt_PT"/>
-        </w:rPr>
-      </w:r>
-    </w:p>
-    <w:p>
-      <w:pPr/>
-      <w:r>
-        <w:rPr>
-          <w:lang w:val="pt_PT" w:bidi="pt_PT"/>
-        </w:rPr>
-      </w:r>
-      <w:r>
-        <w:rPr>
-          <w:lang w:val="pt_PT" w:bidi="pt_PT"/>
-        </w:rPr>
-        <w:t>Um dos sete servos pessoais do rei Assuero. Assuero (também chamado de Xerxes) ordenou que eles exibissem a rainha Vasti diante de um banquete embriagado para que todos pudessem ver sua beleza (</w:t>
-      </w:r>
-      <w:hyperlink r:id="rId257">
-        <w:r>
-          <w:rPr>
-            <w:lang w:val="pt_PT" w:bidi="pt_PT"/>
-          </w:rPr>
-          <w:rPr>
-            <w:color w:val="0000EE"/>
-            <w:u w:val="single"/>
-          </w:rPr>
-          <w:t>Et 1.10</w:t>
-        </w:r>
-      </w:hyperlink>
-      <w:r>
-        <w:rPr>
-          <w:lang w:val="pt_PT" w:bidi="pt_PT"/>
-        </w:rPr>
-        <w:t>). Mais tarde, Harbona sugeriu que Hamã fosse enforcado na forca que Hamã havia construído para executar Mordecai (</w:t>
+        <w:t>Harefe</w:t>
+      </w:r>
+      <w:r>
+        <w:rPr>
+          <w:lang w:val="pt_PT" w:bidi="pt_PT"/>
+        </w:rPr>
+      </w:r>
+    </w:p>
+    <w:p>
+      <w:pPr/>
+      <w:r>
+        <w:rPr>
+          <w:lang w:val="pt_PT" w:bidi="pt_PT"/>
+        </w:rPr>
+      </w:r>
+      <w:r>
+        <w:rPr>
+          <w:lang w:val="pt_PT" w:bidi="pt_PT"/>
+        </w:rPr>
+        <w:t>Descendente de Calebe da tribo de Judá e fundador (ou talvez pai) de Bete-Gader (</w:t>
       </w:r>
       <w:hyperlink r:id="rId258">
         <w:r>
@@ -12071,7 +12033,7 @@
             <w:color w:val="0000EE"/>
             <w:u w:val="single"/>
           </w:rPr>
-          <w:t>Et 7.9</w:t>
+          <w:t>1Cr 2.51</w:t>
         </w:r>
       </w:hyperlink>
       <w:r>
@@ -12107,26 +12069,26 @@
         <w:rPr>
           <w:lang w:val="pt_PT" w:bidi="pt_PT"/>
         </w:rPr>
-        <w:t>Harefe</w:t>
-      </w:r>
-      <w:r>
-        <w:rPr>
-          <w:lang w:val="pt_PT" w:bidi="pt_PT"/>
-        </w:rPr>
-      </w:r>
-    </w:p>
-    <w:p>
-      <w:pPr/>
-      <w:r>
-        <w:rPr>
-          <w:lang w:val="pt_PT" w:bidi="pt_PT"/>
-        </w:rPr>
-      </w:r>
-      <w:r>
-        <w:rPr>
-          <w:lang w:val="pt_PT" w:bidi="pt_PT"/>
-        </w:rPr>
-        <w:t>Descendente de Calebe da tribo de Judá e fundador (ou talvez pai) de Bete-Gader (</w:t>
+        <w:t>Har-Heres</w:t>
+      </w:r>
+      <w:r>
+        <w:rPr>
+          <w:lang w:val="pt_PT" w:bidi="pt_PT"/>
+        </w:rPr>
+      </w:r>
+    </w:p>
+    <w:p>
+      <w:pPr/>
+      <w:r>
+        <w:rPr>
+          <w:lang w:val="pt_PT" w:bidi="pt_PT"/>
+        </w:rPr>
+      </w:r>
+      <w:r>
+        <w:rPr>
+          <w:lang w:val="pt_PT" w:bidi="pt_PT"/>
+        </w:rPr>
+        <w:t>Montanha em Aijalom do território de Dã (</w:t>
       </w:r>
       <w:hyperlink r:id="rId259">
         <w:r>
@@ -12137,14 +12099,52 @@
             <w:color w:val="0000EE"/>
             <w:u w:val="single"/>
           </w:rPr>
-          <w:t>1Cr 2.51</w:t>
-        </w:r>
-      </w:hyperlink>
-      <w:r>
-        <w:rPr>
-          <w:lang w:val="pt_PT" w:bidi="pt_PT"/>
-        </w:rPr>
-        <w:t>).</w:t>
+          <w:t>Jz 1.35</w:t>
+        </w:r>
+      </w:hyperlink>
+      <w:r>
+        <w:rPr>
+          <w:lang w:val="pt_PT" w:bidi="pt_PT"/>
+        </w:rPr>
+        <w:t xml:space="preserve">). As Bíblias em português em geral traduzem pela expressão "Monte Heres", uma vez que </w:t>
+      </w:r>
+      <w:r>
+        <w:rPr>
+          <w:i/>
+          <w:lang w:val="pt_PT" w:bidi="pt_PT"/>
+        </w:rPr>
+        <w:t>har</w:t>
+      </w:r>
+      <w:r>
+        <w:rPr>
+          <w:lang w:val="pt_PT" w:bidi="pt_PT"/>
+        </w:rPr>
+        <w:t xml:space="preserve"> em hebraico significa "monte" ou "montanha". </w:t>
+      </w:r>
+      <w:r>
+        <w:rPr>
+          <w:i/>
+          <w:lang w:val="pt_PT" w:bidi="pt_PT"/>
+        </w:rPr>
+        <w:t>Veja</w:t>
+      </w:r>
+      <w:r>
+        <w:rPr>
+          <w:lang w:val="pt_PT" w:bidi="pt_PT"/>
+        </w:rPr>
+        <w:t xml:space="preserve"> </w:t>
+      </w:r>
+      <w:r>
+        <w:rPr>
+          <w:lang w:val="pt_PT" w:bidi="pt_PT"/>
+        </w:rPr>
+        <w:t>Heres #1</w:t>
+      </w:r>
+      <w:r>
+        <w:rPr>
+          <w:lang w:val="pt_PT" w:bidi="pt_PT"/>
+        </w:rPr>
+        <w:t>.</w:t>
       </w:r>
       <w:r>
         <w:rPr>
@@ -14716,7 +14716,7 @@
         </w:rPr>
         <w:t>Um guerreiro entre os homens poderosos do rei Davi (</w:t>
       </w:r>
-      <w:hyperlink r:id="rId251">
+      <w:hyperlink r:id="rId250">
         <w:r>
           <w:rPr>
             <w:lang w:val="pt_PT" w:bidi="pt_PT"/>
@@ -15128,7 +15128,7 @@
         </w:rPr>
         <w:t xml:space="preserve">Ortografia variante de Harás, avô de Salum, em </w:t>
       </w:r>
-      <w:hyperlink r:id="rId256">
+      <w:hyperlink r:id="rId255">
         <w:r>
           <w:rPr>
             <w:lang w:val="pt_PT" w:bidi="pt_PT"/>
@@ -18606,7 +18606,7 @@
         </w:rPr>
         <w:t>Levita e filho de Simei durante o tempo de Davi (</w:t>
       </w:r>
-      <w:hyperlink r:id="rId248">
+      <w:hyperlink r:id="rId247">
         <w:r>
           <w:rPr>
             <w:lang w:val="pt_PT" w:bidi="pt_PT"/>
@@ -39121,7 +39121,7 @@
         </w:rPr>
         <w:t>), ele também foi um ancestral de Esdras. Ele é uma figura importante nos eventos que cercam a reforma religiosa de Josias, não apenas porque encontrou o Livro da Lei, mas também porque conduziu os mensageiros do rei para consultar a profetisa Hulda sobre a Palavra de Deus (</w:t>
       </w:r>
-      <w:hyperlink r:id="rId255">
+      <w:hyperlink r:id="rId254">
         <w:r>
           <w:rPr>
             <w:lang w:val="pt_PT" w:bidi="pt_PT"/>
@@ -45738,148 +45738,12 @@
         <w:rPr>
           <w:lang w:val="pt_PT" w:bidi="pt_PT"/>
         </w:rPr>
-        <w:t>Homem interior</w:t>
-      </w:r>
-      <w:r>
-        <w:rPr>
-          <w:lang w:val="pt_PT" w:bidi="pt_PT"/>
-        </w:rPr>
-      </w:r>
-    </w:p>
-    <w:p>
-      <w:pPr/>
-      <w:r>
-        <w:rPr>
-          <w:lang w:val="pt_PT" w:bidi="pt_PT"/>
-        </w:rPr>
-      </w:r>
-      <w:r>
-        <w:rPr>
-          <w:lang w:val="pt_PT" w:bidi="pt_PT"/>
-        </w:rPr>
-        <w:t xml:space="preserve">O ser interior e invisível de um humano. Esta frase paulina se assemelha ao “homem encoberto” (ARC) de </w:t>
-      </w:r>
-      <w:hyperlink r:id="rId1052">
-        <w:r>
-          <w:rPr>
-            <w:lang w:val="pt_PT" w:bidi="pt_PT"/>
-          </w:rPr>
-          <w:rPr>
-            <w:color w:val="0000EE"/>
-            <w:u w:val="single"/>
-          </w:rPr>
-          <w:t>1 Pedro 3.4</w:t>
-        </w:r>
-      </w:hyperlink>
-      <w:r>
-        <w:rPr>
-          <w:lang w:val="pt_PT" w:bidi="pt_PT"/>
-        </w:rPr>
-        <w:t xml:space="preserve"> (cf. </w:t>
-      </w:r>
-      <w:hyperlink r:id="rId1053">
-        <w:r>
-          <w:rPr>
-            <w:lang w:val="pt_PT" w:bidi="pt_PT"/>
-          </w:rPr>
-          <w:rPr>
-            <w:color w:val="0000EE"/>
-            <w:u w:val="single"/>
-          </w:rPr>
-          <w:t>Rm 2.29</w:t>
-        </w:r>
-      </w:hyperlink>
-      <w:r>
-        <w:rPr>
-          <w:lang w:val="pt_PT" w:bidi="pt_PT"/>
-        </w:rPr>
-        <w:t>), onde a aparência externa é contrastada com a realidade interior. Ela parte da concepção judaica atual do homem como um ser unitário que possui aspectos observáveis e invisíveis, um corpo físico incluindo um coração “psicológico”. Paulo diz que seus membros se submetem ao domínio do pecado mesmo enquanto seu “homem interior” (NAA) se deleita na lei divina (</w:t>
-      </w:r>
-      <w:hyperlink r:id="rId1054">
-        <w:r>
-          <w:rPr>
-            <w:lang w:val="pt_PT" w:bidi="pt_PT"/>
-          </w:rPr>
-          <w:rPr>
-            <w:color w:val="0000EE"/>
-            <w:u w:val="single"/>
-          </w:rPr>
-          <w:t>Rm 7.22</w:t>
-        </w:r>
-      </w:hyperlink>
-      <w:r>
-        <w:rPr>
-          <w:lang w:val="pt_PT" w:bidi="pt_PT"/>
-        </w:rPr>
-        <w:t xml:space="preserve">). Em </w:t>
-      </w:r>
-      <w:hyperlink r:id="rId1055">
-        <w:r>
-          <w:rPr>
-            <w:lang w:val="pt_PT" w:bidi="pt_PT"/>
-          </w:rPr>
-          <w:rPr>
-            <w:color w:val="0000EE"/>
-            <w:u w:val="single"/>
-          </w:rPr>
-          <w:t>Romanos 8.13</w:t>
-        </w:r>
-      </w:hyperlink>
-      <w:r>
-        <w:rPr>
-          <w:lang w:val="pt_PT" w:bidi="pt_PT"/>
-        </w:rPr>
-        <w:t>, ele fala sobre fixar a mente nas coisas da carne versus as coisas do Espírito, descrevendo esse mesmo conflito entre o homem interior e exterior.</w:t>
-      </w:r>
-    </w:p>
-    <w:p>
-      <w:pPr/>
-      <w:r>
-        <w:rPr>
-          <w:lang w:val="pt_PT" w:bidi="pt_PT"/>
-        </w:rPr>
-      </w:r>
-      <w:r>
-        <w:rPr>
-          <w:lang w:val="pt_PT" w:bidi="pt_PT"/>
-        </w:rPr>
-        <w:t>Este núcleo interno da personalidade é o local onde a força do Espírito é instilada e onde Cristo habita no cristão. Assim, outro contraste é entre o homem exterior mortal e já decadente, enfraquecido pela idade e por compartilhar a morte de Cristo, e o homem interior renovado diariamente, à medida que a vida do Jesus ressuscitado se manifesta na carne mortal (</w:t>
-      </w:r>
-      <w:hyperlink r:id="rId1056">
-        <w:r>
-          <w:rPr>
-            <w:lang w:val="pt_PT" w:bidi="pt_PT"/>
-          </w:rPr>
-          <w:rPr>
-            <w:color w:val="0000EE"/>
-            <w:u w:val="single"/>
-          </w:rPr>
-          <w:t>2Co 4.10–16</w:t>
-        </w:r>
-      </w:hyperlink>
-      <w:r>
-        <w:rPr>
-          <w:lang w:val="pt_PT" w:bidi="pt_PT"/>
-        </w:rPr>
-        <w:t xml:space="preserve">). Juntamente com </w:t>
-      </w:r>
-      <w:hyperlink r:id="rId1057">
-        <w:r>
-          <w:rPr>
-            <w:lang w:val="pt_PT" w:bidi="pt_PT"/>
-          </w:rPr>
-          <w:rPr>
-            <w:color w:val="0000EE"/>
-            <w:u w:val="single"/>
-          </w:rPr>
-          <w:t>Romanos 8.11</w:t>
-        </w:r>
-      </w:hyperlink>
-      <w:r>
-        <w:rPr>
-          <w:lang w:val="pt_PT" w:bidi="pt_PT"/>
-        </w:rPr>
-        <w:t>, isso pode possivelmente ecoar uma especulação do judaísmo intertestamentário de que uma contraparte espiritual para o corpo presente já está sendo preparada pelo vivificar da vida divina no devoto homem interior.</w:t>
+        <w:t>Homem, Filho do</w:t>
+      </w:r>
+      <w:r>
+        <w:rPr>
+          <w:lang w:val="pt_PT" w:bidi="pt_PT"/>
+        </w:rPr>
       </w:r>
     </w:p>
     <w:p>
@@ -45894,19 +45758,13 @@
           <w:i/>
           <w:lang w:val="pt_PT" w:bidi="pt_PT"/>
         </w:rPr>
-        <w:t>Veja também</w:t>
-      </w:r>
-      <w:r>
-        <w:rPr>
-          <w:lang w:val="pt_PT" w:bidi="pt_PT"/>
-        </w:rPr>
-        <w:t xml:space="preserve"> </w:t>
-      </w:r>
-      <w:r>
-        <w:rPr>
-          <w:lang w:val="pt_PT" w:bidi="pt_PT"/>
-        </w:rPr>
-        <w:t>Homem</w:t>
+        <w:t xml:space="preserve">Veja </w:t>
+      </w:r>
+      <w:r>
+        <w:rPr>
+          <w:lang w:val="pt_PT" w:bidi="pt_PT"/>
+        </w:rPr>
+        <w:t>Filho do homem</w:t>
       </w:r>
       <w:r>
         <w:rPr>
@@ -45941,12 +45799,148 @@
         <w:rPr>
           <w:lang w:val="pt_PT" w:bidi="pt_PT"/>
         </w:rPr>
-        <w:t>Homem, Filho do</w:t>
-      </w:r>
-      <w:r>
-        <w:rPr>
-          <w:lang w:val="pt_PT" w:bidi="pt_PT"/>
-        </w:rPr>
+        <w:t>Homem interior</w:t>
+      </w:r>
+      <w:r>
+        <w:rPr>
+          <w:lang w:val="pt_PT" w:bidi="pt_PT"/>
+        </w:rPr>
+      </w:r>
+    </w:p>
+    <w:p>
+      <w:pPr/>
+      <w:r>
+        <w:rPr>
+          <w:lang w:val="pt_PT" w:bidi="pt_PT"/>
+        </w:rPr>
+      </w:r>
+      <w:r>
+        <w:rPr>
+          <w:lang w:val="pt_PT" w:bidi="pt_PT"/>
+        </w:rPr>
+        <w:t xml:space="preserve">O ser interior e invisível de um humano. Esta frase paulina se assemelha ao “homem encoberto” (ARC) de </w:t>
+      </w:r>
+      <w:hyperlink r:id="rId1052">
+        <w:r>
+          <w:rPr>
+            <w:lang w:val="pt_PT" w:bidi="pt_PT"/>
+          </w:rPr>
+          <w:rPr>
+            <w:color w:val="0000EE"/>
+            <w:u w:val="single"/>
+          </w:rPr>
+          <w:t>1 Pedro 3.4</w:t>
+        </w:r>
+      </w:hyperlink>
+      <w:r>
+        <w:rPr>
+          <w:lang w:val="pt_PT" w:bidi="pt_PT"/>
+        </w:rPr>
+        <w:t xml:space="preserve"> (cf. </w:t>
+      </w:r>
+      <w:hyperlink r:id="rId1053">
+        <w:r>
+          <w:rPr>
+            <w:lang w:val="pt_PT" w:bidi="pt_PT"/>
+          </w:rPr>
+          <w:rPr>
+            <w:color w:val="0000EE"/>
+            <w:u w:val="single"/>
+          </w:rPr>
+          <w:t>Rm 2.29</w:t>
+        </w:r>
+      </w:hyperlink>
+      <w:r>
+        <w:rPr>
+          <w:lang w:val="pt_PT" w:bidi="pt_PT"/>
+        </w:rPr>
+        <w:t>), onde a aparência externa é contrastada com a realidade interior. Ela parte da concepção judaica atual do homem como um ser unitário que possui aspectos observáveis e invisíveis, um corpo físico incluindo um coração “psicológico”. Paulo diz que seus membros se submetem ao domínio do pecado mesmo enquanto seu “homem interior” (NAA) se deleita na lei divina (</w:t>
+      </w:r>
+      <w:hyperlink r:id="rId1054">
+        <w:r>
+          <w:rPr>
+            <w:lang w:val="pt_PT" w:bidi="pt_PT"/>
+          </w:rPr>
+          <w:rPr>
+            <w:color w:val="0000EE"/>
+            <w:u w:val="single"/>
+          </w:rPr>
+          <w:t>Rm 7.22</w:t>
+        </w:r>
+      </w:hyperlink>
+      <w:r>
+        <w:rPr>
+          <w:lang w:val="pt_PT" w:bidi="pt_PT"/>
+        </w:rPr>
+        <w:t xml:space="preserve">). Em </w:t>
+      </w:r>
+      <w:hyperlink r:id="rId1055">
+        <w:r>
+          <w:rPr>
+            <w:lang w:val="pt_PT" w:bidi="pt_PT"/>
+          </w:rPr>
+          <w:rPr>
+            <w:color w:val="0000EE"/>
+            <w:u w:val="single"/>
+          </w:rPr>
+          <w:t>Romanos 8.13</w:t>
+        </w:r>
+      </w:hyperlink>
+      <w:r>
+        <w:rPr>
+          <w:lang w:val="pt_PT" w:bidi="pt_PT"/>
+        </w:rPr>
+        <w:t>, ele fala sobre fixar a mente nas coisas da carne versus as coisas do Espírito, descrevendo esse mesmo conflito entre o homem interior e exterior.</w:t>
+      </w:r>
+    </w:p>
+    <w:p>
+      <w:pPr/>
+      <w:r>
+        <w:rPr>
+          <w:lang w:val="pt_PT" w:bidi="pt_PT"/>
+        </w:rPr>
+      </w:r>
+      <w:r>
+        <w:rPr>
+          <w:lang w:val="pt_PT" w:bidi="pt_PT"/>
+        </w:rPr>
+        <w:t>Este núcleo interno da personalidade é o local onde a força do Espírito é instilada e onde Cristo habita no cristão. Assim, outro contraste é entre o homem exterior mortal e já decadente, enfraquecido pela idade e por compartilhar a morte de Cristo, e o homem interior renovado diariamente, à medida que a vida do Jesus ressuscitado se manifesta na carne mortal (</w:t>
+      </w:r>
+      <w:hyperlink r:id="rId1056">
+        <w:r>
+          <w:rPr>
+            <w:lang w:val="pt_PT" w:bidi="pt_PT"/>
+          </w:rPr>
+          <w:rPr>
+            <w:color w:val="0000EE"/>
+            <w:u w:val="single"/>
+          </w:rPr>
+          <w:t>2Co 4.10–16</w:t>
+        </w:r>
+      </w:hyperlink>
+      <w:r>
+        <w:rPr>
+          <w:lang w:val="pt_PT" w:bidi="pt_PT"/>
+        </w:rPr>
+        <w:t xml:space="preserve">). Juntamente com </w:t>
+      </w:r>
+      <w:hyperlink r:id="rId1057">
+        <w:r>
+          <w:rPr>
+            <w:lang w:val="pt_PT" w:bidi="pt_PT"/>
+          </w:rPr>
+          <w:rPr>
+            <w:color w:val="0000EE"/>
+            <w:u w:val="single"/>
+          </w:rPr>
+          <w:t>Romanos 8.11</w:t>
+        </w:r>
+      </w:hyperlink>
+      <w:r>
+        <w:rPr>
+          <w:lang w:val="pt_PT" w:bidi="pt_PT"/>
+        </w:rPr>
+        <w:t>, isso pode possivelmente ecoar uma especulação do judaísmo intertestamentário de que uma contraparte espiritual para o corpo presente já está sendo preparada pelo vivificar da vida divina no devoto homem interior.</w:t>
       </w:r>
     </w:p>
     <w:p>
@@ -45961,13 +45955,19 @@
           <w:i/>
           <w:lang w:val="pt_PT" w:bidi="pt_PT"/>
         </w:rPr>
-        <w:t xml:space="preserve">Veja </w:t>
-      </w:r>
-      <w:r>
-        <w:rPr>
-          <w:lang w:val="pt_PT" w:bidi="pt_PT"/>
-        </w:rPr>
-        <w:t>Filho do homem</w:t>
+        <w:t>Veja também</w:t>
+      </w:r>
+      <w:r>
+        <w:rPr>
+          <w:lang w:val="pt_PT" w:bidi="pt_PT"/>
+        </w:rPr>
+        <w:t xml:space="preserve"> </w:t>
+      </w:r>
+      <w:r>
+        <w:rPr>
+          <w:lang w:val="pt_PT" w:bidi="pt_PT"/>
+        </w:rPr>
+        <w:t>Homem</w:t>
       </w:r>
       <w:r>
         <w:rPr>
@@ -47957,26 +47957,26 @@
         <w:rPr>
           <w:lang w:val="pt_PT" w:bidi="pt_PT"/>
         </w:rPr>
-        <w:t>Hor-Hagidgade</w:t>
-      </w:r>
-      <w:r>
-        <w:rPr>
-          <w:lang w:val="pt_PT" w:bidi="pt_PT"/>
-        </w:rPr>
-      </w:r>
-    </w:p>
-    <w:p>
-      <w:pPr/>
-      <w:r>
-        <w:rPr>
-          <w:lang w:val="pt_PT" w:bidi="pt_PT"/>
-        </w:rPr>
-      </w:r>
-      <w:r>
-        <w:rPr>
-          <w:lang w:val="pt_PT" w:bidi="pt_PT"/>
-        </w:rPr>
-        <w:t>Uma tradução literal traduz como Hor-Hagidgade. Local de acampamento dos israelitas durante suas peregrinações no deserto (</w:t>
+        <w:t>Hor, Monte</w:t>
+      </w:r>
+      <w:r>
+        <w:rPr>
+          <w:lang w:val="pt_PT" w:bidi="pt_PT"/>
+        </w:rPr>
+      </w:r>
+    </w:p>
+    <w:p>
+      <w:pPr/>
+      <w:r>
+        <w:rPr>
+          <w:lang w:val="pt_PT" w:bidi="pt_PT"/>
+        </w:rPr>
+      </w:r>
+      <w:r>
+        <w:rPr>
+          <w:lang w:val="pt_PT" w:bidi="pt_PT"/>
+        </w:rPr>
+        <w:t>1. Montanha localizada na fronteira da terra de Edom (</w:t>
       </w:r>
       <w:hyperlink r:id="rId1109">
         <w:r>
@@ -47987,14 +47987,14 @@
             <w:color w:val="0000EE"/>
             <w:u w:val="single"/>
           </w:rPr>
-          <w:t>Nm 33.32–33</w:t>
-        </w:r>
-      </w:hyperlink>
-      <w:r>
-        <w:rPr>
-          <w:lang w:val="pt_PT" w:bidi="pt_PT"/>
-        </w:rPr>
-        <w:t xml:space="preserve">). Pode ser o Gudgodá de </w:t>
+          <w:t>Nm 20.23</w:t>
+        </w:r>
+      </w:hyperlink>
+      <w:r>
+        <w:rPr>
+          <w:lang w:val="pt_PT" w:bidi="pt_PT"/>
+        </w:rPr>
+        <w:t xml:space="preserve">; </w:t>
       </w:r>
       <w:hyperlink r:id="rId1110">
         <w:r>
@@ -48005,47 +48005,204 @@
             <w:color w:val="0000EE"/>
             <w:u w:val="single"/>
           </w:rPr>
-          <w:t>Deuteronômio 10.7</w:t>
-        </w:r>
-      </w:hyperlink>
-      <w:r>
-        <w:rPr>
-          <w:lang w:val="pt_PT" w:bidi="pt_PT"/>
-        </w:rPr>
-        <w:t>, e foi identificado com Wadi Ghadaghed.</w:t>
-      </w:r>
-    </w:p>
-    <w:p>
-      <w:pPr/>
-      <w:r>
-        <w:rPr>
-          <w:lang w:val="pt_PT" w:bidi="pt_PT"/>
-        </w:rPr>
-      </w:r>
-      <w:r>
-        <w:rPr>
-          <w:i/>
-          <w:lang w:val="pt_PT" w:bidi="pt_PT"/>
-        </w:rPr>
-        <w:t>Veja também</w:t>
-      </w:r>
-      <w:r>
-        <w:rPr>
-          <w:lang w:val="pt_PT" w:bidi="pt_PT"/>
-        </w:rPr>
-        <w:t xml:space="preserve"> </w:t>
-      </w:r>
-      <w:r>
-        <w:rPr>
-          <w:lang w:val="pt_PT" w:bidi="pt_PT"/>
-        </w:rPr>
-        <w:t>Peregrinações no deserto</w:t>
-      </w:r>
-      <w:r>
-        <w:rPr>
-          <w:lang w:val="pt_PT" w:bidi="pt_PT"/>
-        </w:rPr>
-        <w:t>.</w:t>
+          <w:t>33.37</w:t>
+        </w:r>
+      </w:hyperlink>
+      <w:r>
+        <w:rPr>
+          <w:lang w:val="pt_PT" w:bidi="pt_PT"/>
+        </w:rPr>
+        <w:t>). O Monte Hor foi o primeiro lugar ao qual os israelitas chegaram (</w:t>
+      </w:r>
+      <w:hyperlink r:id="rId1111">
+        <w:r>
+          <w:rPr>
+            <w:lang w:val="pt_PT" w:bidi="pt_PT"/>
+          </w:rPr>
+          <w:rPr>
+            <w:color w:val="0000EE"/>
+            <w:u w:val="single"/>
+          </w:rPr>
+          <w:t>Nm 20.22</w:t>
+        </w:r>
+      </w:hyperlink>
+      <w:r>
+        <w:rPr>
+          <w:lang w:val="pt_PT" w:bidi="pt_PT"/>
+        </w:rPr>
+        <w:t>) após vagarem por quase 40 anos (</w:t>
+      </w:r>
+      <w:hyperlink r:id="rId1112">
+        <w:r>
+          <w:rPr>
+            <w:lang w:val="pt_PT" w:bidi="pt_PT"/>
+          </w:rPr>
+          <w:rPr>
+            <w:color w:val="0000EE"/>
+            <w:u w:val="single"/>
+          </w:rPr>
+          <w:t>Dt 2.14</w:t>
+        </w:r>
+      </w:hyperlink>
+      <w:r>
+        <w:rPr>
+          <w:lang w:val="pt_PT" w:bidi="pt_PT"/>
+        </w:rPr>
+        <w:t>). O irmão de Moisés, Arão, não teve permissão para entrar em Canaã porque se recusou a cumprir as instruções do Senhor em Meribá (</w:t>
+      </w:r>
+      <w:hyperlink r:id="rId1113">
+        <w:r>
+          <w:rPr>
+            <w:lang w:val="pt_PT" w:bidi="pt_PT"/>
+          </w:rPr>
+          <w:rPr>
+            <w:color w:val="0000EE"/>
+            <w:u w:val="single"/>
+          </w:rPr>
+          <w:t>Nm 20.7–13,24</w:t>
+        </w:r>
+      </w:hyperlink>
+      <w:r>
+        <w:rPr>
+          <w:lang w:val="pt_PT" w:bidi="pt_PT"/>
+        </w:rPr>
+        <w:t>). Despojado de suas vestes sacerdotais, que foram então colocadas em seu filho Eleazar, Arão morreu no topo do Monte Hor (</w:t>
+      </w:r>
+      <w:hyperlink r:id="rId1114">
+        <w:r>
+          <w:rPr>
+            <w:lang w:val="pt_PT" w:bidi="pt_PT"/>
+          </w:rPr>
+          <w:rPr>
+            <w:color w:val="0000EE"/>
+            <w:u w:val="single"/>
+          </w:rPr>
+          <w:t>Nm 20.25–29</w:t>
+        </w:r>
+      </w:hyperlink>
+      <w:r>
+        <w:rPr>
+          <w:lang w:val="pt_PT" w:bidi="pt_PT"/>
+        </w:rPr>
+        <w:t>) aos 123 anos. Um castigo semelhante foi posteriormente aplicado a Moisés, cuja morte no Monte Nebo é comparada à morte de Arão no Monte Hor (</w:t>
+      </w:r>
+      <w:hyperlink r:id="rId1115">
+        <w:r>
+          <w:rPr>
+            <w:lang w:val="pt_PT" w:bidi="pt_PT"/>
+          </w:rPr>
+          <w:rPr>
+            <w:color w:val="0000EE"/>
+            <w:u w:val="single"/>
+          </w:rPr>
+          <w:t>Dt 32.49–51</w:t>
+        </w:r>
+      </w:hyperlink>
+      <w:r>
+        <w:rPr>
+          <w:lang w:val="pt_PT" w:bidi="pt_PT"/>
+        </w:rPr>
+        <w:t xml:space="preserve">). De acordo com </w:t>
+      </w:r>
+      <w:hyperlink r:id="rId1116">
+        <w:r>
+          <w:rPr>
+            <w:lang w:val="pt_PT" w:bidi="pt_PT"/>
+          </w:rPr>
+          <w:rPr>
+            <w:color w:val="0000EE"/>
+            <w:u w:val="single"/>
+          </w:rPr>
+          <w:t>Deuteronômio 10.6</w:t>
+        </w:r>
+      </w:hyperlink>
+      <w:r>
+        <w:rPr>
+          <w:lang w:val="pt_PT" w:bidi="pt_PT"/>
+        </w:rPr>
+        <w:t xml:space="preserve">, Arão morreu e foi enterrado em Moserote (provavelmente o Moserote de </w:t>
+      </w:r>
+      <w:hyperlink r:id="rId1117">
+        <w:r>
+          <w:rPr>
+            <w:lang w:val="pt_PT" w:bidi="pt_PT"/>
+          </w:rPr>
+          <w:rPr>
+            <w:color w:val="0000EE"/>
+            <w:u w:val="single"/>
+          </w:rPr>
+          <w:t>Nm 33.30–31</w:t>
+        </w:r>
+      </w:hyperlink>
+      <w:r>
+        <w:rPr>
+          <w:lang w:val="pt_PT" w:bidi="pt_PT"/>
+        </w:rPr>
+        <w:t>), um lugar que deve ter sido muito próximo (ou talvez parte) do Monte Hor.</w:t>
+      </w:r>
+    </w:p>
+    <w:p>
+      <w:pPr/>
+      <w:r>
+        <w:rPr>
+          <w:lang w:val="pt_PT" w:bidi="pt_PT"/>
+        </w:rPr>
+      </w:r>
+      <w:r>
+        <w:rPr>
+          <w:lang w:val="pt_PT" w:bidi="pt_PT"/>
+        </w:rPr>
+        <w:t xml:space="preserve">A localização do Monte Hor permanece incerta. O local tradicional, Jebel Nebi Harun (que significa "a montanha do profeta Arão") tem quase 4.800 pés (1,5 quilômetros) de altura e é a montanha mais alta em Edom. Os muçulmanos afirmam que um pequeno edifício em seu cume é o túmulo de Arão. No entanto, Jebel Nebi Harun está localizado perto de Petra — no meio de Edom — e muito longe a leste de Cades. Uma localização mais provável é Jebel Madeira, situada na fronteira noroeste de Edom, cerca de 15 milhas (24 quilômetros) a nordeste de Cades. De qualquer forma, a palavra hebraica hor provavelmente significa "monte" (como em </w:t>
+      </w:r>
+      <w:hyperlink r:id="rId1118">
+        <w:r>
+          <w:rPr>
+            <w:lang w:val="pt_PT" w:bidi="pt_PT"/>
+          </w:rPr>
+          <w:rPr>
+            <w:color w:val="0000EE"/>
+            <w:u w:val="single"/>
+          </w:rPr>
+          <w:t>Gn 49.26</w:t>
+        </w:r>
+      </w:hyperlink>
+      <w:r>
+        <w:rPr>
+          <w:lang w:val="pt_PT" w:bidi="pt_PT"/>
+        </w:rPr>
+        <w:t>), de modo que "Monte Hor" talvez signifique simplesmente "montanha das montanhas" ou "alta montanha" em vez de ser um nome próprio.</w:t>
+      </w:r>
+    </w:p>
+    <w:p>
+      <w:pPr/>
+      <w:r>
+        <w:rPr>
+          <w:lang w:val="pt_PT" w:bidi="pt_PT"/>
+        </w:rPr>
+      </w:r>
+      <w:r>
+        <w:rPr>
+          <w:lang w:val="pt_PT" w:bidi="pt_PT"/>
+        </w:rPr>
+        <w:t>2. Outra montanha localizada no extremo norte (</w:t>
+      </w:r>
+      <w:hyperlink r:id="rId125">
+        <w:r>
+          <w:rPr>
+            <w:lang w:val="pt_PT" w:bidi="pt_PT"/>
+          </w:rPr>
+          <w:rPr>
+            <w:color w:val="0000EE"/>
+            <w:u w:val="single"/>
+          </w:rPr>
+          <w:t>Nm 34.7–8</w:t>
+        </w:r>
+      </w:hyperlink>
+      <w:r>
+        <w:rPr>
+          <w:lang w:val="pt_PT" w:bidi="pt_PT"/>
+        </w:rPr>
+        <w:t>). Geralmente identificada como o Monte Hermon ou Jebel Akkar, talvez fosse simplesmente uma montanha excepcionalmente alta.</w:t>
       </w:r>
       <w:r>
         <w:rPr>
@@ -48074,252 +48231,59 @@
         <w:rPr>
           <w:lang w:val="pt_PT" w:bidi="pt_PT"/>
         </w:rPr>
-        <w:t>Hor, Monte</w:t>
-      </w:r>
-      <w:r>
-        <w:rPr>
-          <w:lang w:val="pt_PT" w:bidi="pt_PT"/>
-        </w:rPr>
-      </w:r>
-    </w:p>
-    <w:p>
-      <w:pPr/>
-      <w:r>
-        <w:rPr>
-          <w:lang w:val="pt_PT" w:bidi="pt_PT"/>
-        </w:rPr>
-      </w:r>
-      <w:r>
-        <w:rPr>
-          <w:lang w:val="pt_PT" w:bidi="pt_PT"/>
-        </w:rPr>
-        <w:t>1. Montanha localizada na fronteira da terra de Edom (</w:t>
-      </w:r>
-      <w:hyperlink r:id="rId1111">
-        <w:r>
-          <w:rPr>
-            <w:lang w:val="pt_PT" w:bidi="pt_PT"/>
-          </w:rPr>
-          <w:rPr>
-            <w:color w:val="0000EE"/>
-            <w:u w:val="single"/>
-          </w:rPr>
-          <w:t>Nm 20.23</w:t>
-        </w:r>
-      </w:hyperlink>
-      <w:r>
-        <w:rPr>
-          <w:lang w:val="pt_PT" w:bidi="pt_PT"/>
-        </w:rPr>
-        <w:t xml:space="preserve">; </w:t>
-      </w:r>
-      <w:hyperlink r:id="rId1112">
-        <w:r>
-          <w:rPr>
-            <w:lang w:val="pt_PT" w:bidi="pt_PT"/>
-          </w:rPr>
-          <w:rPr>
-            <w:color w:val="0000EE"/>
-            <w:u w:val="single"/>
-          </w:rPr>
-          <w:t>33.37</w:t>
-        </w:r>
-      </w:hyperlink>
-      <w:r>
-        <w:rPr>
-          <w:lang w:val="pt_PT" w:bidi="pt_PT"/>
-        </w:rPr>
-        <w:t>). O Monte Hor foi o primeiro lugar ao qual os israelitas chegaram (</w:t>
-      </w:r>
-      <w:hyperlink r:id="rId1113">
-        <w:r>
-          <w:rPr>
-            <w:lang w:val="pt_PT" w:bidi="pt_PT"/>
-          </w:rPr>
-          <w:rPr>
-            <w:color w:val="0000EE"/>
-            <w:u w:val="single"/>
-          </w:rPr>
-          <w:t>Nm 20.22</w:t>
-        </w:r>
-      </w:hyperlink>
-      <w:r>
-        <w:rPr>
-          <w:lang w:val="pt_PT" w:bidi="pt_PT"/>
-        </w:rPr>
-        <w:t>) após vagarem por quase 40 anos (</w:t>
-      </w:r>
-      <w:hyperlink r:id="rId1114">
-        <w:r>
-          <w:rPr>
-            <w:lang w:val="pt_PT" w:bidi="pt_PT"/>
-          </w:rPr>
-          <w:rPr>
-            <w:color w:val="0000EE"/>
-            <w:u w:val="single"/>
-          </w:rPr>
-          <w:t>Dt 2.14</w:t>
-        </w:r>
-      </w:hyperlink>
-      <w:r>
-        <w:rPr>
-          <w:lang w:val="pt_PT" w:bidi="pt_PT"/>
-        </w:rPr>
-        <w:t>). O irmão de Moisés, Arão, não teve permissão para entrar em Canaã porque se recusou a cumprir as instruções do Senhor em Meribá (</w:t>
-      </w:r>
-      <w:hyperlink r:id="rId1115">
-        <w:r>
-          <w:rPr>
-            <w:lang w:val="pt_PT" w:bidi="pt_PT"/>
-          </w:rPr>
-          <w:rPr>
-            <w:color w:val="0000EE"/>
-            <w:u w:val="single"/>
-          </w:rPr>
-          <w:t>Nm 20.7–13,24</w:t>
-        </w:r>
-      </w:hyperlink>
-      <w:r>
-        <w:rPr>
-          <w:lang w:val="pt_PT" w:bidi="pt_PT"/>
-        </w:rPr>
-        <w:t>). Despojado de suas vestes sacerdotais, que foram então colocadas em seu filho Eleazar, Arão morreu no topo do Monte Hor (</w:t>
-      </w:r>
-      <w:hyperlink r:id="rId1116">
-        <w:r>
-          <w:rPr>
-            <w:lang w:val="pt_PT" w:bidi="pt_PT"/>
-          </w:rPr>
-          <w:rPr>
-            <w:color w:val="0000EE"/>
-            <w:u w:val="single"/>
-          </w:rPr>
-          <w:t>Nm 20.25–29</w:t>
-        </w:r>
-      </w:hyperlink>
-      <w:r>
-        <w:rPr>
-          <w:lang w:val="pt_PT" w:bidi="pt_PT"/>
-        </w:rPr>
-        <w:t>) aos 123 anos. Um castigo semelhante foi posteriormente aplicado a Moisés, cuja morte no Monte Nebo é comparada à morte de Arão no Monte Hor (</w:t>
-      </w:r>
-      <w:hyperlink r:id="rId1117">
-        <w:r>
-          <w:rPr>
-            <w:lang w:val="pt_PT" w:bidi="pt_PT"/>
-          </w:rPr>
-          <w:rPr>
-            <w:color w:val="0000EE"/>
-            <w:u w:val="single"/>
-          </w:rPr>
-          <w:t>Dt 32.49–51</w:t>
-        </w:r>
-      </w:hyperlink>
-      <w:r>
-        <w:rPr>
-          <w:lang w:val="pt_PT" w:bidi="pt_PT"/>
-        </w:rPr>
-        <w:t xml:space="preserve">). De acordo com </w:t>
-      </w:r>
-      <w:hyperlink r:id="rId1118">
-        <w:r>
-          <w:rPr>
-            <w:lang w:val="pt_PT" w:bidi="pt_PT"/>
-          </w:rPr>
-          <w:rPr>
-            <w:color w:val="0000EE"/>
-            <w:u w:val="single"/>
-          </w:rPr>
-          <w:t>Deuteronômio 10.6</w:t>
-        </w:r>
-      </w:hyperlink>
-      <w:r>
-        <w:rPr>
-          <w:lang w:val="pt_PT" w:bidi="pt_PT"/>
-        </w:rPr>
-        <w:t xml:space="preserve">, Arão morreu e foi enterrado em Moserote (provavelmente o Moserote de </w:t>
-      </w:r>
-      <w:hyperlink r:id="rId1119">
-        <w:r>
-          <w:rPr>
-            <w:lang w:val="pt_PT" w:bidi="pt_PT"/>
-          </w:rPr>
-          <w:rPr>
-            <w:color w:val="0000EE"/>
-            <w:u w:val="single"/>
-          </w:rPr>
-          <w:t>Nm 33.30–31</w:t>
-        </w:r>
-      </w:hyperlink>
-      <w:r>
-        <w:rPr>
-          <w:lang w:val="pt_PT" w:bidi="pt_PT"/>
-        </w:rPr>
-        <w:t>), um lugar que deve ter sido muito próximo (ou talvez parte) do Monte Hor.</w:t>
-      </w:r>
-    </w:p>
-    <w:p>
-      <w:pPr/>
-      <w:r>
-        <w:rPr>
-          <w:lang w:val="pt_PT" w:bidi="pt_PT"/>
-        </w:rPr>
-      </w:r>
-      <w:r>
-        <w:rPr>
-          <w:lang w:val="pt_PT" w:bidi="pt_PT"/>
-        </w:rPr>
-        <w:t xml:space="preserve">A localização do Monte Hor permanece incerta. O local tradicional, Jebel Nebi Harun (que significa "a montanha do profeta Arão") tem quase 4.800 pés (1,5 quilômetros) de altura e é a montanha mais alta em Edom. Os muçulmanos afirmam que um pequeno edifício em seu cume é o túmulo de Arão. No entanto, Jebel Nebi Harun está localizado perto de Petra — no meio de Edom — e muito longe a leste de Cades. Uma localização mais provável é Jebel Madeira, situada na fronteira noroeste de Edom, cerca de 15 milhas (24 quilômetros) a nordeste de Cades. De qualquer forma, a palavra hebraica hor provavelmente significa "monte" (como em </w:t>
-      </w:r>
-      <w:hyperlink r:id="rId1120">
-        <w:r>
-          <w:rPr>
-            <w:lang w:val="pt_PT" w:bidi="pt_PT"/>
-          </w:rPr>
-          <w:rPr>
-            <w:color w:val="0000EE"/>
-            <w:u w:val="single"/>
-          </w:rPr>
-          <w:t>Gn 49.26</w:t>
-        </w:r>
-      </w:hyperlink>
-      <w:r>
-        <w:rPr>
-          <w:lang w:val="pt_PT" w:bidi="pt_PT"/>
-        </w:rPr>
-        <w:t>), de modo que "Monte Hor" talvez signifique simplesmente "montanha das montanhas" ou "alta montanha" em vez de ser um nome próprio.</w:t>
-      </w:r>
-    </w:p>
-    <w:p>
-      <w:pPr/>
-      <w:r>
-        <w:rPr>
-          <w:lang w:val="pt_PT" w:bidi="pt_PT"/>
-        </w:rPr>
-      </w:r>
-      <w:r>
-        <w:rPr>
-          <w:lang w:val="pt_PT" w:bidi="pt_PT"/>
-        </w:rPr>
-        <w:t>2. Outra montanha localizada no extremo norte (</w:t>
-      </w:r>
-      <w:hyperlink r:id="rId125">
-        <w:r>
-          <w:rPr>
-            <w:lang w:val="pt_PT" w:bidi="pt_PT"/>
-          </w:rPr>
-          <w:rPr>
-            <w:color w:val="0000EE"/>
-            <w:u w:val="single"/>
-          </w:rPr>
-          <w:t>Nm 34.7–8</w:t>
-        </w:r>
-      </w:hyperlink>
-      <w:r>
-        <w:rPr>
-          <w:lang w:val="pt_PT" w:bidi="pt_PT"/>
-        </w:rPr>
-        <w:t>). Geralmente identificada como o Monte Hermon ou Jebel Akkar, talvez fosse simplesmente uma montanha excepcionalmente alta.</w:t>
+        <w:t>Hora</w:t>
+      </w:r>
+      <w:r>
+        <w:rPr>
+          <w:lang w:val="pt_PT" w:bidi="pt_PT"/>
+        </w:rPr>
+      </w:r>
+    </w:p>
+    <w:p>
+      <w:pPr/>
+      <w:r>
+        <w:rPr>
+          <w:lang w:val="pt_PT" w:bidi="pt_PT"/>
+        </w:rPr>
+      </w:r>
+      <w:r>
+        <w:rPr>
+          <w:lang w:val="pt_PT" w:bidi="pt_PT"/>
+        </w:rPr>
+        <w:t>Uma hora é uma unidade de tempo igual a 60 minutos ou 1/24 de um dia. Nos tempos bíblicos, as pessoas dividiam a luz do dia em 12 horas, medidas do nascer ao pôr do sol. Como esse sistema era baseado no movimento do sol, a duração de uma hora variava conforme as estações. Uma hora era mais longa no verão e mais curta no inverno.</w:t>
+      </w:r>
+    </w:p>
+    <w:p>
+      <w:pPr/>
+      <w:r>
+        <w:rPr>
+          <w:lang w:val="pt_PT" w:bidi="pt_PT"/>
+        </w:rPr>
+      </w:r>
+      <w:r>
+        <w:rPr>
+          <w:i/>
+          <w:lang w:val="pt_PT" w:bidi="pt_PT"/>
+        </w:rPr>
+        <w:t>Veja</w:t>
+      </w:r>
+      <w:r>
+        <w:rPr>
+          <w:lang w:val="pt_PT" w:bidi="pt_PT"/>
+        </w:rPr>
+        <w:t xml:space="preserve"> </w:t>
+      </w:r>
+      <w:r>
+        <w:rPr>
+          <w:lang w:val="pt_PT" w:bidi="pt_PT"/>
+        </w:rPr>
+        <w:t>Dia</w:t>
+      </w:r>
+      <w:r>
+        <w:rPr>
+          <w:lang w:val="pt_PT" w:bidi="pt_PT"/>
+        </w:rPr>
+        <w:t>.</w:t>
       </w:r>
       <w:r>
         <w:rPr>
@@ -48348,59 +48312,44 @@
         <w:rPr>
           <w:lang w:val="pt_PT" w:bidi="pt_PT"/>
         </w:rPr>
-        <w:t>Hora</w:t>
-      </w:r>
-      <w:r>
-        <w:rPr>
-          <w:lang w:val="pt_PT" w:bidi="pt_PT"/>
-        </w:rPr>
-      </w:r>
-    </w:p>
-    <w:p>
-      <w:pPr/>
-      <w:r>
-        <w:rPr>
-          <w:lang w:val="pt_PT" w:bidi="pt_PT"/>
-        </w:rPr>
-      </w:r>
-      <w:r>
-        <w:rPr>
-          <w:lang w:val="pt_PT" w:bidi="pt_PT"/>
-        </w:rPr>
-        <w:t>Uma hora é uma unidade de tempo igual a 60 minutos ou 1/24 de um dia. Nos tempos bíblicos, as pessoas dividiam a luz do dia em 12 horas, medidas do nascer ao pôr do sol. Como esse sistema era baseado no movimento do sol, a duração de uma hora variava conforme as estações. Uma hora era mais longa no verão e mais curta no inverno.</w:t>
-      </w:r>
-    </w:p>
-    <w:p>
-      <w:pPr/>
-      <w:r>
-        <w:rPr>
-          <w:lang w:val="pt_PT" w:bidi="pt_PT"/>
-        </w:rPr>
-      </w:r>
-      <w:r>
-        <w:rPr>
-          <w:i/>
-          <w:lang w:val="pt_PT" w:bidi="pt_PT"/>
-        </w:rPr>
-        <w:t>Veja</w:t>
-      </w:r>
-      <w:r>
-        <w:rPr>
-          <w:lang w:val="pt_PT" w:bidi="pt_PT"/>
-        </w:rPr>
-        <w:t xml:space="preserve"> </w:t>
-      </w:r>
-      <w:r>
-        <w:rPr>
-          <w:lang w:val="pt_PT" w:bidi="pt_PT"/>
-        </w:rPr>
-        <w:t>Dia</w:t>
-      </w:r>
-      <w:r>
-        <w:rPr>
-          <w:lang w:val="pt_PT" w:bidi="pt_PT"/>
-        </w:rPr>
-        <w:t>.</w:t>
+        <w:t>Horão</w:t>
+      </w:r>
+      <w:r>
+        <w:rPr>
+          <w:lang w:val="pt_PT" w:bidi="pt_PT"/>
+        </w:rPr>
+      </w:r>
+    </w:p>
+    <w:p>
+      <w:pPr/>
+      <w:r>
+        <w:rPr>
+          <w:lang w:val="pt_PT" w:bidi="pt_PT"/>
+        </w:rPr>
+      </w:r>
+      <w:r>
+        <w:rPr>
+          <w:lang w:val="pt_PT" w:bidi="pt_PT"/>
+        </w:rPr>
+        <w:t>O rei de Gezer, que veio em auxílio de Laquis, foi derrotado e morto por Josué (</w:t>
+      </w:r>
+      <w:hyperlink r:id="rId1119">
+        <w:r>
+          <w:rPr>
+            <w:lang w:val="pt_PT" w:bidi="pt_PT"/>
+          </w:rPr>
+          <w:rPr>
+            <w:color w:val="0000EE"/>
+            <w:u w:val="single"/>
+          </w:rPr>
+          <w:t>Js 10.33</w:t>
+        </w:r>
+      </w:hyperlink>
+      <w:r>
+        <w:rPr>
+          <w:lang w:val="pt_PT" w:bidi="pt_PT"/>
+        </w:rPr>
+        <w:t>).</w:t>
       </w:r>
       <w:r>
         <w:rPr>
@@ -48429,44 +48378,51 @@
         <w:rPr>
           <w:lang w:val="pt_PT" w:bidi="pt_PT"/>
         </w:rPr>
-        <w:t>Horão</w:t>
-      </w:r>
-      <w:r>
-        <w:rPr>
-          <w:lang w:val="pt_PT" w:bidi="pt_PT"/>
-        </w:rPr>
-      </w:r>
-    </w:p>
-    <w:p>
-      <w:pPr/>
-      <w:r>
-        <w:rPr>
-          <w:lang w:val="pt_PT" w:bidi="pt_PT"/>
-        </w:rPr>
-      </w:r>
-      <w:r>
-        <w:rPr>
-          <w:lang w:val="pt_PT" w:bidi="pt_PT"/>
-        </w:rPr>
-        <w:t>O rei de Gezer, que veio em auxílio de Laquis, foi derrotado e morto por Josué (</w:t>
-      </w:r>
-      <w:hyperlink r:id="rId1121">
-        <w:r>
-          <w:rPr>
-            <w:lang w:val="pt_PT" w:bidi="pt_PT"/>
-          </w:rPr>
-          <w:rPr>
-            <w:color w:val="0000EE"/>
-            <w:u w:val="single"/>
-          </w:rPr>
-          <w:t>Js 10.33</w:t>
-        </w:r>
-      </w:hyperlink>
-      <w:r>
-        <w:rPr>
-          <w:lang w:val="pt_PT" w:bidi="pt_PT"/>
-        </w:rPr>
-        <w:t>).</w:t>
+        <w:t>Horebe, Monte</w:t>
+      </w:r>
+      <w:r>
+        <w:rPr>
+          <w:lang w:val="pt_PT" w:bidi="pt_PT"/>
+        </w:rPr>
+      </w:r>
+    </w:p>
+    <w:p>
+      <w:pPr/>
+      <w:r>
+        <w:rPr>
+          <w:lang w:val="pt_PT" w:bidi="pt_PT"/>
+        </w:rPr>
+      </w:r>
+      <w:r>
+        <w:rPr>
+          <w:lang w:val="pt_PT" w:bidi="pt_PT"/>
+        </w:rPr>
+        <w:t xml:space="preserve">Nome alternativo para o Monte Sinai. </w:t>
+      </w:r>
+      <w:r>
+        <w:rPr>
+          <w:i/>
+          <w:lang w:val="pt_PT" w:bidi="pt_PT"/>
+        </w:rPr>
+        <w:t>Veja</w:t>
+      </w:r>
+      <w:r>
+        <w:rPr>
+          <w:lang w:val="pt_PT" w:bidi="pt_PT"/>
+        </w:rPr>
+        <w:t xml:space="preserve"> </w:t>
+      </w:r>
+      <w:r>
+        <w:rPr>
+          <w:lang w:val="pt_PT" w:bidi="pt_PT"/>
+        </w:rPr>
+        <w:t>Sina, Sinai</w:t>
+      </w:r>
+      <w:r>
+        <w:rPr>
+          <w:lang w:val="pt_PT" w:bidi="pt_PT"/>
+        </w:rPr>
+        <w:t>.</w:t>
       </w:r>
       <w:r>
         <w:rPr>
@@ -48495,51 +48451,44 @@
         <w:rPr>
           <w:lang w:val="pt_PT" w:bidi="pt_PT"/>
         </w:rPr>
-        <w:t>Horebe, Monte</w:t>
-      </w:r>
-      <w:r>
-        <w:rPr>
-          <w:lang w:val="pt_PT" w:bidi="pt_PT"/>
-        </w:rPr>
-      </w:r>
-    </w:p>
-    <w:p>
-      <w:pPr/>
-      <w:r>
-        <w:rPr>
-          <w:lang w:val="pt_PT" w:bidi="pt_PT"/>
-        </w:rPr>
-      </w:r>
-      <w:r>
-        <w:rPr>
-          <w:lang w:val="pt_PT" w:bidi="pt_PT"/>
-        </w:rPr>
-        <w:t xml:space="preserve">Nome alternativo para o Monte Sinai. </w:t>
-      </w:r>
-      <w:r>
-        <w:rPr>
-          <w:i/>
-          <w:lang w:val="pt_PT" w:bidi="pt_PT"/>
-        </w:rPr>
-        <w:t>Veja</w:t>
-      </w:r>
-      <w:r>
-        <w:rPr>
-          <w:lang w:val="pt_PT" w:bidi="pt_PT"/>
-        </w:rPr>
-        <w:t xml:space="preserve"> </w:t>
-      </w:r>
-      <w:r>
-        <w:rPr>
-          <w:lang w:val="pt_PT" w:bidi="pt_PT"/>
-        </w:rPr>
-        <w:t>Sina, Sinai</w:t>
-      </w:r>
-      <w:r>
-        <w:rPr>
-          <w:lang w:val="pt_PT" w:bidi="pt_PT"/>
-        </w:rPr>
-        <w:t>.</w:t>
+        <w:t>Horém</w:t>
+      </w:r>
+      <w:r>
+        <w:rPr>
+          <w:lang w:val="pt_PT" w:bidi="pt_PT"/>
+        </w:rPr>
+      </w:r>
+    </w:p>
+    <w:p>
+      <w:pPr/>
+      <w:r>
+        <w:rPr>
+          <w:lang w:val="pt_PT" w:bidi="pt_PT"/>
+        </w:rPr>
+      </w:r>
+      <w:r>
+        <w:rPr>
+          <w:lang w:val="pt_PT" w:bidi="pt_PT"/>
+        </w:rPr>
+        <w:t>Cidade estabelecida para fins de defesa nas terras altas do território de Naftali (</w:t>
+      </w:r>
+      <w:hyperlink r:id="rId1120">
+        <w:r>
+          <w:rPr>
+            <w:lang w:val="pt_PT" w:bidi="pt_PT"/>
+          </w:rPr>
+          <w:rPr>
+            <w:color w:val="0000EE"/>
+            <w:u w:val="single"/>
+          </w:rPr>
+          <w:t>Js 19.38</w:t>
+        </w:r>
+      </w:hyperlink>
+      <w:r>
+        <w:rPr>
+          <w:lang w:val="pt_PT" w:bidi="pt_PT"/>
+        </w:rPr>
+        <w:t>). Embora seu local exato seja desconhecido, provavelmente ficava no norte da Galileia.</w:t>
       </w:r>
       <w:r>
         <w:rPr>
@@ -48568,26 +48517,44 @@
         <w:rPr>
           <w:lang w:val="pt_PT" w:bidi="pt_PT"/>
         </w:rPr>
-        <w:t>Horém</w:t>
-      </w:r>
-      <w:r>
-        <w:rPr>
-          <w:lang w:val="pt_PT" w:bidi="pt_PT"/>
-        </w:rPr>
-      </w:r>
-    </w:p>
-    <w:p>
-      <w:pPr/>
-      <w:r>
-        <w:rPr>
-          <w:lang w:val="pt_PT" w:bidi="pt_PT"/>
-        </w:rPr>
-      </w:r>
-      <w:r>
-        <w:rPr>
-          <w:lang w:val="pt_PT" w:bidi="pt_PT"/>
-        </w:rPr>
-        <w:t>Cidade estabelecida para fins de defesa nas terras altas do território de Naftali (</w:t>
+        <w:t>Horesa</w:t>
+      </w:r>
+      <w:r>
+        <w:rPr>
+          <w:lang w:val="pt_PT" w:bidi="pt_PT"/>
+        </w:rPr>
+      </w:r>
+    </w:p>
+    <w:p>
+      <w:pPr/>
+      <w:r>
+        <w:rPr>
+          <w:lang w:val="pt_PT" w:bidi="pt_PT"/>
+        </w:rPr>
+      </w:r>
+      <w:r>
+        <w:rPr>
+          <w:lang w:val="pt_PT" w:bidi="pt_PT"/>
+        </w:rPr>
+        <w:t xml:space="preserve">Palavra hebraica traduzida como nome de lugar em </w:t>
+      </w:r>
+      <w:hyperlink r:id="rId1121">
+        <w:r>
+          <w:rPr>
+            <w:lang w:val="pt_PT" w:bidi="pt_PT"/>
+          </w:rPr>
+          <w:rPr>
+            <w:color w:val="0000EE"/>
+            <w:u w:val="single"/>
+          </w:rPr>
+          <w:t>1 Samuel 23.15–19</w:t>
+        </w:r>
+      </w:hyperlink>
+      <w:r>
+        <w:rPr>
+          <w:lang w:val="pt_PT" w:bidi="pt_PT"/>
+        </w:rPr>
+        <w:t xml:space="preserve"> (parte do Deserto de Zife). Davi se escondeu de Saul lá e se encontrou secretamente com Jônatas. A palavra é traduzida simplesmente como “florestas” em </w:t>
       </w:r>
       <w:hyperlink r:id="rId1122">
         <w:r>
@@ -48598,14 +48565,14 @@
             <w:color w:val="0000EE"/>
             <w:u w:val="single"/>
           </w:rPr>
-          <w:t>Js 19.38</w:t>
-        </w:r>
-      </w:hyperlink>
-      <w:r>
-        <w:rPr>
-          <w:lang w:val="pt_PT" w:bidi="pt_PT"/>
-        </w:rPr>
-        <w:t>). Embora seu local exato seja desconhecido, provavelmente ficava no norte da Galileia.</w:t>
+          <w:t>2 Crônicas 27.4</w:t>
+        </w:r>
+      </w:hyperlink>
+      <w:r>
+        <w:rPr>
+          <w:lang w:val="pt_PT" w:bidi="pt_PT"/>
+        </w:rPr>
+        <w:t xml:space="preserve"> (NTLH). As autoridades divergem sobre se o nome do lugar em 1 Samuel é justificado.</w:t>
       </w:r>
       <w:r>
         <w:rPr>
@@ -48634,26 +48601,44 @@
         <w:rPr>
           <w:lang w:val="pt_PT" w:bidi="pt_PT"/>
         </w:rPr>
-        <w:t>Horesa</w:t>
-      </w:r>
-      <w:r>
-        <w:rPr>
-          <w:lang w:val="pt_PT" w:bidi="pt_PT"/>
-        </w:rPr>
-      </w:r>
-    </w:p>
-    <w:p>
-      <w:pPr/>
-      <w:r>
-        <w:rPr>
-          <w:lang w:val="pt_PT" w:bidi="pt_PT"/>
-        </w:rPr>
-      </w:r>
-      <w:r>
-        <w:rPr>
-          <w:lang w:val="pt_PT" w:bidi="pt_PT"/>
-        </w:rPr>
-        <w:t xml:space="preserve">Palavra hebraica traduzida como nome de lugar em </w:t>
+        <w:t>Horeus</w:t>
+      </w:r>
+      <w:r>
+        <w:rPr>
+          <w:lang w:val="pt_PT" w:bidi="pt_PT"/>
+        </w:rPr>
+      </w:r>
+    </w:p>
+    <w:p>
+      <w:pPr/>
+      <w:r>
+        <w:rPr>
+          <w:lang w:val="pt_PT" w:bidi="pt_PT"/>
+        </w:rPr>
+      </w:r>
+      <w:r>
+        <w:rPr>
+          <w:lang w:val="pt_PT" w:bidi="pt_PT"/>
+        </w:rPr>
+        <w:t>Habitantes das cavernas do Monte Seir, segundo a tradição. Esses pré-edomitas eram chamados de filhos de Seir (</w:t>
+      </w:r>
+      <w:hyperlink r:id="rId860">
+        <w:r>
+          <w:rPr>
+            <w:lang w:val="pt_PT" w:bidi="pt_PT"/>
+          </w:rPr>
+          <w:rPr>
+            <w:color w:val="0000EE"/>
+            <w:u w:val="single"/>
+          </w:rPr>
+          <w:t>Gn 36.20</w:t>
+        </w:r>
+      </w:hyperlink>
+      <w:r>
+        <w:rPr>
+          <w:lang w:val="pt_PT" w:bidi="pt_PT"/>
+        </w:rPr>
+        <w:t>). Na Bíblia, foram derrotados por Quedorlaomer e seus aliados (</w:t>
       </w:r>
       <w:hyperlink r:id="rId1123">
         <w:r>
@@ -48664,14 +48649,14 @@
             <w:color w:val="0000EE"/>
             <w:u w:val="single"/>
           </w:rPr>
-          <w:t>1 Samuel 23.15–19</w:t>
-        </w:r>
-      </w:hyperlink>
-      <w:r>
-        <w:rPr>
-          <w:lang w:val="pt_PT" w:bidi="pt_PT"/>
-        </w:rPr>
-        <w:t xml:space="preserve"> (parte do Deserto de Zife). Davi se escondeu de Saul lá e se encontrou secretamente com Jônatas. A palavra é traduzida simplesmente como “florestas” em </w:t>
+          <w:t>14.6</w:t>
+        </w:r>
+      </w:hyperlink>
+      <w:r>
+        <w:rPr>
+          <w:lang w:val="pt_PT" w:bidi="pt_PT"/>
+        </w:rPr>
+        <w:t>). Eles eram governados por chefes (</w:t>
       </w:r>
       <w:hyperlink r:id="rId1124">
         <w:r>
@@ -48682,14 +48667,359 @@
             <w:color w:val="0000EE"/>
             <w:u w:val="single"/>
           </w:rPr>
-          <w:t>2 Crônicas 27.4</w:t>
-        </w:r>
-      </w:hyperlink>
-      <w:r>
-        <w:rPr>
-          <w:lang w:val="pt_PT" w:bidi="pt_PT"/>
-        </w:rPr>
-        <w:t xml:space="preserve"> (NTLH). As autoridades divergem sobre se o nome do lugar em 1 Samuel é justificado.</w:t>
+          <w:t>36.29–30</w:t>
+        </w:r>
+      </w:hyperlink>
+      <w:r>
+        <w:rPr>
+          <w:lang w:val="pt_PT" w:bidi="pt_PT"/>
+        </w:rPr>
+        <w:t>) e, por fim, destruídos pelos descendentes de Esaú (</w:t>
+      </w:r>
+      <w:hyperlink r:id="rId1125">
+        <w:r>
+          <w:rPr>
+            <w:lang w:val="pt_PT" w:bidi="pt_PT"/>
+          </w:rPr>
+          <w:rPr>
+            <w:color w:val="0000EE"/>
+            <w:u w:val="single"/>
+          </w:rPr>
+          <w:t>Dt 2.12,22</w:t>
+        </w:r>
+      </w:hyperlink>
+      <w:r>
+        <w:rPr>
+          <w:lang w:val="pt_PT" w:bidi="pt_PT"/>
+        </w:rPr>
+        <w:t>).</w:t>
+      </w:r>
+    </w:p>
+    <w:p>
+      <w:pPr/>
+      <w:r>
+        <w:rPr>
+          <w:lang w:val="pt_PT" w:bidi="pt_PT"/>
+        </w:rPr>
+      </w:r>
+      <w:r>
+        <w:rPr>
+          <w:lang w:val="pt_PT" w:bidi="pt_PT"/>
+        </w:rPr>
+        <w:t xml:space="preserve">A etimologia popular e bíblica de "horeu" tem sido contestada desde a descoberta dos hurritas (curitas) como predecessores étnicos de muitas tribos do Oriente Próximo. Os hurritas eram um povo não semita das montanhas. Por volta do segundo milênio a.C., eles migraram para o norte e nordeste da Mesopotâmia, e mais tarde se moveram para as regiões da Síria e Palestina. Como a língua hurrita era prevalente na área ocidental do Jordão, e já que foneticamente "horita" é o equivalente hebraico do AT ao extrabíblico "hurrita", vários estudiosos e tradutores substituíram "hurrita" por "horita" (ou horeus). Muitos equipararam os heveus, que faziam parte do grupo linguístico e cultural hurrita, aos horeus. Esses críticos assumiram uma corrupção textual precoce do </w:t>
+      </w:r>
+      <w:r>
+        <w:rPr>
+          <w:i/>
+          <w:lang w:val="pt_PT" w:bidi="pt_PT"/>
+        </w:rPr>
+        <w:t>r(esh)</w:t>
+      </w:r>
+      <w:r>
+        <w:rPr>
+          <w:lang w:val="pt_PT" w:bidi="pt_PT"/>
+        </w:rPr>
+        <w:t xml:space="preserve"> em ho</w:t>
+      </w:r>
+      <w:r>
+        <w:rPr>
+          <w:i/>
+          <w:lang w:val="pt_PT" w:bidi="pt_PT"/>
+        </w:rPr>
+        <w:t>r</w:t>
+      </w:r>
+      <w:r>
+        <w:rPr>
+          <w:lang w:val="pt_PT" w:bidi="pt_PT"/>
+        </w:rPr>
+        <w:t xml:space="preserve">ita para </w:t>
+      </w:r>
+      <w:r>
+        <w:rPr>
+          <w:i/>
+          <w:lang w:val="pt_PT" w:bidi="pt_PT"/>
+        </w:rPr>
+        <w:t>w(aw)</w:t>
+      </w:r>
+      <w:r>
+        <w:rPr>
+          <w:lang w:val="pt_PT" w:bidi="pt_PT"/>
+        </w:rPr>
+        <w:t xml:space="preserve"> em hi</w:t>
+      </w:r>
+      <w:r>
+        <w:rPr>
+          <w:i/>
+          <w:lang w:val="pt_PT" w:bidi="pt_PT"/>
+        </w:rPr>
+        <w:t>v</w:t>
+      </w:r>
+      <w:r>
+        <w:rPr>
+          <w:lang w:val="pt_PT" w:bidi="pt_PT"/>
+        </w:rPr>
+        <w:t xml:space="preserve">ita. Um certo Zibeão é chamado de horita em </w:t>
+      </w:r>
+      <w:hyperlink r:id="rId1126">
+        <w:r>
+          <w:rPr>
+            <w:lang w:val="pt_PT" w:bidi="pt_PT"/>
+          </w:rPr>
+          <w:rPr>
+            <w:color w:val="0000EE"/>
+            <w:u w:val="single"/>
+          </w:rPr>
+          <w:t>Gn 36.20–30</w:t>
+        </w:r>
+      </w:hyperlink>
+      <w:r>
+        <w:rPr>
+          <w:lang w:val="pt_PT" w:bidi="pt_PT"/>
+        </w:rPr>
+        <w:t xml:space="preserve">, enquanto no versículo </w:t>
+      </w:r>
+      <w:hyperlink r:id="rId859">
+        <w:r>
+          <w:rPr>
+            <w:lang w:val="pt_PT" w:bidi="pt_PT"/>
+          </w:rPr>
+          <w:rPr>
+            <w:color w:val="0000EE"/>
+            <w:u w:val="single"/>
+          </w:rPr>
+          <w:t>2</w:t>
+        </w:r>
+      </w:hyperlink>
+      <w:r>
+        <w:rPr>
+          <w:lang w:val="pt_PT" w:bidi="pt_PT"/>
+        </w:rPr>
+        <w:t xml:space="preserve"> o homem é chamado de heveu. A Septuaginta de </w:t>
+      </w:r>
+      <w:hyperlink r:id="rId862">
+        <w:r>
+          <w:rPr>
+            <w:lang w:val="pt_PT" w:bidi="pt_PT"/>
+          </w:rPr>
+          <w:rPr>
+            <w:color w:val="0000EE"/>
+            <w:u w:val="single"/>
+          </w:rPr>
+          <w:t>Josué 9.7</w:t>
+        </w:r>
+      </w:hyperlink>
+      <w:r>
+        <w:rPr>
+          <w:lang w:val="pt_PT" w:bidi="pt_PT"/>
+        </w:rPr>
+        <w:t xml:space="preserve"> e </w:t>
+      </w:r>
+      <w:hyperlink r:id="rId164">
+        <w:r>
+          <w:rPr>
+            <w:lang w:val="pt_PT" w:bidi="pt_PT"/>
+          </w:rPr>
+          <w:rPr>
+            <w:color w:val="0000EE"/>
+            <w:u w:val="single"/>
+          </w:rPr>
+          <w:t>Gênesis 34.2</w:t>
+        </w:r>
+      </w:hyperlink>
+      <w:r>
+        <w:rPr>
+          <w:lang w:val="pt_PT" w:bidi="pt_PT"/>
+        </w:rPr>
+        <w:t xml:space="preserve"> lê "horita" em vez de "heveu" como no Texto Massorético. Alguns manuscritos da Septuaginta leem "hitita" para o "heveu" do Texto Massorético (</w:t>
+      </w:r>
+      <w:hyperlink r:id="rId854">
+        <w:r>
+          <w:rPr>
+            <w:lang w:val="pt_PT" w:bidi="pt_PT"/>
+          </w:rPr>
+          <w:rPr>
+            <w:color w:val="0000EE"/>
+            <w:u w:val="single"/>
+          </w:rPr>
+          <w:t>Js 11.3</w:t>
+        </w:r>
+      </w:hyperlink>
+      <w:r>
+        <w:rPr>
+          <w:lang w:val="pt_PT" w:bidi="pt_PT"/>
+        </w:rPr>
+        <w:t xml:space="preserve">, </w:t>
+      </w:r>
+      <w:hyperlink r:id="rId853">
+        <w:r>
+          <w:rPr>
+            <w:lang w:val="pt_PT" w:bidi="pt_PT"/>
+          </w:rPr>
+          <w:rPr>
+            <w:color w:val="0000EE"/>
+            <w:u w:val="single"/>
+          </w:rPr>
+          <w:t>Jz 3.3</w:t>
+        </w:r>
+      </w:hyperlink>
+      <w:r>
+        <w:rPr>
+          <w:lang w:val="pt_PT" w:bidi="pt_PT"/>
+        </w:rPr>
+        <w:t xml:space="preserve">). Em </w:t>
+      </w:r>
+      <w:hyperlink r:id="rId859">
+        <w:r>
+          <w:rPr>
+            <w:lang w:val="pt_PT" w:bidi="pt_PT"/>
+          </w:rPr>
+          <w:rPr>
+            <w:color w:val="0000EE"/>
+            <w:u w:val="single"/>
+          </w:rPr>
+          <w:t>Gênesis 36.2</w:t>
+        </w:r>
+      </w:hyperlink>
+      <w:r>
+        <w:rPr>
+          <w:lang w:val="pt_PT" w:bidi="pt_PT"/>
+        </w:rPr>
+        <w:t>, os manuscritos hebraicos existentes erroneamente leem "heveu" por "horita". Parece que as referências do AT não se encaixam nos hurritas, nem os nomes pessoais dos horeus correspondem a exemplos hurritas (</w:t>
+      </w:r>
+      <w:hyperlink r:id="rId1126">
+        <w:r>
+          <w:rPr>
+            <w:lang w:val="pt_PT" w:bidi="pt_PT"/>
+          </w:rPr>
+          <w:rPr>
+            <w:color w:val="0000EE"/>
+            <w:u w:val="single"/>
+          </w:rPr>
+          <w:t>Gn 36.20–30</w:t>
+        </w:r>
+      </w:hyperlink>
+      <w:r>
+        <w:rPr>
+          <w:lang w:val="pt_PT" w:bidi="pt_PT"/>
+        </w:rPr>
+        <w:t>). Eles parecem, em vez disso, ser semitas. Os horeus eram da Transjordânia e foram os predecessores dos edomitas (</w:t>
+      </w:r>
+      <w:hyperlink r:id="rId1123">
+        <w:r>
+          <w:rPr>
+            <w:lang w:val="pt_PT" w:bidi="pt_PT"/>
+          </w:rPr>
+          <w:rPr>
+            <w:color w:val="0000EE"/>
+            <w:u w:val="single"/>
+          </w:rPr>
+          <w:t>14.6</w:t>
+        </w:r>
+      </w:hyperlink>
+      <w:r>
+        <w:rPr>
+          <w:lang w:val="pt_PT" w:bidi="pt_PT"/>
+        </w:rPr>
+        <w:t>). Referências posteriores aos horeus podem ser aos horeus ocidentais, que talvez fossem hurritas (</w:t>
+      </w:r>
+      <w:hyperlink r:id="rId1127">
+        <w:r>
+          <w:rPr>
+            <w:lang w:val="pt_PT" w:bidi="pt_PT"/>
+          </w:rPr>
+          <w:rPr>
+            <w:color w:val="0000EE"/>
+            <w:u w:val="single"/>
+          </w:rPr>
+          <w:t>Is 17.9</w:t>
+        </w:r>
+      </w:hyperlink>
+      <w:r>
+        <w:rPr>
+          <w:lang w:val="pt_PT" w:bidi="pt_PT"/>
+        </w:rPr>
+        <w:t xml:space="preserve">) e não semitas, mas bastante distintos dos predecessores dos edomitas, os horeus orientais. O hebraico de </w:t>
+      </w:r>
+      <w:hyperlink r:id="rId164">
+        <w:r>
+          <w:rPr>
+            <w:lang w:val="pt_PT" w:bidi="pt_PT"/>
+          </w:rPr>
+          <w:rPr>
+            <w:color w:val="0000EE"/>
+            <w:u w:val="single"/>
+          </w:rPr>
+          <w:t>Gênesis 34.2</w:t>
+        </w:r>
+      </w:hyperlink>
+      <w:r>
+        <w:rPr>
+          <w:lang w:val="pt_PT" w:bidi="pt_PT"/>
+        </w:rPr>
+        <w:t xml:space="preserve"> e </w:t>
+      </w:r>
+      <w:hyperlink r:id="rId862">
+        <w:r>
+          <w:rPr>
+            <w:lang w:val="pt_PT" w:bidi="pt_PT"/>
+          </w:rPr>
+          <w:rPr>
+            <w:color w:val="0000EE"/>
+            <w:u w:val="single"/>
+          </w:rPr>
+          <w:t>Josué 9.7</w:t>
+        </w:r>
+      </w:hyperlink>
+      <w:r>
+        <w:rPr>
+          <w:lang w:val="pt_PT" w:bidi="pt_PT"/>
+        </w:rPr>
+        <w:t xml:space="preserve"> pode ser de uma família diferente de manuscritos daqueles usados pelos tradutores da Septuaginta, preservando suas próprias tradições étnicas. Parece melhor pensar tanto nos heveus quanto nos horeus como grupos étnicos conectados aos hurritas por língua e cultura.</w:t>
+      </w:r>
+    </w:p>
+    <w:p>
+      <w:pPr/>
+      <w:r>
+        <w:rPr>
+          <w:lang w:val="pt_PT" w:bidi="pt_PT"/>
+        </w:rPr>
+      </w:r>
+      <w:r>
+        <w:rPr>
+          <w:i/>
+          <w:lang w:val="pt_PT" w:bidi="pt_PT"/>
+        </w:rPr>
+        <w:t>Veja também</w:t>
+      </w:r>
+      <w:r>
+        <w:rPr>
+          <w:lang w:val="pt_PT" w:bidi="pt_PT"/>
+        </w:rPr>
+        <w:t xml:space="preserve"> </w:t>
+      </w:r>
+      <w:r>
+        <w:rPr>
+          <w:lang w:val="pt_PT" w:bidi="pt_PT"/>
+        </w:rPr>
+        <w:t>Hurritas</w:t>
+      </w:r>
+      <w:r>
+        <w:rPr>
+          <w:lang w:val="pt_PT" w:bidi="pt_PT"/>
+        </w:rPr>
+        <w:t xml:space="preserve">; </w:t>
+      </w:r>
+      <w:r>
+        <w:rPr>
+          <w:lang w:val="pt_PT" w:bidi="pt_PT"/>
+        </w:rPr>
+        <w:t>Hivitas</w:t>
+      </w:r>
+      <w:r>
+        <w:rPr>
+          <w:lang w:val="pt_PT" w:bidi="pt_PT"/>
+        </w:rPr>
+        <w:t>.</w:t>
       </w:r>
       <w:r>
         <w:rPr>
@@ -48718,394 +49048,76 @@
         <w:rPr>
           <w:lang w:val="pt_PT" w:bidi="pt_PT"/>
         </w:rPr>
-        <w:t>Horeus</w:t>
-      </w:r>
-      <w:r>
-        <w:rPr>
-          <w:lang w:val="pt_PT" w:bidi="pt_PT"/>
-        </w:rPr>
-      </w:r>
-    </w:p>
-    <w:p>
-      <w:pPr/>
-      <w:r>
-        <w:rPr>
-          <w:lang w:val="pt_PT" w:bidi="pt_PT"/>
-        </w:rPr>
-      </w:r>
-      <w:r>
-        <w:rPr>
-          <w:lang w:val="pt_PT" w:bidi="pt_PT"/>
-        </w:rPr>
-        <w:t>Habitantes das cavernas do Monte Seir, segundo a tradição. Esses pré-edomitas eram chamados de filhos de Seir (</w:t>
-      </w:r>
-      <w:hyperlink r:id="rId860">
-        <w:r>
-          <w:rPr>
-            <w:lang w:val="pt_PT" w:bidi="pt_PT"/>
-          </w:rPr>
-          <w:rPr>
-            <w:color w:val="0000EE"/>
-            <w:u w:val="single"/>
-          </w:rPr>
-          <w:t>Gn 36.20</w:t>
-        </w:r>
-      </w:hyperlink>
-      <w:r>
-        <w:rPr>
-          <w:lang w:val="pt_PT" w:bidi="pt_PT"/>
-        </w:rPr>
-        <w:t>). Na Bíblia, foram derrotados por Quedorlaomer e seus aliados (</w:t>
-      </w:r>
-      <w:hyperlink r:id="rId1125">
-        <w:r>
-          <w:rPr>
-            <w:lang w:val="pt_PT" w:bidi="pt_PT"/>
-          </w:rPr>
-          <w:rPr>
-            <w:color w:val="0000EE"/>
-            <w:u w:val="single"/>
-          </w:rPr>
-          <w:t>14.6</w:t>
-        </w:r>
-      </w:hyperlink>
-      <w:r>
-        <w:rPr>
-          <w:lang w:val="pt_PT" w:bidi="pt_PT"/>
-        </w:rPr>
-        <w:t>). Eles eram governados por chefes (</w:t>
-      </w:r>
-      <w:hyperlink r:id="rId1126">
-        <w:r>
-          <w:rPr>
-            <w:lang w:val="pt_PT" w:bidi="pt_PT"/>
-          </w:rPr>
-          <w:rPr>
-            <w:color w:val="0000EE"/>
-            <w:u w:val="single"/>
-          </w:rPr>
-          <w:t>36.29–30</w:t>
-        </w:r>
-      </w:hyperlink>
-      <w:r>
-        <w:rPr>
-          <w:lang w:val="pt_PT" w:bidi="pt_PT"/>
-        </w:rPr>
-        <w:t>) e, por fim, destruídos pelos descendentes de Esaú (</w:t>
-      </w:r>
-      <w:hyperlink r:id="rId1127">
-        <w:r>
-          <w:rPr>
-            <w:lang w:val="pt_PT" w:bidi="pt_PT"/>
-          </w:rPr>
-          <w:rPr>
-            <w:color w:val="0000EE"/>
-            <w:u w:val="single"/>
-          </w:rPr>
-          <w:t>Dt 2.12,22</w:t>
-        </w:r>
-      </w:hyperlink>
-      <w:r>
-        <w:rPr>
-          <w:lang w:val="pt_PT" w:bidi="pt_PT"/>
-        </w:rPr>
-        <w:t>).</w:t>
-      </w:r>
-    </w:p>
-    <w:p>
-      <w:pPr/>
-      <w:r>
-        <w:rPr>
-          <w:lang w:val="pt_PT" w:bidi="pt_PT"/>
-        </w:rPr>
-      </w:r>
-      <w:r>
-        <w:rPr>
-          <w:lang w:val="pt_PT" w:bidi="pt_PT"/>
-        </w:rPr>
-        <w:t xml:space="preserve">A etimologia popular e bíblica de "horeu" tem sido contestada desde a descoberta dos hurritas (curitas) como predecessores étnicos de muitas tribos do Oriente Próximo. Os hurritas eram um povo não semita das montanhas. Por volta do segundo milênio a.C., eles migraram para o norte e nordeste da Mesopotâmia, e mais tarde se moveram para as regiões da Síria e Palestina. Como a língua hurrita era prevalente na área ocidental do Jordão, e já que foneticamente "horita" é o equivalente hebraico do AT ao extrabíblico "hurrita", vários estudiosos e tradutores substituíram "hurrita" por "horita" (ou horeus). Muitos equipararam os heveus, que faziam parte do grupo linguístico e cultural hurrita, aos horeus. Esses críticos assumiram uma corrupção textual precoce do </w:t>
+        <w:t>Hor-Hagidgade</w:t>
+      </w:r>
+      <w:r>
+        <w:rPr>
+          <w:lang w:val="pt_PT" w:bidi="pt_PT"/>
+        </w:rPr>
+      </w:r>
+    </w:p>
+    <w:p>
+      <w:pPr/>
+      <w:r>
+        <w:rPr>
+          <w:lang w:val="pt_PT" w:bidi="pt_PT"/>
+        </w:rPr>
+      </w:r>
+      <w:r>
+        <w:rPr>
+          <w:lang w:val="pt_PT" w:bidi="pt_PT"/>
+        </w:rPr>
+        <w:t>Uma tradução literal traduz como Hor-Hagidgade. Local de acampamento dos israelitas durante suas peregrinações no deserto (</w:t>
+      </w:r>
+      <w:hyperlink r:id="rId1128">
+        <w:r>
+          <w:rPr>
+            <w:lang w:val="pt_PT" w:bidi="pt_PT"/>
+          </w:rPr>
+          <w:rPr>
+            <w:color w:val="0000EE"/>
+            <w:u w:val="single"/>
+          </w:rPr>
+          <w:t>Nm 33.32–33</w:t>
+        </w:r>
+      </w:hyperlink>
+      <w:r>
+        <w:rPr>
+          <w:lang w:val="pt_PT" w:bidi="pt_PT"/>
+        </w:rPr>
+        <w:t xml:space="preserve">). Pode ser o Gudgodá de </w:t>
+      </w:r>
+      <w:hyperlink r:id="rId1129">
+        <w:r>
+          <w:rPr>
+            <w:lang w:val="pt_PT" w:bidi="pt_PT"/>
+          </w:rPr>
+          <w:rPr>
+            <w:color w:val="0000EE"/>
+            <w:u w:val="single"/>
+          </w:rPr>
+          <w:t>Deuteronômio 10.7</w:t>
+        </w:r>
+      </w:hyperlink>
+      <w:r>
+        <w:rPr>
+          <w:lang w:val="pt_PT" w:bidi="pt_PT"/>
+        </w:rPr>
+        <w:t>, e foi identificado com Wadi Ghadaghed.</w:t>
+      </w:r>
+    </w:p>
+    <w:p>
+      <w:pPr/>
+      <w:r>
+        <w:rPr>
+          <w:lang w:val="pt_PT" w:bidi="pt_PT"/>
+        </w:rPr>
       </w:r>
       <w:r>
         <w:rPr>
           <w:i/>
           <w:lang w:val="pt_PT" w:bidi="pt_PT"/>
         </w:rPr>
-        <w:t>r(esh)</w:t>
-      </w:r>
-      <w:r>
-        <w:rPr>
-          <w:lang w:val="pt_PT" w:bidi="pt_PT"/>
-        </w:rPr>
-        <w:t xml:space="preserve"> em ho</w:t>
-      </w:r>
-      <w:r>
-        <w:rPr>
-          <w:i/>
-          <w:lang w:val="pt_PT" w:bidi="pt_PT"/>
-        </w:rPr>
-        <w:t>r</w:t>
-      </w:r>
-      <w:r>
-        <w:rPr>
-          <w:lang w:val="pt_PT" w:bidi="pt_PT"/>
-        </w:rPr>
-        <w:t xml:space="preserve">ita para </w:t>
-      </w:r>
-      <w:r>
-        <w:rPr>
-          <w:i/>
-          <w:lang w:val="pt_PT" w:bidi="pt_PT"/>
-        </w:rPr>
-        <w:t>w(aw)</w:t>
-      </w:r>
-      <w:r>
-        <w:rPr>
-          <w:lang w:val="pt_PT" w:bidi="pt_PT"/>
-        </w:rPr>
-        <w:t xml:space="preserve"> em hi</w:t>
-      </w:r>
-      <w:r>
-        <w:rPr>
-          <w:i/>
-          <w:lang w:val="pt_PT" w:bidi="pt_PT"/>
-        </w:rPr>
-        <w:t>v</w:t>
-      </w:r>
-      <w:r>
-        <w:rPr>
-          <w:lang w:val="pt_PT" w:bidi="pt_PT"/>
-        </w:rPr>
-        <w:t xml:space="preserve">ita. Um certo Zibeão é chamado de horita em </w:t>
-      </w:r>
-      <w:hyperlink r:id="rId1128">
-        <w:r>
-          <w:rPr>
-            <w:lang w:val="pt_PT" w:bidi="pt_PT"/>
-          </w:rPr>
-          <w:rPr>
-            <w:color w:val="0000EE"/>
-            <w:u w:val="single"/>
-          </w:rPr>
-          <w:t>Gn 36.20–30</w:t>
-        </w:r>
-      </w:hyperlink>
-      <w:r>
-        <w:rPr>
-          <w:lang w:val="pt_PT" w:bidi="pt_PT"/>
-        </w:rPr>
-        <w:t xml:space="preserve">, enquanto no versículo </w:t>
-      </w:r>
-      <w:hyperlink r:id="rId859">
-        <w:r>
-          <w:rPr>
-            <w:lang w:val="pt_PT" w:bidi="pt_PT"/>
-          </w:rPr>
-          <w:rPr>
-            <w:color w:val="0000EE"/>
-            <w:u w:val="single"/>
-          </w:rPr>
-          <w:t>2</w:t>
-        </w:r>
-      </w:hyperlink>
-      <w:r>
-        <w:rPr>
-          <w:lang w:val="pt_PT" w:bidi="pt_PT"/>
-        </w:rPr>
-        <w:t xml:space="preserve"> o homem é chamado de heveu. A Septuaginta de </w:t>
-      </w:r>
-      <w:hyperlink r:id="rId862">
-        <w:r>
-          <w:rPr>
-            <w:lang w:val="pt_PT" w:bidi="pt_PT"/>
-          </w:rPr>
-          <w:rPr>
-            <w:color w:val="0000EE"/>
-            <w:u w:val="single"/>
-          </w:rPr>
-          <w:t>Josué 9.7</w:t>
-        </w:r>
-      </w:hyperlink>
-      <w:r>
-        <w:rPr>
-          <w:lang w:val="pt_PT" w:bidi="pt_PT"/>
-        </w:rPr>
-        <w:t xml:space="preserve"> e </w:t>
-      </w:r>
-      <w:hyperlink r:id="rId164">
-        <w:r>
-          <w:rPr>
-            <w:lang w:val="pt_PT" w:bidi="pt_PT"/>
-          </w:rPr>
-          <w:rPr>
-            <w:color w:val="0000EE"/>
-            <w:u w:val="single"/>
-          </w:rPr>
-          <w:t>Gênesis 34.2</w:t>
-        </w:r>
-      </w:hyperlink>
-      <w:r>
-        <w:rPr>
-          <w:lang w:val="pt_PT" w:bidi="pt_PT"/>
-        </w:rPr>
-        <w:t xml:space="preserve"> lê "horita" em vez de "heveu" como no Texto Massorético. Alguns manuscritos da Septuaginta leem "hitita" para o "heveu" do Texto Massorético (</w:t>
-      </w:r>
-      <w:hyperlink r:id="rId854">
-        <w:r>
-          <w:rPr>
-            <w:lang w:val="pt_PT" w:bidi="pt_PT"/>
-          </w:rPr>
-          <w:rPr>
-            <w:color w:val="0000EE"/>
-            <w:u w:val="single"/>
-          </w:rPr>
-          <w:t>Js 11.3</w:t>
-        </w:r>
-      </w:hyperlink>
-      <w:r>
-        <w:rPr>
-          <w:lang w:val="pt_PT" w:bidi="pt_PT"/>
-        </w:rPr>
-        <w:t xml:space="preserve">, </w:t>
-      </w:r>
-      <w:hyperlink r:id="rId853">
-        <w:r>
-          <w:rPr>
-            <w:lang w:val="pt_PT" w:bidi="pt_PT"/>
-          </w:rPr>
-          <w:rPr>
-            <w:color w:val="0000EE"/>
-            <w:u w:val="single"/>
-          </w:rPr>
-          <w:t>Jz 3.3</w:t>
-        </w:r>
-      </w:hyperlink>
-      <w:r>
-        <w:rPr>
-          <w:lang w:val="pt_PT" w:bidi="pt_PT"/>
-        </w:rPr>
-        <w:t xml:space="preserve">). Em </w:t>
-      </w:r>
-      <w:hyperlink r:id="rId859">
-        <w:r>
-          <w:rPr>
-            <w:lang w:val="pt_PT" w:bidi="pt_PT"/>
-          </w:rPr>
-          <w:rPr>
-            <w:color w:val="0000EE"/>
-            <w:u w:val="single"/>
-          </w:rPr>
-          <w:t>Gênesis 36.2</w:t>
-        </w:r>
-      </w:hyperlink>
-      <w:r>
-        <w:rPr>
-          <w:lang w:val="pt_PT" w:bidi="pt_PT"/>
-        </w:rPr>
-        <w:t>, os manuscritos hebraicos existentes erroneamente leem "heveu" por "horita". Parece que as referências do AT não se encaixam nos hurritas, nem os nomes pessoais dos horeus correspondem a exemplos hurritas (</w:t>
-      </w:r>
-      <w:hyperlink r:id="rId1128">
-        <w:r>
-          <w:rPr>
-            <w:lang w:val="pt_PT" w:bidi="pt_PT"/>
-          </w:rPr>
-          <w:rPr>
-            <w:color w:val="0000EE"/>
-            <w:u w:val="single"/>
-          </w:rPr>
-          <w:t>Gn 36.20–30</w:t>
-        </w:r>
-      </w:hyperlink>
-      <w:r>
-        <w:rPr>
-          <w:lang w:val="pt_PT" w:bidi="pt_PT"/>
-        </w:rPr>
-        <w:t>). Eles parecem, em vez disso, ser semitas. Os horeus eram da Transjordânia e foram os predecessores dos edomitas (</w:t>
-      </w:r>
-      <w:hyperlink r:id="rId1125">
-        <w:r>
-          <w:rPr>
-            <w:lang w:val="pt_PT" w:bidi="pt_PT"/>
-          </w:rPr>
-          <w:rPr>
-            <w:color w:val="0000EE"/>
-            <w:u w:val="single"/>
-          </w:rPr>
-          <w:t>14.6</w:t>
-        </w:r>
-      </w:hyperlink>
-      <w:r>
-        <w:rPr>
-          <w:lang w:val="pt_PT" w:bidi="pt_PT"/>
-        </w:rPr>
-        <w:t>). Referências posteriores aos horeus podem ser aos horeus ocidentais, que talvez fossem hurritas (</w:t>
-      </w:r>
-      <w:hyperlink r:id="rId1129">
-        <w:r>
-          <w:rPr>
-            <w:lang w:val="pt_PT" w:bidi="pt_PT"/>
-          </w:rPr>
-          <w:rPr>
-            <w:color w:val="0000EE"/>
-            <w:u w:val="single"/>
-          </w:rPr>
-          <w:t>Is 17.9</w:t>
-        </w:r>
-      </w:hyperlink>
-      <w:r>
-        <w:rPr>
-          <w:lang w:val="pt_PT" w:bidi="pt_PT"/>
-        </w:rPr>
-        <w:t xml:space="preserve">) e não semitas, mas bastante distintos dos predecessores dos edomitas, os horeus orientais. O hebraico de </w:t>
-      </w:r>
-      <w:hyperlink r:id="rId164">
-        <w:r>
-          <w:rPr>
-            <w:lang w:val="pt_PT" w:bidi="pt_PT"/>
-          </w:rPr>
-          <w:rPr>
-            <w:color w:val="0000EE"/>
-            <w:u w:val="single"/>
-          </w:rPr>
-          <w:t>Gênesis 34.2</w:t>
-        </w:r>
-      </w:hyperlink>
-      <w:r>
-        <w:rPr>
-          <w:lang w:val="pt_PT" w:bidi="pt_PT"/>
-        </w:rPr>
-        <w:t xml:space="preserve"> e </w:t>
-      </w:r>
-      <w:hyperlink r:id="rId862">
-        <w:r>
-          <w:rPr>
-            <w:lang w:val="pt_PT" w:bidi="pt_PT"/>
-          </w:rPr>
-          <w:rPr>
-            <w:color w:val="0000EE"/>
-            <w:u w:val="single"/>
-          </w:rPr>
-          <w:t>Josué 9.7</w:t>
-        </w:r>
-      </w:hyperlink>
-      <w:r>
-        <w:rPr>
-          <w:lang w:val="pt_PT" w:bidi="pt_PT"/>
-        </w:rPr>
-        <w:t xml:space="preserve"> pode ser de uma família diferente de manuscritos daqueles usados pelos tradutores da Septuaginta, preservando suas próprias tradições étnicas. Parece melhor pensar tanto nos heveus quanto nos horeus como grupos étnicos conectados aos hurritas por língua e cultura.</w:t>
-      </w:r>
-    </w:p>
-    <w:p>
-      <w:pPr/>
-      <w:r>
-        <w:rPr>
-          <w:lang w:val="pt_PT" w:bidi="pt_PT"/>
-        </w:rPr>
-      </w:r>
-      <w:r>
-        <w:rPr>
-          <w:i/>
-          <w:lang w:val="pt_PT" w:bidi="pt_PT"/>
-        </w:rPr>
         <w:t>Veja também</w:t>
       </w:r>
       <w:r>
@@ -49118,19 +49130,7 @@
         <w:rPr>
           <w:lang w:val="pt_PT" w:bidi="pt_PT"/>
         </w:rPr>
-        <w:t>Hurritas</w:t>
-      </w:r>
-      <w:r>
-        <w:rPr>
-          <w:lang w:val="pt_PT" w:bidi="pt_PT"/>
-        </w:rPr>
-        <w:t xml:space="preserve">; </w:t>
-      </w:r>
-      <w:r>
-        <w:rPr>
-          <w:lang w:val="pt_PT" w:bidi="pt_PT"/>
-        </w:rPr>
-        <w:t>Hivitas</w:t>
+        <w:t>Peregrinações no deserto</w:t>
       </w:r>
       <w:r>
         <w:rPr>
@@ -52351,25 +52351,25 @@
         </w:rPr>
         <w:t>Profetisa que vivia em Jerusalém; contemporânea dos profetas Jeremias e Sofonias. Hulda é apresentada como a esposa de Salum, o guardião das vestimentas na corte do rei Josias (</w:t>
       </w:r>
+      <w:hyperlink r:id="rId254">
+        <w:r>
+          <w:rPr>
+            <w:lang w:val="pt_PT" w:bidi="pt_PT"/>
+          </w:rPr>
+          <w:rPr>
+            <w:color w:val="0000EE"/>
+            <w:u w:val="single"/>
+          </w:rPr>
+          <w:t>2Rs 22.14</w:t>
+        </w:r>
+      </w:hyperlink>
+      <w:r>
+        <w:rPr>
+          <w:lang w:val="pt_PT" w:bidi="pt_PT"/>
+        </w:rPr>
+        <w:t xml:space="preserve">; </w:t>
+      </w:r>
       <w:hyperlink r:id="rId255">
-        <w:r>
-          <w:rPr>
-            <w:lang w:val="pt_PT" w:bidi="pt_PT"/>
-          </w:rPr>
-          <w:rPr>
-            <w:color w:val="0000EE"/>
-            <w:u w:val="single"/>
-          </w:rPr>
-          <w:t>2Rs 22.14</w:t>
-        </w:r>
-      </w:hyperlink>
-      <w:r>
-        <w:rPr>
-          <w:lang w:val="pt_PT" w:bidi="pt_PT"/>
-        </w:rPr>
-        <w:t xml:space="preserve">; </w:t>
-      </w:r>
-      <w:hyperlink r:id="rId256">
         <w:r>
           <w:rPr>
             <w:lang w:val="pt_PT" w:bidi="pt_PT"/>

--- a/por/docx/009.content.docx
+++ b/por/docx/009.content.docx
@@ -41086,6 +41086,248 @@
           <w:lang w:val="pt_PT" w:bidi="pt_PT"/>
         </w:rPr>
         <w:t>Plantas</w:t>
+      </w:r>
+      <w:r>
+        <w:rPr>
+          <w:lang w:val="pt_PT" w:bidi="pt_PT"/>
+        </w:rPr>
+        <w:t>.</w:t>
+      </w:r>
+      <w:r>
+        <w:rPr>
+          <w:lang w:val="pt_PT" w:bidi="pt_PT"/>
+        </w:rPr>
+      </w:r>
+      <w:r>
+        <w:rPr>
+          <w:lang w:val="pt_PT" w:bidi="pt_PT"/>
+        </w:rPr>
+      </w:r>
+    </w:p>
+    <w:p>
+      <w:pPr/>
+      <w:r>
+        <w:rPr>
+          <w:lang w:val="pt_PT" w:bidi="pt_PT"/>
+        </w:rPr>
+      </w:r>
+    </w:p>
+    <w:p>
+      <w:pPr>
+        <w:pStyle w:val="Heading2"/>
+      </w:pPr>
+      <w:r>
+        <w:rPr>
+          <w:lang w:val="pt_PT" w:bidi="pt_PT"/>
+        </w:rPr>
+        <w:t>História apostólica de Abdias</w:t>
+      </w:r>
+      <w:r>
+        <w:rPr>
+          <w:lang w:val="pt_PT" w:bidi="pt_PT"/>
+        </w:rPr>
+      </w:r>
+    </w:p>
+    <w:p>
+      <w:pPr/>
+      <w:r>
+        <w:rPr>
+          <w:lang w:val="pt_PT" w:bidi="pt_PT"/>
+        </w:rPr>
+      </w:r>
+      <w:r>
+        <w:rPr>
+          <w:lang w:val="pt_PT" w:bidi="pt_PT"/>
+        </w:rPr>
+        <w:t>Esta coleção inclui conteúdo tanto de escritos canônicos quanto apócrifos sobre as vidas dos apóstolos, incluindo Paulo. Alguns afirmam que Abdias, que pode ter sido bispo de Babilônia durante o primeiro ou segundo século d.C., escreveu esta história. No entanto, provavelmente foi compilada a partir de várias fontes na França do quarto século. Esta obra apócrifa é dividida em dez livros. No início, as histórias circulavam em grego como escritos separados. Mais tarde, quando foram traduzidas para o latim, foram combinadas em um único livro. Embora a maioria das histórias seja considerada contos populares ou lendas, algumas partes mencionam detalhes que não aparecem em nenhum outro lugar e podem ter valor histórico.</w:t>
+      </w:r>
+    </w:p>
+    <w:p>
+      <w:pPr/>
+      <w:r>
+        <w:rPr>
+          <w:lang w:val="pt_PT" w:bidi="pt_PT"/>
+        </w:rPr>
+      </w:r>
+      <w:r>
+        <w:rPr>
+          <w:lang w:val="pt_PT" w:bidi="pt_PT"/>
+        </w:rPr>
+        <w:t>De acordo com a tradição posterior, Abdias viveu durante o tempo dos apóstolos e pode ter visto Cristo. Diz-se que ele viajava frequentemente com os apóstolos Simão e Judas. O prefácio da versão latina afirma que ele originalmente escreveu a obra em hebraico. Seu discípulo Eutrópio então a traduziu para o grego, e o historiador africano traduziu o texto grego para o latim. No entanto, não há evidências históricas que apoiem nenhuma dessas afirmações.</w:t>
+      </w:r>
+    </w:p>
+    <w:p>
+      <w:pPr/>
+      <w:r>
+        <w:rPr>
+          <w:lang w:val="pt_PT" w:bidi="pt_PT"/>
+        </w:rPr>
+      </w:r>
+      <w:r>
+        <w:rPr>
+          <w:i/>
+          <w:lang w:val="pt_PT" w:bidi="pt_PT"/>
+        </w:rPr>
+        <w:t>Veja também</w:t>
+      </w:r>
+      <w:r>
+        <w:rPr>
+          <w:lang w:val="pt_PT" w:bidi="pt_PT"/>
+        </w:rPr>
+        <w:t xml:space="preserve"> </w:t>
+      </w:r>
+      <w:r>
+        <w:rPr>
+          <w:lang w:val="pt_PT" w:bidi="pt_PT"/>
+        </w:rPr>
+        <w:t>Apócrifos</w:t>
+      </w:r>
+      <w:r>
+        <w:rPr>
+          <w:lang w:val="pt_PT" w:bidi="pt_PT"/>
+        </w:rPr>
+        <w:t>.</w:t>
+      </w:r>
+      <w:r>
+        <w:rPr>
+          <w:lang w:val="pt_PT" w:bidi="pt_PT"/>
+        </w:rPr>
+      </w:r>
+      <w:r>
+        <w:rPr>
+          <w:lang w:val="pt_PT" w:bidi="pt_PT"/>
+        </w:rPr>
+      </w:r>
+    </w:p>
+    <w:p>
+      <w:pPr/>
+      <w:r>
+        <w:rPr>
+          <w:lang w:val="pt_PT" w:bidi="pt_PT"/>
+        </w:rPr>
+      </w:r>
+    </w:p>
+    <w:p>
+      <w:pPr>
+        <w:pStyle w:val="Heading2"/>
+      </w:pPr>
+      <w:r>
+        <w:rPr>
+          <w:lang w:val="pt_PT" w:bidi="pt_PT"/>
+        </w:rPr>
+        <w:t>História árabe de José, o carpinteiro</w:t>
+      </w:r>
+      <w:r>
+        <w:rPr>
+          <w:lang w:val="pt_PT" w:bidi="pt_PT"/>
+        </w:rPr>
+      </w:r>
+    </w:p>
+    <w:p>
+      <w:pPr/>
+      <w:r>
+        <w:rPr>
+          <w:lang w:val="pt_PT" w:bidi="pt_PT"/>
+        </w:rPr>
+      </w:r>
+      <w:r>
+        <w:rPr>
+          <w:lang w:val="pt_PT" w:bidi="pt_PT"/>
+        </w:rPr>
+        <w:t>Este escrito do quarto século d.C. narra a história da vida e morte de José. Alega incluir informações que vieram do próprio Jesus.</w:t>
+      </w:r>
+    </w:p>
+    <w:p>
+      <w:pPr/>
+      <w:r>
+        <w:rPr>
+          <w:lang w:val="pt_PT" w:bidi="pt_PT"/>
+        </w:rPr>
+      </w:r>
+      <w:r>
+        <w:rPr>
+          <w:lang w:val="pt_PT" w:bidi="pt_PT"/>
+        </w:rPr>
+        <w:t>De acordo com este relato, José, o carpinteiro, era um viúvo que tinha quatro filhos e duas filhas (capítulo 2). Quando José tinha 90 anos, ele foi escolhido para cuidar de Maria (capítulo 14). Isso significa que, nesta história, os irmãos e irmãs de Jesus eram, na verdade, filhos de José de um casamento anterior.</w:t>
+      </w:r>
+    </w:p>
+    <w:p>
+      <w:pPr/>
+      <w:r>
+        <w:rPr>
+          <w:lang w:val="pt_PT" w:bidi="pt_PT"/>
+        </w:rPr>
+      </w:r>
+      <w:r>
+        <w:rPr>
+          <w:lang w:val="pt_PT" w:bidi="pt_PT"/>
+        </w:rPr>
+        <w:t>O texto afirma que José viveu até os 111 anos de idade. Também menciona que Maria "deve enfrentar o mesmo fim de vida que outros mortais" (capítulo 18). A obra sobrevive em versões tanto em árabe quanto em copta.</w:t>
+      </w:r>
+    </w:p>
+    <w:p>
+      <w:pPr/>
+      <w:r>
+        <w:rPr>
+          <w:lang w:val="pt_PT" w:bidi="pt_PT"/>
+        </w:rPr>
+      </w:r>
+      <w:r>
+        <w:rPr>
+          <w:lang w:val="pt_PT" w:bidi="pt_PT"/>
+        </w:rPr>
+        <w:t>Alguns estudiosos acreditam que foi escrito antes do quinto século, quando a ideia da "assunção de Maria ao céu" se tornou popular. Outros acreditam que pode ter sido escrito bem mais tarde.</w:t>
+      </w:r>
+    </w:p>
+    <w:p>
+      <w:pPr/>
+      <w:r>
+        <w:rPr>
+          <w:lang w:val="pt_PT" w:bidi="pt_PT"/>
+        </w:rPr>
+      </w:r>
+      <w:r>
+        <w:rPr>
+          <w:i/>
+          <w:lang w:val="pt_PT" w:bidi="pt_PT"/>
+        </w:rPr>
+        <w:t>Veja também</w:t>
+      </w:r>
+      <w:r>
+        <w:rPr>
+          <w:lang w:val="pt_PT" w:bidi="pt_PT"/>
+        </w:rPr>
+        <w:t xml:space="preserve"> </w:t>
+      </w:r>
+      <w:r>
+        <w:rPr>
+          <w:lang w:val="pt_PT" w:bidi="pt_PT"/>
+        </w:rPr>
+        <w:t>Apócrifos</w:t>
+      </w:r>
+      <w:r>
+        <w:rPr>
+          <w:lang w:val="pt_PT" w:bidi="pt_PT"/>
+        </w:rPr>
+        <w:t xml:space="preserve">; </w:t>
+      </w:r>
+      <w:r>
+        <w:rPr>
+          <w:lang w:val="pt_PT" w:bidi="pt_PT"/>
+        </w:rPr>
+        <w:t>História de José, o carpinteiro</w:t>
+      </w:r>
+      <w:r>
+        <w:rPr>
+          <w:lang w:val="pt_PT" w:bidi="pt_PT"/>
+        </w:rPr>
+        <w:t xml:space="preserve">; </w:t>
+      </w:r>
+      <w:r>
+        <w:rPr>
+          <w:lang w:val="pt_PT" w:bidi="pt_PT"/>
+        </w:rPr>
+        <w:t>José</w:t>
       </w:r>
       <w:r>
         <w:rPr>

--- a/por/docx/009.content.docx
+++ b/por/docx/009.content.docx
@@ -41316,6 +41316,157 @@
           <w:lang w:val="pt_PT" w:bidi="pt_PT"/>
         </w:rPr>
         <w:t>História de José, o carpinteiro</w:t>
+      </w:r>
+      <w:r>
+        <w:rPr>
+          <w:lang w:val="pt_PT" w:bidi="pt_PT"/>
+        </w:rPr>
+        <w:t xml:space="preserve">; </w:t>
+      </w:r>
+      <w:r>
+        <w:rPr>
+          <w:lang w:val="pt_PT" w:bidi="pt_PT"/>
+        </w:rPr>
+        <w:t>José</w:t>
+      </w:r>
+      <w:r>
+        <w:rPr>
+          <w:lang w:val="pt_PT" w:bidi="pt_PT"/>
+        </w:rPr>
+        <w:t>.</w:t>
+      </w:r>
+      <w:r>
+        <w:rPr>
+          <w:lang w:val="pt_PT" w:bidi="pt_PT"/>
+        </w:rPr>
+      </w:r>
+      <w:r>
+        <w:rPr>
+          <w:lang w:val="pt_PT" w:bidi="pt_PT"/>
+        </w:rPr>
+      </w:r>
+    </w:p>
+    <w:p>
+      <w:pPr/>
+      <w:r>
+        <w:rPr>
+          <w:lang w:val="pt_PT" w:bidi="pt_PT"/>
+        </w:rPr>
+      </w:r>
+    </w:p>
+    <w:p>
+      <w:pPr>
+        <w:pStyle w:val="Heading2"/>
+      </w:pPr>
+      <w:r>
+        <w:rPr>
+          <w:lang w:val="pt_PT" w:bidi="pt_PT"/>
+        </w:rPr>
+        <w:t>História de José, o carpinteiro</w:t>
+      </w:r>
+      <w:r>
+        <w:rPr>
+          <w:lang w:val="pt_PT" w:bidi="pt_PT"/>
+        </w:rPr>
+      </w:r>
+    </w:p>
+    <w:p>
+      <w:pPr/>
+      <w:r>
+        <w:rPr>
+          <w:lang w:val="pt_PT" w:bidi="pt_PT"/>
+        </w:rPr>
+      </w:r>
+      <w:r>
+        <w:rPr>
+          <w:lang w:val="pt_PT" w:bidi="pt_PT"/>
+        </w:rPr>
+        <w:t>Este antigo documento homenageia o pai terreno de Jesus e incentiva o respeito e a veneração de José. A história pode ter sido escrita por volta do século IV d.C., com base em declarações encontradas no capítulo 18. Nesse capítulo, Jesus diz a Maria: "Você também deve esperar o mesmo fim de vida que outros mortais". No século V d.C., muitas pessoas acreditavam na "Assunção da Virgem Maria".</w:t>
+      </w:r>
+    </w:p>
+    <w:p>
+      <w:pPr/>
+      <w:r>
+        <w:rPr>
+          <w:lang w:val="pt_PT" w:bidi="pt_PT"/>
+        </w:rPr>
+      </w:r>
+      <w:r>
+        <w:rPr>
+          <w:lang w:val="pt_PT" w:bidi="pt_PT"/>
+        </w:rPr>
+        <w:t>A história de José, o Carpinteiro, está relacionada a outro texto cristão primitivo, o Protoevangelho de Tiago. Foi influenciada pelo gnosticismo e por crenças religiosas egípcias. Cópias completas sobreviveram em copta e árabe, assim como fragmentos em saídico.</w:t>
+      </w:r>
+    </w:p>
+    <w:p>
+      <w:pPr/>
+      <w:r>
+        <w:rPr>
+          <w:lang w:val="pt_PT" w:bidi="pt_PT"/>
+        </w:rPr>
+      </w:r>
+      <w:r>
+        <w:rPr>
+          <w:lang w:val="pt_PT" w:bidi="pt_PT"/>
+        </w:rPr>
+        <w:t>A História de José, o Carpinteiro, afirma narrar a vida de José e sua morte pacífica aos 111 anos. Nessa história, Jesus a relata aos seus discípulos no Monte das Oliveiras. José é um carpinteiro (</w:t>
+      </w:r>
+      <w:hyperlink r:id="rId809">
+        <w:r>
+          <w:rPr>
+            <w:lang w:val="pt_PT" w:bidi="pt_PT"/>
+          </w:rPr>
+          <w:rPr>
+            <w:color w:val="0000EE"/>
+            <w:u w:val="single"/>
+          </w:rPr>
+          <w:t>Mt 13.55</w:t>
+        </w:r>
+      </w:hyperlink>
+      <w:r>
+        <w:rPr>
+          <w:lang w:val="pt_PT" w:bidi="pt_PT"/>
+        </w:rPr>
+        <w:t>) e um viúvo idoso quando se casa com Maria, de 12 anos. Ele tinha seis filhos de um casamento anterior. Após sua morte, Jesus faz um elogio fúnebre em seu funeral. O enterro segue costumes semelhantes às cerimônias egípcias para o deus Osíris.</w:t>
+      </w:r>
+    </w:p>
+    <w:p>
+      <w:pPr/>
+      <w:r>
+        <w:rPr>
+          <w:lang w:val="pt_PT" w:bidi="pt_PT"/>
+        </w:rPr>
+      </w:r>
+      <w:r>
+        <w:rPr>
+          <w:i/>
+          <w:lang w:val="pt_PT" w:bidi="pt_PT"/>
+        </w:rPr>
+        <w:t>Veja também</w:t>
+      </w:r>
+      <w:r>
+        <w:rPr>
+          <w:lang w:val="pt_PT" w:bidi="pt_PT"/>
+        </w:rPr>
+        <w:t xml:space="preserve"> </w:t>
+      </w:r>
+      <w:r>
+        <w:rPr>
+          <w:lang w:val="pt_PT" w:bidi="pt_PT"/>
+        </w:rPr>
+        <w:t>Apócrifos</w:t>
+      </w:r>
+      <w:r>
+        <w:rPr>
+          <w:lang w:val="pt_PT" w:bidi="pt_PT"/>
+        </w:rPr>
+        <w:t xml:space="preserve">; </w:t>
+      </w:r>
+      <w:r>
+        <w:rPr>
+          <w:lang w:val="pt_PT" w:bidi="pt_PT"/>
+        </w:rPr>
+        <w:t>História Árabe de José, o Carpinteiro</w:t>
       </w:r>
       <w:r>
         <w:rPr>

--- a/por/docx/009.content.docx
+++ b/por/docx/009.content.docx
@@ -19,7 +19,7 @@
         <w:rPr>
           <w:lang w:val="pt_PT" w:bidi="pt_PT"/>
         </w:rPr>
-        <w:t>Resource: Tyndale Open Bible Dictionary</w:t>
+        <w:t>Resource: Aquifer Open Bible Dictionary</w:t>
       </w:r>
       <w:r>
         <w:rPr>
@@ -112,7 +112,7 @@
         <w:rPr>
           <w:lang w:val="pt_PT" w:bidi="pt_PT"/>
         </w:rPr>
-        <w:t>Tyndale Open Bible Dictionary</w:t>
+        <w:t>Aquifer Open Bible Dictionary</w:t>
       </w:r>
     </w:p>
     <w:p>
